--- a/addons-extra/extrairg/irg_gradebook_certificates/static/src/templates/Plantilla-certificado-notas-raimon.docx
+++ b/addons-extra/extrairg/irg_gradebook_certificates/static/src/templates/Plantilla-certificado-notas-raimon.docx
@@ -39,6 +39,14 @@
           <w:szCs w:val="20"/>
         </w:rPr>
         <w:t xml:space="preserve">Raimon Gaja Jaumeandreu, con DNI 37669967S en calidad de Director General del Instituto Ramon Gaja, S.L.</w:t>
+      </w:r>
+      <w:r>
+        <w:rPr>
+          <w:rFonts w:asciiTheme="minorHAnsi" w:hAnsiTheme="minorHAnsi" w:cstheme="minorHAnsi"/>
+          <w:sz w:val="20"/>
+          <w:szCs w:val="20"/>
+          <w:highlight w:val="none"/>
+        </w:rPr>
       </w:r>
       <w:r>
         <w:rPr>
@@ -107,7 +115,6 @@
           <w:szCs w:val="20"/>
           <w:highlight w:val="none"/>
         </w:rPr>
-        <w:t xml:space="preserve">CERTIFICA</w:t>
       </w:r>
       <w:r>
         <w:rPr>
@@ -138,7 +145,76 @@
           <w:szCs w:val="20"/>
           <w:highlight w:val="none"/>
         </w:rPr>
+        <w:t xml:space="preserve">CERTIFICA</w:t>
       </w:r>
+      <w:r>
+        <w:rPr>
+          <w:rFonts w:asciiTheme="minorHAnsi" w:hAnsiTheme="minorHAnsi" w:cstheme="minorHAnsi"/>
+          <w:sz w:val="20"/>
+          <w:szCs w:val="20"/>
+          <w:highlight w:val="none"/>
+        </w:rPr>
+      </w:r>
+      <w:r>
+        <w:rPr>
+          <w:rFonts w:asciiTheme="minorHAnsi" w:hAnsiTheme="minorHAnsi" w:cstheme="minorHAnsi"/>
+          <w:sz w:val="20"/>
+          <w:szCs w:val="20"/>
+          <w:highlight w:val="none"/>
+        </w:rPr>
+      </w:r>
+    </w:p>
+    <w:p>
+      <w:pPr>
+        <w:pBdr/>
+        <w:spacing w:after="0"/>
+        <w:ind w:left="128"/>
+        <w:jc w:val="both"/>
+        <w:rPr>
+          <w:rFonts w:asciiTheme="minorHAnsi" w:hAnsiTheme="minorHAnsi" w:cstheme="minorHAnsi"/>
+          <w:sz w:val="20"/>
+          <w:szCs w:val="20"/>
+          <w:highlight w:val="none"/>
+        </w:rPr>
+      </w:pPr>
+      <w:r>
+        <w:rPr>
+          <w:rFonts w:asciiTheme="minorHAnsi" w:hAnsiTheme="minorHAnsi" w:cstheme="minorHAnsi"/>
+          <w:sz w:val="20"/>
+          <w:szCs w:val="20"/>
+          <w:highlight w:val="none"/>
+        </w:rPr>
+      </w:r>
+      <w:r>
+        <w:rPr>
+          <w:rFonts w:asciiTheme="minorHAnsi" w:hAnsiTheme="minorHAnsi" w:cstheme="minorHAnsi"/>
+          <w:sz w:val="20"/>
+          <w:szCs w:val="20"/>
+          <w:highlight w:val="none"/>
+        </w:rPr>
+      </w:r>
+      <w:r>
+        <w:rPr>
+          <w:rFonts w:asciiTheme="minorHAnsi" w:hAnsiTheme="minorHAnsi" w:cstheme="minorHAnsi"/>
+          <w:sz w:val="20"/>
+          <w:szCs w:val="20"/>
+          <w:highlight w:val="none"/>
+        </w:rPr>
+      </w:r>
+    </w:p>
+    <w:p>
+      <w:pPr>
+        <w:pBdr/>
+        <w:spacing w:after="0"/>
+        <w:ind w:left="128"/>
+        <w:jc w:val="both"/>
+        <w:rPr>
+          <w:rFonts w:asciiTheme="minorHAnsi" w:hAnsiTheme="minorHAnsi" w:cstheme="minorHAnsi"/>
+          <w:sz w:val="20"/>
+          <w:szCs w:val="20"/>
+          <w:highlight w:val="none"/>
+        </w:rPr>
+      </w:pPr>
       <w:r>
         <w:rPr>
           <w:rFonts w:asciiTheme="minorHAnsi" w:hAnsiTheme="minorHAnsi" w:cstheme="minorHAnsi"/>
@@ -256,6 +332,16 @@
           <w:highlight w:val="none"/>
         </w:rPr>
       </w:r>
+      <w:r>
+        <w:rPr>
+          <w:rFonts w:asciiTheme="minorHAnsi" w:hAnsiTheme="minorHAnsi" w:cstheme="minorHAnsi"/>
+          <w:b w:val="0"/>
+          <w:bCs w:val="0"/>
+          <w:sz w:val="20"/>
+          <w:szCs w:val="20"/>
+          <w:highlight w:val="none"/>
+        </w:rPr>
+      </w:r>
     </w:p>
     <w:p>
       <w:pPr>
@@ -270,9 +356,9 @@
     </w:p>
     <w:tbl>
       <w:tblPr>
-        <w:tblStyle w:val="725"/>
+        <w:tblStyle w:val="909"/>
         <w:tblInd w:w="-172" w:type="dxa"/>
-        <w:tblW w:w="8362" w:type="dxa"/>
+        <w:tblW w:w="8890" w:type="dxa"/>
         <w:tblCellMar>
           <w:left w:w="109" w:type="dxa"/>
           <w:top w:w="131" w:type="dxa"/>
@@ -284,13 +370,13 @@
         <w:tblLook w:val="04A0" w:firstRow="1" w:lastRow="0" w:firstColumn="1" w:lastColumn="0" w:noHBand="0" w:noVBand="1"/>
       </w:tblPr>
       <w:tblGrid>
-        <w:gridCol w:w="992"/>
-        <w:gridCol w:w="6256"/>
-        <w:gridCol w:w="1114"/>
+        <w:gridCol w:w="1055"/>
+        <w:gridCol w:w="6651"/>
+        <w:gridCol w:w="1184"/>
       </w:tblGrid>
       <w:tr>
         <w:trPr>
-          <w:trHeight w:val="354"/>
+          <w:trHeight w:val="349"/>
         </w:trPr>
         <w:tc>
           <w:tcPr>
@@ -301,7 +387,7 @@
               <w:bottom w:val="single" w:color="000000" w:sz="10" w:space="0"/>
               <w:right w:val="single" w:color="dee2e6" w:sz="5" w:space="0"/>
             </w:tcBorders>
-            <w:tcW w:w="992" w:type="dxa"/>
+            <w:tcW w:w="1055" w:type="dxa"/>
             <w:vAlign w:val="center"/>
           </w:tcPr>
           <w:p>
@@ -330,7 +416,7 @@
               <w:bottom w:val="single" w:color="000000" w:sz="10" w:space="0"/>
               <w:right w:val="single" w:color="dee2e6" w:sz="5" w:space="0"/>
             </w:tcBorders>
-            <w:tcW w:w="6256" w:type="dxa"/>
+            <w:tcW w:w="6651" w:type="dxa"/>
             <w:vAlign w:val="center"/>
           </w:tcPr>
           <w:p>
@@ -359,7 +445,7 @@
               <w:bottom w:val="single" w:color="000000" w:sz="10" w:space="0"/>
               <w:right w:val="single" w:color="dee2e6" w:sz="5" w:space="0"/>
             </w:tcBorders>
-            <w:tcW w:w="1114" w:type="dxa"/>
+            <w:tcW w:w="1184" w:type="dxa"/>
             <w:vAlign w:val="center"/>
           </w:tcPr>
           <w:p>
@@ -382,7 +468,7 @@
       </w:tr>
       <w:tr>
         <w:trPr>
-          <w:trHeight w:val="327"/>
+          <w:trHeight w:val="322"/>
         </w:trPr>
         <w:tc>
           <w:tcPr>
@@ -392,7 +478,7 @@
               <w:bottom w:val="single" w:color="dee2e6" w:sz="5" w:space="0"/>
               <w:right w:val="single" w:color="dee2e6" w:sz="5" w:space="0"/>
             </w:tcBorders>
-            <w:tcW w:w="992" w:type="dxa"/>
+            <w:tcW w:w="1055" w:type="dxa"/>
             <w:vAlign w:val="center"/>
           </w:tcPr>
           <w:p>
@@ -414,7 +500,7 @@
               <w:bottom w:val="single" w:color="dee2e6" w:sz="5" w:space="0"/>
               <w:right w:val="single" w:color="dee2e6" w:sz="5" w:space="0"/>
             </w:tcBorders>
-            <w:tcW w:w="6256" w:type="dxa"/>
+            <w:tcW w:w="6651" w:type="dxa"/>
             <w:vAlign w:val="center"/>
           </w:tcPr>
           <w:p>
@@ -436,7 +522,7 @@
               <w:bottom w:val="single" w:color="dee2e6" w:sz="5" w:space="0"/>
               <w:right w:val="single" w:color="dee2e6" w:sz="5" w:space="0"/>
             </w:tcBorders>
-            <w:tcW w:w="1114" w:type="dxa"/>
+            <w:tcW w:w="1184" w:type="dxa"/>
             <w:vAlign w:val="center"/>
           </w:tcPr>
           <w:p>
@@ -454,7 +540,7 @@
       </w:tr>
       <w:tr>
         <w:trPr>
-          <w:trHeight w:val="320"/>
+          <w:trHeight w:val="315"/>
         </w:trPr>
         <w:tc>
           <w:tcPr>
@@ -464,7 +550,7 @@
               <w:bottom w:val="single" w:color="dee2e6" w:sz="5" w:space="0"/>
               <w:right w:val="single" w:color="dee2e6" w:sz="5" w:space="0"/>
             </w:tcBorders>
-            <w:tcW w:w="992" w:type="dxa"/>
+            <w:tcW w:w="1055" w:type="dxa"/>
             <w:vAlign w:val="center"/>
           </w:tcPr>
           <w:p>
@@ -486,7 +572,7 @@
               <w:bottom w:val="single" w:color="dee2e6" w:sz="5" w:space="0"/>
               <w:right w:val="single" w:color="dee2e6" w:sz="5" w:space="0"/>
             </w:tcBorders>
-            <w:tcW w:w="6256" w:type="dxa"/>
+            <w:tcW w:w="6651" w:type="dxa"/>
             <w:vAlign w:val="center"/>
           </w:tcPr>
           <w:p>
@@ -508,7 +594,7 @@
               <w:bottom w:val="single" w:color="dee2e6" w:sz="5" w:space="0"/>
               <w:right w:val="single" w:color="dee2e6" w:sz="5" w:space="0"/>
             </w:tcBorders>
-            <w:tcW w:w="1114" w:type="dxa"/>
+            <w:tcW w:w="1184" w:type="dxa"/>
             <w:vAlign w:val="center"/>
           </w:tcPr>
           <w:p>
@@ -526,7 +612,7 @@
       </w:tr>
       <w:tr>
         <w:trPr>
-          <w:trHeight w:val="320"/>
+          <w:trHeight w:val="315"/>
         </w:trPr>
         <w:tc>
           <w:tcPr>
@@ -536,7 +622,7 @@
               <w:bottom w:val="single" w:color="dee2e6" w:sz="5" w:space="0"/>
               <w:right w:val="single" w:color="dee2e6" w:sz="5" w:space="0"/>
             </w:tcBorders>
-            <w:tcW w:w="992" w:type="dxa"/>
+            <w:tcW w:w="1055" w:type="dxa"/>
             <w:vAlign w:val="center"/>
           </w:tcPr>
           <w:p>
@@ -558,7 +644,7 @@
               <w:bottom w:val="single" w:color="dee2e6" w:sz="5" w:space="0"/>
               <w:right w:val="single" w:color="dee2e6" w:sz="5" w:space="0"/>
             </w:tcBorders>
-            <w:tcW w:w="6256" w:type="dxa"/>
+            <w:tcW w:w="6651" w:type="dxa"/>
             <w:vAlign w:val="center"/>
           </w:tcPr>
           <w:p>
@@ -580,7 +666,7 @@
               <w:bottom w:val="single" w:color="dee2e6" w:sz="5" w:space="0"/>
               <w:right w:val="single" w:color="dee2e6" w:sz="5" w:space="0"/>
             </w:tcBorders>
-            <w:tcW w:w="1114" w:type="dxa"/>
+            <w:tcW w:w="1184" w:type="dxa"/>
             <w:vAlign w:val="center"/>
           </w:tcPr>
           <w:p>
@@ -598,7 +684,7 @@
       </w:tr>
       <w:tr>
         <w:trPr>
-          <w:trHeight w:val="320"/>
+          <w:trHeight w:val="315"/>
         </w:trPr>
         <w:tc>
           <w:tcPr>
@@ -608,7 +694,7 @@
               <w:bottom w:val="single" w:color="dee2e6" w:sz="5" w:space="0"/>
               <w:right w:val="single" w:color="dee2e6" w:sz="5" w:space="0"/>
             </w:tcBorders>
-            <w:tcW w:w="992" w:type="dxa"/>
+            <w:tcW w:w="1055" w:type="dxa"/>
             <w:vAlign w:val="center"/>
           </w:tcPr>
           <w:p>
@@ -630,7 +716,7 @@
               <w:bottom w:val="single" w:color="dee2e6" w:sz="5" w:space="0"/>
               <w:right w:val="single" w:color="dee2e6" w:sz="5" w:space="0"/>
             </w:tcBorders>
-            <w:tcW w:w="6256" w:type="dxa"/>
+            <w:tcW w:w="6651" w:type="dxa"/>
             <w:vAlign w:val="center"/>
           </w:tcPr>
           <w:p>
@@ -652,7 +738,7 @@
               <w:bottom w:val="single" w:color="dee2e6" w:sz="5" w:space="0"/>
               <w:right w:val="single" w:color="dee2e6" w:sz="5" w:space="0"/>
             </w:tcBorders>
-            <w:tcW w:w="1114" w:type="dxa"/>
+            <w:tcW w:w="1184" w:type="dxa"/>
             <w:vAlign w:val="center"/>
           </w:tcPr>
           <w:p>
@@ -670,7 +756,7 @@
       </w:tr>
       <w:tr>
         <w:trPr>
-          <w:trHeight w:val="320"/>
+          <w:trHeight w:val="315"/>
         </w:trPr>
         <w:tc>
           <w:tcPr>
@@ -680,7 +766,7 @@
               <w:bottom w:val="single" w:color="dee2e6" w:sz="5" w:space="0"/>
               <w:right w:val="single" w:color="dee2e6" w:sz="5" w:space="0"/>
             </w:tcBorders>
-            <w:tcW w:w="992" w:type="dxa"/>
+            <w:tcW w:w="1055" w:type="dxa"/>
             <w:vAlign w:val="center"/>
           </w:tcPr>
           <w:p>
@@ -702,7 +788,7 @@
               <w:bottom w:val="single" w:color="dee2e6" w:sz="5" w:space="0"/>
               <w:right w:val="single" w:color="dee2e6" w:sz="5" w:space="0"/>
             </w:tcBorders>
-            <w:tcW w:w="6256" w:type="dxa"/>
+            <w:tcW w:w="6651" w:type="dxa"/>
             <w:vAlign w:val="center"/>
           </w:tcPr>
           <w:p>
@@ -724,7 +810,7 @@
               <w:bottom w:val="single" w:color="dee2e6" w:sz="5" w:space="0"/>
               <w:right w:val="single" w:color="dee2e6" w:sz="5" w:space="0"/>
             </w:tcBorders>
-            <w:tcW w:w="1114" w:type="dxa"/>
+            <w:tcW w:w="1184" w:type="dxa"/>
             <w:vAlign w:val="center"/>
           </w:tcPr>
           <w:p>
@@ -742,7 +828,7 @@
       </w:tr>
       <w:tr>
         <w:trPr>
-          <w:trHeight w:val="320"/>
+          <w:trHeight w:val="315"/>
         </w:trPr>
         <w:tc>
           <w:tcPr>
@@ -752,7 +838,7 @@
               <w:bottom w:val="single" w:color="dee2e6" w:sz="5" w:space="0"/>
               <w:right w:val="single" w:color="dee2e6" w:sz="5" w:space="0"/>
             </w:tcBorders>
-            <w:tcW w:w="992" w:type="dxa"/>
+            <w:tcW w:w="1055" w:type="dxa"/>
             <w:vAlign w:val="center"/>
           </w:tcPr>
           <w:p>
@@ -774,7 +860,7 @@
               <w:bottom w:val="single" w:color="dee2e6" w:sz="5" w:space="0"/>
               <w:right w:val="single" w:color="dee2e6" w:sz="5" w:space="0"/>
             </w:tcBorders>
-            <w:tcW w:w="6256" w:type="dxa"/>
+            <w:tcW w:w="6651" w:type="dxa"/>
             <w:vAlign w:val="center"/>
           </w:tcPr>
           <w:p>
@@ -796,7 +882,7 @@
               <w:bottom w:val="single" w:color="dee2e6" w:sz="5" w:space="0"/>
               <w:right w:val="single" w:color="dee2e6" w:sz="5" w:space="0"/>
             </w:tcBorders>
-            <w:tcW w:w="1114" w:type="dxa"/>
+            <w:tcW w:w="1184" w:type="dxa"/>
             <w:vAlign w:val="center"/>
           </w:tcPr>
           <w:p>
@@ -814,7 +900,7 @@
       </w:tr>
       <w:tr>
         <w:trPr>
-          <w:trHeight w:val="499"/>
+          <w:trHeight w:val="493"/>
         </w:trPr>
         <w:tc>
           <w:tcPr>
@@ -824,7 +910,7 @@
               <w:bottom w:val="single" w:color="dee2e6" w:sz="5" w:space="0"/>
               <w:right w:val="single" w:color="dee2e6" w:sz="5" w:space="0"/>
             </w:tcBorders>
-            <w:tcW w:w="992" w:type="dxa"/>
+            <w:tcW w:w="1055" w:type="dxa"/>
           </w:tcPr>
           <w:p>
             <w:pPr>
@@ -845,7 +931,7 @@
               <w:bottom w:val="single" w:color="dee2e6" w:sz="5" w:space="0"/>
               <w:right w:val="single" w:color="dee2e6" w:sz="5" w:space="0"/>
             </w:tcBorders>
-            <w:tcW w:w="6256" w:type="dxa"/>
+            <w:tcW w:w="6651" w:type="dxa"/>
             <w:vAlign w:val="center"/>
           </w:tcPr>
           <w:p>
@@ -867,7 +953,7 @@
               <w:bottom w:val="single" w:color="dee2e6" w:sz="5" w:space="0"/>
               <w:right w:val="single" w:color="dee2e6" w:sz="5" w:space="0"/>
             </w:tcBorders>
-            <w:tcW w:w="1114" w:type="dxa"/>
+            <w:tcW w:w="1184" w:type="dxa"/>
           </w:tcPr>
           <w:p>
             <w:pPr>
@@ -884,7 +970,7 @@
       </w:tr>
       <w:tr>
         <w:trPr>
-          <w:trHeight w:val="320"/>
+          <w:trHeight w:val="315"/>
         </w:trPr>
         <w:tc>
           <w:tcPr>
@@ -894,7 +980,7 @@
               <w:bottom w:val="single" w:color="dee2e6" w:sz="5" w:space="0"/>
               <w:right w:val="single" w:color="dee2e6" w:sz="5" w:space="0"/>
             </w:tcBorders>
-            <w:tcW w:w="992" w:type="dxa"/>
+            <w:tcW w:w="1055" w:type="dxa"/>
             <w:vAlign w:val="center"/>
           </w:tcPr>
           <w:p>
@@ -916,7 +1002,7 @@
               <w:bottom w:val="single" w:color="dee2e6" w:sz="5" w:space="0"/>
               <w:right w:val="single" w:color="dee2e6" w:sz="5" w:space="0"/>
             </w:tcBorders>
-            <w:tcW w:w="6256" w:type="dxa"/>
+            <w:tcW w:w="6651" w:type="dxa"/>
             <w:vAlign w:val="center"/>
           </w:tcPr>
           <w:p>
@@ -938,7 +1024,7 @@
               <w:bottom w:val="single" w:color="dee2e6" w:sz="5" w:space="0"/>
               <w:right w:val="single" w:color="dee2e6" w:sz="5" w:space="0"/>
             </w:tcBorders>
-            <w:tcW w:w="1114" w:type="dxa"/>
+            <w:tcW w:w="1184" w:type="dxa"/>
             <w:vAlign w:val="center"/>
           </w:tcPr>
           <w:p>
@@ -956,7 +1042,7 @@
       </w:tr>
       <w:tr>
         <w:trPr>
-          <w:trHeight w:val="448"/>
+          <w:trHeight w:val="442"/>
         </w:trPr>
         <w:tc>
           <w:tcPr>
@@ -966,7 +1052,7 @@
               <w:bottom w:val="single" w:color="dee2e6" w:sz="5" w:space="0"/>
               <w:right w:val="single" w:color="dee2e6" w:sz="5" w:space="0"/>
             </w:tcBorders>
-            <w:tcW w:w="992" w:type="dxa"/>
+            <w:tcW w:w="1055" w:type="dxa"/>
           </w:tcPr>
           <w:p>
             <w:pPr>
@@ -987,7 +1073,7 @@
               <w:bottom w:val="single" w:color="dee2e6" w:sz="5" w:space="0"/>
               <w:right w:val="single" w:color="dee2e6" w:sz="5" w:space="0"/>
             </w:tcBorders>
-            <w:tcW w:w="6256" w:type="dxa"/>
+            <w:tcW w:w="6651" w:type="dxa"/>
           </w:tcPr>
           <w:p>
             <w:pPr>
@@ -1008,7 +1094,7 @@
               <w:bottom w:val="single" w:color="dee2e6" w:sz="5" w:space="0"/>
               <w:right w:val="single" w:color="dee2e6" w:sz="5" w:space="0"/>
             </w:tcBorders>
-            <w:tcW w:w="1114" w:type="dxa"/>
+            <w:tcW w:w="1184" w:type="dxa"/>
           </w:tcPr>
           <w:p>
             <w:pPr>
@@ -1025,7 +1111,7 @@
       </w:tr>
       <w:tr>
         <w:trPr>
-          <w:trHeight w:val="320"/>
+          <w:trHeight w:val="315"/>
         </w:trPr>
         <w:tc>
           <w:tcPr>
@@ -1035,7 +1121,7 @@
               <w:bottom w:val="single" w:color="dee2e6" w:sz="5" w:space="0"/>
               <w:right w:val="single" w:color="dee2e6" w:sz="5" w:space="0"/>
             </w:tcBorders>
-            <w:tcW w:w="992" w:type="dxa"/>
+            <w:tcW w:w="1055" w:type="dxa"/>
             <w:vAlign w:val="center"/>
           </w:tcPr>
           <w:p>
@@ -1057,7 +1143,7 @@
               <w:bottom w:val="single" w:color="dee2e6" w:sz="5" w:space="0"/>
               <w:right w:val="single" w:color="dee2e6" w:sz="5" w:space="0"/>
             </w:tcBorders>
-            <w:tcW w:w="6256" w:type="dxa"/>
+            <w:tcW w:w="6651" w:type="dxa"/>
             <w:vAlign w:val="center"/>
           </w:tcPr>
           <w:p>
@@ -1079,7 +1165,7 @@
               <w:bottom w:val="single" w:color="dee2e6" w:sz="5" w:space="0"/>
               <w:right w:val="single" w:color="dee2e6" w:sz="5" w:space="0"/>
             </w:tcBorders>
-            <w:tcW w:w="1114" w:type="dxa"/>
+            <w:tcW w:w="1184" w:type="dxa"/>
             <w:vAlign w:val="center"/>
           </w:tcPr>
           <w:p>
@@ -1097,7 +1183,7 @@
       </w:tr>
       <w:tr>
         <w:trPr>
-          <w:trHeight w:val="320"/>
+          <w:trHeight w:val="315"/>
         </w:trPr>
         <w:tc>
           <w:tcPr>
@@ -1107,7 +1193,7 @@
               <w:bottom w:val="single" w:color="dee2e6" w:sz="5" w:space="0"/>
               <w:right w:val="single" w:color="dee2e6" w:sz="5" w:space="0"/>
             </w:tcBorders>
-            <w:tcW w:w="992" w:type="dxa"/>
+            <w:tcW w:w="1055" w:type="dxa"/>
             <w:vAlign w:val="center"/>
           </w:tcPr>
           <w:p>
@@ -1129,7 +1215,7 @@
               <w:bottom w:val="single" w:color="dee2e6" w:sz="5" w:space="0"/>
               <w:right w:val="single" w:color="dee2e6" w:sz="5" w:space="0"/>
             </w:tcBorders>
-            <w:tcW w:w="6256" w:type="dxa"/>
+            <w:tcW w:w="6651" w:type="dxa"/>
             <w:vAlign w:val="center"/>
           </w:tcPr>
           <w:p>
@@ -1151,7 +1237,7 @@
               <w:bottom w:val="single" w:color="dee2e6" w:sz="5" w:space="0"/>
               <w:right w:val="single" w:color="dee2e6" w:sz="5" w:space="0"/>
             </w:tcBorders>
-            <w:tcW w:w="1114" w:type="dxa"/>
+            <w:tcW w:w="1184" w:type="dxa"/>
             <w:vAlign w:val="center"/>
           </w:tcPr>
           <w:p>
@@ -1169,7 +1255,7 @@
       </w:tr>
       <w:tr>
         <w:trPr>
-          <w:trHeight w:val="327"/>
+          <w:trHeight w:val="322"/>
         </w:trPr>
         <w:tc>
           <w:tcPr>
@@ -1179,7 +1265,7 @@
               <w:bottom w:val="single" w:color="000000" w:sz="10" w:space="0"/>
               <w:right w:val="single" w:color="dee2e6" w:sz="5" w:space="0"/>
             </w:tcBorders>
-            <w:tcW w:w="992" w:type="dxa"/>
+            <w:tcW w:w="1055" w:type="dxa"/>
             <w:vAlign w:val="center"/>
           </w:tcPr>
           <w:p>
@@ -1201,7 +1287,7 @@
               <w:bottom w:val="single" w:color="000000" w:sz="10" w:space="0"/>
               <w:right w:val="single" w:color="dee2e6" w:sz="5" w:space="0"/>
             </w:tcBorders>
-            <w:tcW w:w="6256" w:type="dxa"/>
+            <w:tcW w:w="6651" w:type="dxa"/>
             <w:vAlign w:val="center"/>
           </w:tcPr>
           <w:p>
@@ -1223,7 +1309,7 @@
               <w:bottom w:val="single" w:color="000000" w:sz="10" w:space="0"/>
               <w:right w:val="single" w:color="dee2e6" w:sz="5" w:space="0"/>
             </w:tcBorders>
-            <w:tcW w:w="1114" w:type="dxa"/>
+            <w:tcW w:w="1184" w:type="dxa"/>
             <w:vAlign w:val="center"/>
           </w:tcPr>
           <w:p>
@@ -1241,7 +1327,7 @@
       </w:tr>
       <w:tr>
         <w:trPr>
-          <w:trHeight w:val="351"/>
+          <w:trHeight w:val="346"/>
         </w:trPr>
         <w:tc>
           <w:tcPr>
@@ -1253,7 +1339,7 @@
               <w:bottom w:val="single" w:color="dee2e6" w:sz="5" w:space="0"/>
               <w:right w:val="single" w:color="dee2e6" w:sz="5" w:space="0"/>
             </w:tcBorders>
-            <w:tcW w:w="7248" w:type="dxa"/>
+            <w:tcW w:w="7705" w:type="dxa"/>
             <w:vAlign w:val="center"/>
           </w:tcPr>
           <w:p>
@@ -1282,7 +1368,7 @@
               <w:bottom w:val="single" w:color="dee2e6" w:sz="5" w:space="0"/>
               <w:right w:val="single" w:color="dee2e6" w:sz="5" w:space="0"/>
             </w:tcBorders>
-            <w:tcW w:w="1114" w:type="dxa"/>
+            <w:tcW w:w="1184" w:type="dxa"/>
             <w:vAlign w:val="center"/>
           </w:tcPr>
           <w:p>
@@ -1362,6 +1448,11 @@
           <w:sz w:val="20"/>
         </w:rPr>
       </w:r>
+      <w:r>
+        <w:rPr>
+          <w:sz w:val="20"/>
+        </w:rPr>
+      </w:r>
     </w:p>
     <w:p>
       <w:pPr>
@@ -1376,24 +1467,6 @@
           <w:szCs w:val="20"/>
         </w:rPr>
       </w:pPr>
-      <w:r>
-        <w:rPr>
-          <w:color w:val="555555"/>
-          <w:sz w:val="14"/>
-        </w:rPr>
-      </w:r>
-      <w:r>
-        <w:rPr>
-          <w:color w:val="555555"/>
-          <w:sz w:val="14"/>
-        </w:rPr>
-      </w:r>
-      <w:r>
-        <w:rPr>
-          <w:color w:val="555555"/>
-          <w:sz w:val="14"/>
-        </w:rPr>
-      </w:r>
       <w:r>
         <w:rPr>
           <w:color w:val="555555"/>
@@ -1481,38 +1554,8 @@
       </w:r>
       <w:r>
         <w:rPr>
-          <w:color w:val="555555"/>
-          <w:sz w:val="14"/>
-        </w:rPr>
-      </w:r>
-      <w:r>
-        <w:rPr>
-          <w:color w:val="555555"/>
-          <w:sz w:val="14"/>
-        </w:rPr>
-      </w:r>
-      <w:r>
-        <w:rPr>
-          <w:color w:val="555555"/>
-          <w:sz w:val="14"/>
-        </w:rPr>
-      </w:r>
-      <w:r/>
-      <w:r>
-        <w:rPr>
-          <w:color w:val="555555"/>
-          <w:sz w:val="14"/>
-        </w:rPr>
-      </w:r>
-      <w:r>
-        <w:rPr>
           <w:sz w:val="20"/>
-        </w:rPr>
-      </w:r>
-      <w:r>
-        <w:rPr>
-          <w:color w:val="555555"/>
-          <w:sz w:val="14"/>
+          <w:szCs w:val="20"/>
         </w:rPr>
       </w:r>
     </w:p>
@@ -1542,7 +1585,13 @@
           <w:sz w:val="14"/>
         </w:rPr>
       </w:r>
-      <w:r/>
+      <w:r>
+        <w:rPr>
+          <w:color w:val="555555"/>
+          <w:sz w:val="14"/>
+          <w:szCs w:val="14"/>
+        </w:rPr>
+      </w:r>
     </w:p>
     <w:p>
       <w:pPr>
@@ -2592,11 +2641,16 @@
           </mc:Fallback>
         </mc:AlternateContent>
       </w:r>
-      <w:r/>
       <w:r>
         <w:rPr>
           <w:rFonts w:asciiTheme="minorHAnsi" w:hAnsiTheme="minorHAnsi" w:cstheme="minorHAnsi"/>
           <w:sz w:val="24"/>
+        </w:rPr>
+      </w:r>
+      <w:r>
+        <w:rPr>
+          <w:rFonts w:asciiTheme="minorHAnsi" w:hAnsiTheme="minorHAnsi" w:cstheme="minorHAnsi"/>
+          <w:highlight w:val="none"/>
         </w:rPr>
       </w:r>
     </w:p>
@@ -2696,7 +2750,7 @@
 <w:hdr xmlns:wpc="http://schemas.microsoft.com/office/word/2010/wordprocessingCanvas" xmlns:mc="http://schemas.openxmlformats.org/markup-compatibility/2006" xmlns:o="urn:schemas-microsoft-com:office:office" xmlns:r="http://schemas.openxmlformats.org/officeDocument/2006/relationships" xmlns:m="http://schemas.openxmlformats.org/officeDocument/2006/math" xmlns:v="urn:schemas-microsoft-com:vml" xmlns:wp14="http://schemas.microsoft.com/office/word/2010/wordprocessingDrawing" xmlns:wp="http://schemas.openxmlformats.org/drawingml/2006/wordprocessingDrawing" xmlns:w10="urn:schemas-microsoft-com:office:word" xmlns:w="http://schemas.openxmlformats.org/wordprocessingml/2006/main" xmlns:w14="http://schemas.microsoft.com/office/word/2010/wordml" xmlns:w15="http://schemas.microsoft.com/office/word/2012/wordml" xmlns:wpg="http://schemas.microsoft.com/office/word/2010/wordprocessingGroup" xmlns:wpi="http://schemas.microsoft.com/office/word/2010/wordprocessingInk" xmlns:wne="http://schemas.microsoft.com/office/word/2006/wordml" xmlns:a="http://schemas.openxmlformats.org/drawingml/2006/main" xmlns:wps="http://schemas.microsoft.com/office/word/2010/wordprocessingShape" mc:Ignorable="w14 w15 wp14">
   <w:p>
     <w:pPr>
-      <w:pStyle w:val="726"/>
+      <w:pStyle w:val="910"/>
       <w:pBdr/>
       <w:spacing/>
       <w:ind/>
@@ -2932,9 +2986,9 @@
     <w:lsdException w:name="Bibliography" w:uiPriority="37"/>
     <w:lsdException w:name="TOC Heading" w:uiPriority="39" w:qFormat="1"/>
   </w:latentStyles>
-  <w:style w:type="table" w:styleId="13">
+  <w:style w:type="table" w:styleId="722">
     <w:name w:val="Table Grid Light"/>
-    <w:basedOn w:val="723"/>
+    <w:basedOn w:val="907"/>
     <w:uiPriority w:val="59"/>
     <w:pPr>
       <w:pBdr/>
@@ -3131,9 +3185,9 @@
       </w:tcPr>
     </w:tblStylePr>
   </w:style>
-  <w:style w:type="table" w:styleId="14">
+  <w:style w:type="table" w:styleId="723">
     <w:name w:val="Plain Table 1"/>
-    <w:basedOn w:val="723"/>
+    <w:basedOn w:val="907"/>
     <w:uiPriority w:val="59"/>
     <w:pPr>
       <w:pBdr/>
@@ -3356,9 +3410,9 @@
       </w:tcPr>
     </w:tblStylePr>
   </w:style>
-  <w:style w:type="table" w:styleId="15">
+  <w:style w:type="table" w:styleId="724">
     <w:name w:val="Plain Table 2"/>
-    <w:basedOn w:val="723"/>
+    <w:basedOn w:val="907"/>
     <w:uiPriority w:val="59"/>
     <w:pPr>
       <w:pBdr/>
@@ -3589,9 +3643,9 @@
       </w:tcPr>
     </w:tblStylePr>
   </w:style>
-  <w:style w:type="table" w:styleId="16">
+  <w:style w:type="table" w:styleId="725">
     <w:name w:val="Plain Table 3"/>
-    <w:basedOn w:val="723"/>
+    <w:basedOn w:val="907"/>
     <w:uiPriority w:val="99"/>
     <w:pPr>
       <w:pBdr/>
@@ -3819,9 +3873,9 @@
       </w:tcPr>
     </w:tblStylePr>
   </w:style>
-  <w:style w:type="table" w:styleId="17">
+  <w:style w:type="table" w:styleId="726">
     <w:name w:val="Plain Table 4"/>
-    <w:basedOn w:val="723"/>
+    <w:basedOn w:val="907"/>
     <w:uiPriority w:val="99"/>
     <w:pPr>
       <w:pBdr/>
@@ -4035,9 +4089,9 @@
       </w:tcPr>
     </w:tblStylePr>
   </w:style>
-  <w:style w:type="table" w:styleId="18">
+  <w:style w:type="table" w:styleId="727">
     <w:name w:val="Plain Table 5"/>
-    <w:basedOn w:val="723"/>
+    <w:basedOn w:val="907"/>
     <w:uiPriority w:val="99"/>
     <w:pPr>
       <w:pBdr/>
@@ -4268,9 +4322,9 @@
       </w:tcPr>
     </w:tblStylePr>
   </w:style>
-  <w:style w:type="table" w:styleId="19">
+  <w:style w:type="table" w:styleId="728">
     <w:name w:val="Grid Table 1 Light"/>
-    <w:basedOn w:val="723"/>
+    <w:basedOn w:val="907"/>
     <w:uiPriority w:val="99"/>
     <w:pPr>
       <w:pBdr/>
@@ -4491,9 +4545,9 @@
       </w:tcPr>
     </w:tblStylePr>
   </w:style>
-  <w:style w:type="table" w:styleId="20">
+  <w:style w:type="table" w:styleId="729">
     <w:name w:val="Grid Table 1 Light - Accent 1"/>
-    <w:basedOn w:val="723"/>
+    <w:basedOn w:val="907"/>
     <w:uiPriority w:val="99"/>
     <w:pPr>
       <w:pBdr/>
@@ -4714,9 +4768,9 @@
       </w:tcPr>
     </w:tblStylePr>
   </w:style>
-  <w:style w:type="table" w:styleId="21">
+  <w:style w:type="table" w:styleId="730">
     <w:name w:val="Grid Table 1 Light - Accent 2"/>
-    <w:basedOn w:val="723"/>
+    <w:basedOn w:val="907"/>
     <w:uiPriority w:val="99"/>
     <w:pPr>
       <w:pBdr/>
@@ -4937,9 +4991,9 @@
       </w:tcPr>
     </w:tblStylePr>
   </w:style>
-  <w:style w:type="table" w:styleId="22">
+  <w:style w:type="table" w:styleId="731">
     <w:name w:val="Grid Table 1 Light - Accent 3"/>
-    <w:basedOn w:val="723"/>
+    <w:basedOn w:val="907"/>
     <w:uiPriority w:val="99"/>
     <w:pPr>
       <w:pBdr/>
@@ -5160,9 +5214,9 @@
       </w:tcPr>
     </w:tblStylePr>
   </w:style>
-  <w:style w:type="table" w:styleId="23">
+  <w:style w:type="table" w:styleId="732">
     <w:name w:val="Grid Table 1 Light - Accent 4"/>
-    <w:basedOn w:val="723"/>
+    <w:basedOn w:val="907"/>
     <w:uiPriority w:val="99"/>
     <w:pPr>
       <w:pBdr/>
@@ -5383,9 +5437,9 @@
       </w:tcPr>
     </w:tblStylePr>
   </w:style>
-  <w:style w:type="table" w:styleId="24">
+  <w:style w:type="table" w:styleId="733">
     <w:name w:val="Grid Table 1 Light - Accent 5"/>
-    <w:basedOn w:val="723"/>
+    <w:basedOn w:val="907"/>
     <w:uiPriority w:val="99"/>
     <w:pPr>
       <w:pBdr/>
@@ -5606,9 +5660,9 @@
       </w:tcPr>
     </w:tblStylePr>
   </w:style>
-  <w:style w:type="table" w:styleId="25">
+  <w:style w:type="table" w:styleId="734">
     <w:name w:val="Grid Table 1 Light - Accent 6"/>
-    <w:basedOn w:val="723"/>
+    <w:basedOn w:val="907"/>
     <w:uiPriority w:val="99"/>
     <w:pPr>
       <w:pBdr/>
@@ -5829,9 +5883,9 @@
       </w:tcPr>
     </w:tblStylePr>
   </w:style>
-  <w:style w:type="table" w:styleId="26">
+  <w:style w:type="table" w:styleId="735">
     <w:name w:val="Grid Table 2"/>
-    <w:basedOn w:val="723"/>
+    <w:basedOn w:val="907"/>
     <w:uiPriority w:val="99"/>
     <w:pPr>
       <w:pBdr/>
@@ -6061,9 +6115,9 @@
       </w:tcPr>
     </w:tblStylePr>
   </w:style>
-  <w:style w:type="table" w:styleId="27">
+  <w:style w:type="table" w:styleId="736">
     <w:name w:val="Grid Table 2 - Accent 1"/>
-    <w:basedOn w:val="723"/>
+    <w:basedOn w:val="907"/>
     <w:uiPriority w:val="99"/>
     <w:pPr>
       <w:pBdr/>
@@ -6293,9 +6347,9 @@
       </w:tcPr>
     </w:tblStylePr>
   </w:style>
-  <w:style w:type="table" w:styleId="28">
+  <w:style w:type="table" w:styleId="737">
     <w:name w:val="Grid Table 2 - Accent 2"/>
-    <w:basedOn w:val="723"/>
+    <w:basedOn w:val="907"/>
     <w:uiPriority w:val="99"/>
     <w:pPr>
       <w:pBdr/>
@@ -6525,9 +6579,9 @@
       </w:tcPr>
     </w:tblStylePr>
   </w:style>
-  <w:style w:type="table" w:styleId="29">
+  <w:style w:type="table" w:styleId="738">
     <w:name w:val="Grid Table 2 - Accent 3"/>
-    <w:basedOn w:val="723"/>
+    <w:basedOn w:val="907"/>
     <w:uiPriority w:val="99"/>
     <w:pPr>
       <w:pBdr/>
@@ -6757,9 +6811,9 @@
       </w:tcPr>
     </w:tblStylePr>
   </w:style>
-  <w:style w:type="table" w:styleId="30">
+  <w:style w:type="table" w:styleId="739">
     <w:name w:val="Grid Table 2 - Accent 4"/>
-    <w:basedOn w:val="723"/>
+    <w:basedOn w:val="907"/>
     <w:uiPriority w:val="99"/>
     <w:pPr>
       <w:pBdr/>
@@ -6989,9 +7043,9 @@
       </w:tcPr>
     </w:tblStylePr>
   </w:style>
-  <w:style w:type="table" w:styleId="31">
+  <w:style w:type="table" w:styleId="740">
     <w:name w:val="Grid Table 2 - Accent 5"/>
-    <w:basedOn w:val="723"/>
+    <w:basedOn w:val="907"/>
     <w:uiPriority w:val="99"/>
     <w:pPr>
       <w:pBdr/>
@@ -7221,9 +7275,9 @@
       </w:tcPr>
     </w:tblStylePr>
   </w:style>
-  <w:style w:type="table" w:styleId="32">
+  <w:style w:type="table" w:styleId="741">
     <w:name w:val="Grid Table 2 - Accent 6"/>
-    <w:basedOn w:val="723"/>
+    <w:basedOn w:val="907"/>
     <w:uiPriority w:val="99"/>
     <w:pPr>
       <w:pBdr/>
@@ -7453,9 +7507,9 @@
       </w:tcPr>
     </w:tblStylePr>
   </w:style>
-  <w:style w:type="table" w:styleId="33">
+  <w:style w:type="table" w:styleId="742">
     <w:name w:val="Grid Table 3"/>
-    <w:basedOn w:val="723"/>
+    <w:basedOn w:val="907"/>
     <w:uiPriority w:val="99"/>
     <w:pPr>
       <w:pBdr/>
@@ -7554,29 +7608,6 @@
         <w:tblBorders/>
       </w:tblPr>
       <w:tcPr>
-        <w:shd w:color="ffffff"/>
-        <w:tcBorders>
-          <w:top w:val="none" w:color="000000" w:sz="4" w:space="0"/>
-          <w:left w:val="none" w:color="000000" w:sz="4" w:space="0"/>
-          <w:bottom w:val="none" w:color="000000" w:sz="4" w:space="0"/>
-          <w:right w:val="none" w:color="000000" w:sz="4" w:space="0"/>
-        </w:tcBorders>
-      </w:tcPr>
-    </w:tblStylePr>
-    <w:tblStylePr w:type="firstRow">
-      <w:rPr>
-        <w:b/>
-        <w:color w:val="404040"/>
-      </w:rPr>
-      <w:pPr>
-        <w:pBdr/>
-        <w:spacing/>
-        <w:ind/>
-      </w:pPr>
-      <w:tblPr>
-        <w:tblBorders/>
-      </w:tblPr>
-      <w:tcPr>
         <w:shd w:val="clear" w:color="ffffff"/>
         <w:tcBorders>
           <w:top w:val="none" w:color="000000" w:sz="4" w:space="0"/>
@@ -7586,30 +7617,7 @@
         </w:tcBorders>
       </w:tcPr>
     </w:tblStylePr>
-    <w:tblStylePr w:type="lastCol">
-      <w:rPr>
-        <w:i/>
-        <w:color w:val="404040"/>
-      </w:rPr>
-      <w:pPr>
-        <w:pBdr/>
-        <w:spacing/>
-        <w:ind/>
-      </w:pPr>
-      <w:tblPr>
-        <w:tblBorders/>
-      </w:tblPr>
-      <w:tcPr>
-        <w:shd w:color="ffffff"/>
-        <w:tcBorders>
-          <w:top w:val="none" w:color="000000" w:sz="4" w:space="0"/>
-          <w:left w:val="none" w:color="000000" w:sz="4" w:space="0"/>
-          <w:bottom w:val="none" w:color="000000" w:sz="4" w:space="0"/>
-          <w:right w:val="none" w:color="000000" w:sz="4" w:space="0"/>
-        </w:tcBorders>
-      </w:tcPr>
-    </w:tblStylePr>
-    <w:tblStylePr w:type="lastRow">
+    <w:tblStylePr w:type="firstRow">
       <w:rPr>
         <w:b/>
         <w:color w:val="404040"/>
@@ -7632,6 +7640,52 @@
         </w:tcBorders>
       </w:tcPr>
     </w:tblStylePr>
+    <w:tblStylePr w:type="lastCol">
+      <w:rPr>
+        <w:i/>
+        <w:color w:val="404040"/>
+      </w:rPr>
+      <w:pPr>
+        <w:pBdr/>
+        <w:spacing/>
+        <w:ind/>
+      </w:pPr>
+      <w:tblPr>
+        <w:tblBorders/>
+      </w:tblPr>
+      <w:tcPr>
+        <w:shd w:val="clear" w:color="ffffff"/>
+        <w:tcBorders>
+          <w:top w:val="none" w:color="000000" w:sz="4" w:space="0"/>
+          <w:left w:val="none" w:color="000000" w:sz="4" w:space="0"/>
+          <w:bottom w:val="none" w:color="000000" w:sz="4" w:space="0"/>
+          <w:right w:val="none" w:color="000000" w:sz="4" w:space="0"/>
+        </w:tcBorders>
+      </w:tcPr>
+    </w:tblStylePr>
+    <w:tblStylePr w:type="lastRow">
+      <w:rPr>
+        <w:b/>
+        <w:color w:val="404040"/>
+      </w:rPr>
+      <w:pPr>
+        <w:pBdr/>
+        <w:spacing/>
+        <w:ind/>
+      </w:pPr>
+      <w:tblPr>
+        <w:tblBorders/>
+      </w:tblPr>
+      <w:tcPr>
+        <w:shd w:val="clear" w:color="ffffff"/>
+        <w:tcBorders>
+          <w:top w:val="none" w:color="000000" w:sz="4" w:space="0"/>
+          <w:left w:val="none" w:color="000000" w:sz="4" w:space="0"/>
+          <w:bottom w:val="none" w:color="000000" w:sz="4" w:space="0"/>
+          <w:right w:val="none" w:color="000000" w:sz="4" w:space="0"/>
+        </w:tcBorders>
+      </w:tcPr>
+    </w:tblStylePr>
     <w:tblStylePr w:type="nwCell">
       <w:pPr>
         <w:pBdr/>
@@ -7698,9 +7752,9 @@
       </w:tcPr>
     </w:tblStylePr>
   </w:style>
-  <w:style w:type="table" w:styleId="34">
+  <w:style w:type="table" w:styleId="743">
     <w:name w:val="Grid Table 3 - Accent 1"/>
-    <w:basedOn w:val="723"/>
+    <w:basedOn w:val="907"/>
     <w:uiPriority w:val="99"/>
     <w:pPr>
       <w:pBdr/>
@@ -7799,29 +7853,6 @@
         <w:tblBorders/>
       </w:tblPr>
       <w:tcPr>
-        <w:shd w:color="ffffff"/>
-        <w:tcBorders>
-          <w:top w:val="none" w:color="000000" w:sz="4" w:space="0"/>
-          <w:left w:val="none" w:color="000000" w:sz="4" w:space="0"/>
-          <w:bottom w:val="none" w:color="000000" w:sz="4" w:space="0"/>
-          <w:right w:val="none" w:color="000000" w:sz="4" w:space="0"/>
-        </w:tcBorders>
-      </w:tcPr>
-    </w:tblStylePr>
-    <w:tblStylePr w:type="firstRow">
-      <w:rPr>
-        <w:b/>
-        <w:color w:val="404040"/>
-      </w:rPr>
-      <w:pPr>
-        <w:pBdr/>
-        <w:spacing/>
-        <w:ind/>
-      </w:pPr>
-      <w:tblPr>
-        <w:tblBorders/>
-      </w:tblPr>
-      <w:tcPr>
         <w:shd w:val="clear" w:color="ffffff"/>
         <w:tcBorders>
           <w:top w:val="none" w:color="000000" w:sz="4" w:space="0"/>
@@ -7831,30 +7862,7 @@
         </w:tcBorders>
       </w:tcPr>
     </w:tblStylePr>
-    <w:tblStylePr w:type="lastCol">
-      <w:rPr>
-        <w:i/>
-        <w:color w:val="404040"/>
-      </w:rPr>
-      <w:pPr>
-        <w:pBdr/>
-        <w:spacing/>
-        <w:ind/>
-      </w:pPr>
-      <w:tblPr>
-        <w:tblBorders/>
-      </w:tblPr>
-      <w:tcPr>
-        <w:shd w:color="ffffff"/>
-        <w:tcBorders>
-          <w:top w:val="none" w:color="000000" w:sz="4" w:space="0"/>
-          <w:left w:val="none" w:color="000000" w:sz="4" w:space="0"/>
-          <w:bottom w:val="none" w:color="000000" w:sz="4" w:space="0"/>
-          <w:right w:val="none" w:color="000000" w:sz="4" w:space="0"/>
-        </w:tcBorders>
-      </w:tcPr>
-    </w:tblStylePr>
-    <w:tblStylePr w:type="lastRow">
+    <w:tblStylePr w:type="firstRow">
       <w:rPr>
         <w:b/>
         <w:color w:val="404040"/>
@@ -7877,6 +7885,52 @@
         </w:tcBorders>
       </w:tcPr>
     </w:tblStylePr>
+    <w:tblStylePr w:type="lastCol">
+      <w:rPr>
+        <w:i/>
+        <w:color w:val="404040"/>
+      </w:rPr>
+      <w:pPr>
+        <w:pBdr/>
+        <w:spacing/>
+        <w:ind/>
+      </w:pPr>
+      <w:tblPr>
+        <w:tblBorders/>
+      </w:tblPr>
+      <w:tcPr>
+        <w:shd w:val="clear" w:color="ffffff"/>
+        <w:tcBorders>
+          <w:top w:val="none" w:color="000000" w:sz="4" w:space="0"/>
+          <w:left w:val="none" w:color="000000" w:sz="4" w:space="0"/>
+          <w:bottom w:val="none" w:color="000000" w:sz="4" w:space="0"/>
+          <w:right w:val="none" w:color="000000" w:sz="4" w:space="0"/>
+        </w:tcBorders>
+      </w:tcPr>
+    </w:tblStylePr>
+    <w:tblStylePr w:type="lastRow">
+      <w:rPr>
+        <w:b/>
+        <w:color w:val="404040"/>
+      </w:rPr>
+      <w:pPr>
+        <w:pBdr/>
+        <w:spacing/>
+        <w:ind/>
+      </w:pPr>
+      <w:tblPr>
+        <w:tblBorders/>
+      </w:tblPr>
+      <w:tcPr>
+        <w:shd w:val="clear" w:color="ffffff"/>
+        <w:tcBorders>
+          <w:top w:val="none" w:color="000000" w:sz="4" w:space="0"/>
+          <w:left w:val="none" w:color="000000" w:sz="4" w:space="0"/>
+          <w:bottom w:val="none" w:color="000000" w:sz="4" w:space="0"/>
+          <w:right w:val="none" w:color="000000" w:sz="4" w:space="0"/>
+        </w:tcBorders>
+      </w:tcPr>
+    </w:tblStylePr>
     <w:tblStylePr w:type="nwCell">
       <w:pPr>
         <w:pBdr/>
@@ -7943,9 +7997,9 @@
       </w:tcPr>
     </w:tblStylePr>
   </w:style>
-  <w:style w:type="table" w:styleId="35">
+  <w:style w:type="table" w:styleId="744">
     <w:name w:val="Grid Table 3 - Accent 2"/>
-    <w:basedOn w:val="723"/>
+    <w:basedOn w:val="907"/>
     <w:uiPriority w:val="99"/>
     <w:pPr>
       <w:pBdr/>
@@ -8044,29 +8098,6 @@
         <w:tblBorders/>
       </w:tblPr>
       <w:tcPr>
-        <w:shd w:color="ffffff"/>
-        <w:tcBorders>
-          <w:top w:val="none" w:color="000000" w:sz="4" w:space="0"/>
-          <w:left w:val="none" w:color="000000" w:sz="4" w:space="0"/>
-          <w:bottom w:val="none" w:color="000000" w:sz="4" w:space="0"/>
-          <w:right w:val="none" w:color="000000" w:sz="4" w:space="0"/>
-        </w:tcBorders>
-      </w:tcPr>
-    </w:tblStylePr>
-    <w:tblStylePr w:type="firstRow">
-      <w:rPr>
-        <w:b/>
-        <w:color w:val="404040"/>
-      </w:rPr>
-      <w:pPr>
-        <w:pBdr/>
-        <w:spacing/>
-        <w:ind/>
-      </w:pPr>
-      <w:tblPr>
-        <w:tblBorders/>
-      </w:tblPr>
-      <w:tcPr>
         <w:shd w:val="clear" w:color="ffffff"/>
         <w:tcBorders>
           <w:top w:val="none" w:color="000000" w:sz="4" w:space="0"/>
@@ -8076,30 +8107,7 @@
         </w:tcBorders>
       </w:tcPr>
     </w:tblStylePr>
-    <w:tblStylePr w:type="lastCol">
-      <w:rPr>
-        <w:i/>
-        <w:color w:val="404040"/>
-      </w:rPr>
-      <w:pPr>
-        <w:pBdr/>
-        <w:spacing/>
-        <w:ind/>
-      </w:pPr>
-      <w:tblPr>
-        <w:tblBorders/>
-      </w:tblPr>
-      <w:tcPr>
-        <w:shd w:color="ffffff"/>
-        <w:tcBorders>
-          <w:top w:val="none" w:color="000000" w:sz="4" w:space="0"/>
-          <w:left w:val="none" w:color="000000" w:sz="4" w:space="0"/>
-          <w:bottom w:val="none" w:color="000000" w:sz="4" w:space="0"/>
-          <w:right w:val="none" w:color="000000" w:sz="4" w:space="0"/>
-        </w:tcBorders>
-      </w:tcPr>
-    </w:tblStylePr>
-    <w:tblStylePr w:type="lastRow">
+    <w:tblStylePr w:type="firstRow">
       <w:rPr>
         <w:b/>
         <w:color w:val="404040"/>
@@ -8122,6 +8130,52 @@
         </w:tcBorders>
       </w:tcPr>
     </w:tblStylePr>
+    <w:tblStylePr w:type="lastCol">
+      <w:rPr>
+        <w:i/>
+        <w:color w:val="404040"/>
+      </w:rPr>
+      <w:pPr>
+        <w:pBdr/>
+        <w:spacing/>
+        <w:ind/>
+      </w:pPr>
+      <w:tblPr>
+        <w:tblBorders/>
+      </w:tblPr>
+      <w:tcPr>
+        <w:shd w:val="clear" w:color="ffffff"/>
+        <w:tcBorders>
+          <w:top w:val="none" w:color="000000" w:sz="4" w:space="0"/>
+          <w:left w:val="none" w:color="000000" w:sz="4" w:space="0"/>
+          <w:bottom w:val="none" w:color="000000" w:sz="4" w:space="0"/>
+          <w:right w:val="none" w:color="000000" w:sz="4" w:space="0"/>
+        </w:tcBorders>
+      </w:tcPr>
+    </w:tblStylePr>
+    <w:tblStylePr w:type="lastRow">
+      <w:rPr>
+        <w:b/>
+        <w:color w:val="404040"/>
+      </w:rPr>
+      <w:pPr>
+        <w:pBdr/>
+        <w:spacing/>
+        <w:ind/>
+      </w:pPr>
+      <w:tblPr>
+        <w:tblBorders/>
+      </w:tblPr>
+      <w:tcPr>
+        <w:shd w:val="clear" w:color="ffffff"/>
+        <w:tcBorders>
+          <w:top w:val="none" w:color="000000" w:sz="4" w:space="0"/>
+          <w:left w:val="none" w:color="000000" w:sz="4" w:space="0"/>
+          <w:bottom w:val="none" w:color="000000" w:sz="4" w:space="0"/>
+          <w:right w:val="none" w:color="000000" w:sz="4" w:space="0"/>
+        </w:tcBorders>
+      </w:tcPr>
+    </w:tblStylePr>
     <w:tblStylePr w:type="nwCell">
       <w:pPr>
         <w:pBdr/>
@@ -8188,9 +8242,9 @@
       </w:tcPr>
     </w:tblStylePr>
   </w:style>
-  <w:style w:type="table" w:styleId="36">
+  <w:style w:type="table" w:styleId="745">
     <w:name w:val="Grid Table 3 - Accent 3"/>
-    <w:basedOn w:val="723"/>
+    <w:basedOn w:val="907"/>
     <w:uiPriority w:val="99"/>
     <w:pPr>
       <w:pBdr/>
@@ -8289,29 +8343,6 @@
         <w:tblBorders/>
       </w:tblPr>
       <w:tcPr>
-        <w:shd w:color="ffffff"/>
-        <w:tcBorders>
-          <w:top w:val="none" w:color="000000" w:sz="4" w:space="0"/>
-          <w:left w:val="none" w:color="000000" w:sz="4" w:space="0"/>
-          <w:bottom w:val="none" w:color="000000" w:sz="4" w:space="0"/>
-          <w:right w:val="none" w:color="000000" w:sz="4" w:space="0"/>
-        </w:tcBorders>
-      </w:tcPr>
-    </w:tblStylePr>
-    <w:tblStylePr w:type="firstRow">
-      <w:rPr>
-        <w:b/>
-        <w:color w:val="404040"/>
-      </w:rPr>
-      <w:pPr>
-        <w:pBdr/>
-        <w:spacing/>
-        <w:ind/>
-      </w:pPr>
-      <w:tblPr>
-        <w:tblBorders/>
-      </w:tblPr>
-      <w:tcPr>
         <w:shd w:val="clear" w:color="ffffff"/>
         <w:tcBorders>
           <w:top w:val="none" w:color="000000" w:sz="4" w:space="0"/>
@@ -8321,30 +8352,7 @@
         </w:tcBorders>
       </w:tcPr>
     </w:tblStylePr>
-    <w:tblStylePr w:type="lastCol">
-      <w:rPr>
-        <w:i/>
-        <w:color w:val="404040"/>
-      </w:rPr>
-      <w:pPr>
-        <w:pBdr/>
-        <w:spacing/>
-        <w:ind/>
-      </w:pPr>
-      <w:tblPr>
-        <w:tblBorders/>
-      </w:tblPr>
-      <w:tcPr>
-        <w:shd w:color="ffffff"/>
-        <w:tcBorders>
-          <w:top w:val="none" w:color="000000" w:sz="4" w:space="0"/>
-          <w:left w:val="none" w:color="000000" w:sz="4" w:space="0"/>
-          <w:bottom w:val="none" w:color="000000" w:sz="4" w:space="0"/>
-          <w:right w:val="none" w:color="000000" w:sz="4" w:space="0"/>
-        </w:tcBorders>
-      </w:tcPr>
-    </w:tblStylePr>
-    <w:tblStylePr w:type="lastRow">
+    <w:tblStylePr w:type="firstRow">
       <w:rPr>
         <w:b/>
         <w:color w:val="404040"/>
@@ -8367,6 +8375,52 @@
         </w:tcBorders>
       </w:tcPr>
     </w:tblStylePr>
+    <w:tblStylePr w:type="lastCol">
+      <w:rPr>
+        <w:i/>
+        <w:color w:val="404040"/>
+      </w:rPr>
+      <w:pPr>
+        <w:pBdr/>
+        <w:spacing/>
+        <w:ind/>
+      </w:pPr>
+      <w:tblPr>
+        <w:tblBorders/>
+      </w:tblPr>
+      <w:tcPr>
+        <w:shd w:val="clear" w:color="ffffff"/>
+        <w:tcBorders>
+          <w:top w:val="none" w:color="000000" w:sz="4" w:space="0"/>
+          <w:left w:val="none" w:color="000000" w:sz="4" w:space="0"/>
+          <w:bottom w:val="none" w:color="000000" w:sz="4" w:space="0"/>
+          <w:right w:val="none" w:color="000000" w:sz="4" w:space="0"/>
+        </w:tcBorders>
+      </w:tcPr>
+    </w:tblStylePr>
+    <w:tblStylePr w:type="lastRow">
+      <w:rPr>
+        <w:b/>
+        <w:color w:val="404040"/>
+      </w:rPr>
+      <w:pPr>
+        <w:pBdr/>
+        <w:spacing/>
+        <w:ind/>
+      </w:pPr>
+      <w:tblPr>
+        <w:tblBorders/>
+      </w:tblPr>
+      <w:tcPr>
+        <w:shd w:val="clear" w:color="ffffff"/>
+        <w:tcBorders>
+          <w:top w:val="none" w:color="000000" w:sz="4" w:space="0"/>
+          <w:left w:val="none" w:color="000000" w:sz="4" w:space="0"/>
+          <w:bottom w:val="none" w:color="000000" w:sz="4" w:space="0"/>
+          <w:right w:val="none" w:color="000000" w:sz="4" w:space="0"/>
+        </w:tcBorders>
+      </w:tcPr>
+    </w:tblStylePr>
     <w:tblStylePr w:type="nwCell">
       <w:pPr>
         <w:pBdr/>
@@ -8433,9 +8487,9 @@
       </w:tcPr>
     </w:tblStylePr>
   </w:style>
-  <w:style w:type="table" w:styleId="37">
+  <w:style w:type="table" w:styleId="746">
     <w:name w:val="Grid Table 3 - Accent 4"/>
-    <w:basedOn w:val="723"/>
+    <w:basedOn w:val="907"/>
     <w:uiPriority w:val="99"/>
     <w:pPr>
       <w:pBdr/>
@@ -8534,29 +8588,6 @@
         <w:tblBorders/>
       </w:tblPr>
       <w:tcPr>
-        <w:shd w:color="ffffff"/>
-        <w:tcBorders>
-          <w:top w:val="none" w:color="000000" w:sz="4" w:space="0"/>
-          <w:left w:val="none" w:color="000000" w:sz="4" w:space="0"/>
-          <w:bottom w:val="none" w:color="000000" w:sz="4" w:space="0"/>
-          <w:right w:val="none" w:color="000000" w:sz="4" w:space="0"/>
-        </w:tcBorders>
-      </w:tcPr>
-    </w:tblStylePr>
-    <w:tblStylePr w:type="firstRow">
-      <w:rPr>
-        <w:b/>
-        <w:color w:val="404040"/>
-      </w:rPr>
-      <w:pPr>
-        <w:pBdr/>
-        <w:spacing/>
-        <w:ind/>
-      </w:pPr>
-      <w:tblPr>
-        <w:tblBorders/>
-      </w:tblPr>
-      <w:tcPr>
         <w:shd w:val="clear" w:color="ffffff"/>
         <w:tcBorders>
           <w:top w:val="none" w:color="000000" w:sz="4" w:space="0"/>
@@ -8566,30 +8597,7 @@
         </w:tcBorders>
       </w:tcPr>
     </w:tblStylePr>
-    <w:tblStylePr w:type="lastCol">
-      <w:rPr>
-        <w:i/>
-        <w:color w:val="404040"/>
-      </w:rPr>
-      <w:pPr>
-        <w:pBdr/>
-        <w:spacing/>
-        <w:ind/>
-      </w:pPr>
-      <w:tblPr>
-        <w:tblBorders/>
-      </w:tblPr>
-      <w:tcPr>
-        <w:shd w:color="ffffff"/>
-        <w:tcBorders>
-          <w:top w:val="none" w:color="000000" w:sz="4" w:space="0"/>
-          <w:left w:val="none" w:color="000000" w:sz="4" w:space="0"/>
-          <w:bottom w:val="none" w:color="000000" w:sz="4" w:space="0"/>
-          <w:right w:val="none" w:color="000000" w:sz="4" w:space="0"/>
-        </w:tcBorders>
-      </w:tcPr>
-    </w:tblStylePr>
-    <w:tblStylePr w:type="lastRow">
+    <w:tblStylePr w:type="firstRow">
       <w:rPr>
         <w:b/>
         <w:color w:val="404040"/>
@@ -8612,6 +8620,52 @@
         </w:tcBorders>
       </w:tcPr>
     </w:tblStylePr>
+    <w:tblStylePr w:type="lastCol">
+      <w:rPr>
+        <w:i/>
+        <w:color w:val="404040"/>
+      </w:rPr>
+      <w:pPr>
+        <w:pBdr/>
+        <w:spacing/>
+        <w:ind/>
+      </w:pPr>
+      <w:tblPr>
+        <w:tblBorders/>
+      </w:tblPr>
+      <w:tcPr>
+        <w:shd w:val="clear" w:color="ffffff"/>
+        <w:tcBorders>
+          <w:top w:val="none" w:color="000000" w:sz="4" w:space="0"/>
+          <w:left w:val="none" w:color="000000" w:sz="4" w:space="0"/>
+          <w:bottom w:val="none" w:color="000000" w:sz="4" w:space="0"/>
+          <w:right w:val="none" w:color="000000" w:sz="4" w:space="0"/>
+        </w:tcBorders>
+      </w:tcPr>
+    </w:tblStylePr>
+    <w:tblStylePr w:type="lastRow">
+      <w:rPr>
+        <w:b/>
+        <w:color w:val="404040"/>
+      </w:rPr>
+      <w:pPr>
+        <w:pBdr/>
+        <w:spacing/>
+        <w:ind/>
+      </w:pPr>
+      <w:tblPr>
+        <w:tblBorders/>
+      </w:tblPr>
+      <w:tcPr>
+        <w:shd w:val="clear" w:color="ffffff"/>
+        <w:tcBorders>
+          <w:top w:val="none" w:color="000000" w:sz="4" w:space="0"/>
+          <w:left w:val="none" w:color="000000" w:sz="4" w:space="0"/>
+          <w:bottom w:val="none" w:color="000000" w:sz="4" w:space="0"/>
+          <w:right w:val="none" w:color="000000" w:sz="4" w:space="0"/>
+        </w:tcBorders>
+      </w:tcPr>
+    </w:tblStylePr>
     <w:tblStylePr w:type="nwCell">
       <w:pPr>
         <w:pBdr/>
@@ -8678,9 +8732,9 @@
       </w:tcPr>
     </w:tblStylePr>
   </w:style>
-  <w:style w:type="table" w:styleId="38">
+  <w:style w:type="table" w:styleId="747">
     <w:name w:val="Grid Table 3 - Accent 5"/>
-    <w:basedOn w:val="723"/>
+    <w:basedOn w:val="907"/>
     <w:uiPriority w:val="99"/>
     <w:pPr>
       <w:pBdr/>
@@ -8779,29 +8833,6 @@
         <w:tblBorders/>
       </w:tblPr>
       <w:tcPr>
-        <w:shd w:color="ffffff"/>
-        <w:tcBorders>
-          <w:top w:val="none" w:color="000000" w:sz="4" w:space="0"/>
-          <w:left w:val="none" w:color="000000" w:sz="4" w:space="0"/>
-          <w:bottom w:val="none" w:color="000000" w:sz="4" w:space="0"/>
-          <w:right w:val="none" w:color="000000" w:sz="4" w:space="0"/>
-        </w:tcBorders>
-      </w:tcPr>
-    </w:tblStylePr>
-    <w:tblStylePr w:type="firstRow">
-      <w:rPr>
-        <w:b/>
-        <w:color w:val="404040"/>
-      </w:rPr>
-      <w:pPr>
-        <w:pBdr/>
-        <w:spacing/>
-        <w:ind/>
-      </w:pPr>
-      <w:tblPr>
-        <w:tblBorders/>
-      </w:tblPr>
-      <w:tcPr>
         <w:shd w:val="clear" w:color="ffffff"/>
         <w:tcBorders>
           <w:top w:val="none" w:color="000000" w:sz="4" w:space="0"/>
@@ -8811,30 +8842,7 @@
         </w:tcBorders>
       </w:tcPr>
     </w:tblStylePr>
-    <w:tblStylePr w:type="lastCol">
-      <w:rPr>
-        <w:i/>
-        <w:color w:val="404040"/>
-      </w:rPr>
-      <w:pPr>
-        <w:pBdr/>
-        <w:spacing/>
-        <w:ind/>
-      </w:pPr>
-      <w:tblPr>
-        <w:tblBorders/>
-      </w:tblPr>
-      <w:tcPr>
-        <w:shd w:color="ffffff"/>
-        <w:tcBorders>
-          <w:top w:val="none" w:color="000000" w:sz="4" w:space="0"/>
-          <w:left w:val="none" w:color="000000" w:sz="4" w:space="0"/>
-          <w:bottom w:val="none" w:color="000000" w:sz="4" w:space="0"/>
-          <w:right w:val="none" w:color="000000" w:sz="4" w:space="0"/>
-        </w:tcBorders>
-      </w:tcPr>
-    </w:tblStylePr>
-    <w:tblStylePr w:type="lastRow">
+    <w:tblStylePr w:type="firstRow">
       <w:rPr>
         <w:b/>
         <w:color w:val="404040"/>
@@ -8857,6 +8865,52 @@
         </w:tcBorders>
       </w:tcPr>
     </w:tblStylePr>
+    <w:tblStylePr w:type="lastCol">
+      <w:rPr>
+        <w:i/>
+        <w:color w:val="404040"/>
+      </w:rPr>
+      <w:pPr>
+        <w:pBdr/>
+        <w:spacing/>
+        <w:ind/>
+      </w:pPr>
+      <w:tblPr>
+        <w:tblBorders/>
+      </w:tblPr>
+      <w:tcPr>
+        <w:shd w:val="clear" w:color="ffffff"/>
+        <w:tcBorders>
+          <w:top w:val="none" w:color="000000" w:sz="4" w:space="0"/>
+          <w:left w:val="none" w:color="000000" w:sz="4" w:space="0"/>
+          <w:bottom w:val="none" w:color="000000" w:sz="4" w:space="0"/>
+          <w:right w:val="none" w:color="000000" w:sz="4" w:space="0"/>
+        </w:tcBorders>
+      </w:tcPr>
+    </w:tblStylePr>
+    <w:tblStylePr w:type="lastRow">
+      <w:rPr>
+        <w:b/>
+        <w:color w:val="404040"/>
+      </w:rPr>
+      <w:pPr>
+        <w:pBdr/>
+        <w:spacing/>
+        <w:ind/>
+      </w:pPr>
+      <w:tblPr>
+        <w:tblBorders/>
+      </w:tblPr>
+      <w:tcPr>
+        <w:shd w:val="clear" w:color="ffffff"/>
+        <w:tcBorders>
+          <w:top w:val="none" w:color="000000" w:sz="4" w:space="0"/>
+          <w:left w:val="none" w:color="000000" w:sz="4" w:space="0"/>
+          <w:bottom w:val="none" w:color="000000" w:sz="4" w:space="0"/>
+          <w:right w:val="none" w:color="000000" w:sz="4" w:space="0"/>
+        </w:tcBorders>
+      </w:tcPr>
+    </w:tblStylePr>
     <w:tblStylePr w:type="nwCell">
       <w:pPr>
         <w:pBdr/>
@@ -8923,9 +8977,9 @@
       </w:tcPr>
     </w:tblStylePr>
   </w:style>
-  <w:style w:type="table" w:styleId="39">
+  <w:style w:type="table" w:styleId="748">
     <w:name w:val="Grid Table 3 - Accent 6"/>
-    <w:basedOn w:val="723"/>
+    <w:basedOn w:val="907"/>
     <w:uiPriority w:val="99"/>
     <w:pPr>
       <w:pBdr/>
@@ -9024,29 +9078,6 @@
         <w:tblBorders/>
       </w:tblPr>
       <w:tcPr>
-        <w:shd w:color="ffffff"/>
-        <w:tcBorders>
-          <w:top w:val="none" w:color="000000" w:sz="4" w:space="0"/>
-          <w:left w:val="none" w:color="000000" w:sz="4" w:space="0"/>
-          <w:bottom w:val="none" w:color="000000" w:sz="4" w:space="0"/>
-          <w:right w:val="none" w:color="000000" w:sz="4" w:space="0"/>
-        </w:tcBorders>
-      </w:tcPr>
-    </w:tblStylePr>
-    <w:tblStylePr w:type="firstRow">
-      <w:rPr>
-        <w:b/>
-        <w:color w:val="404040"/>
-      </w:rPr>
-      <w:pPr>
-        <w:pBdr/>
-        <w:spacing/>
-        <w:ind/>
-      </w:pPr>
-      <w:tblPr>
-        <w:tblBorders/>
-      </w:tblPr>
-      <w:tcPr>
         <w:shd w:val="clear" w:color="ffffff"/>
         <w:tcBorders>
           <w:top w:val="none" w:color="000000" w:sz="4" w:space="0"/>
@@ -9056,30 +9087,7 @@
         </w:tcBorders>
       </w:tcPr>
     </w:tblStylePr>
-    <w:tblStylePr w:type="lastCol">
-      <w:rPr>
-        <w:i/>
-        <w:color w:val="404040"/>
-      </w:rPr>
-      <w:pPr>
-        <w:pBdr/>
-        <w:spacing/>
-        <w:ind/>
-      </w:pPr>
-      <w:tblPr>
-        <w:tblBorders/>
-      </w:tblPr>
-      <w:tcPr>
-        <w:shd w:color="ffffff"/>
-        <w:tcBorders>
-          <w:top w:val="none" w:color="000000" w:sz="4" w:space="0"/>
-          <w:left w:val="none" w:color="000000" w:sz="4" w:space="0"/>
-          <w:bottom w:val="none" w:color="000000" w:sz="4" w:space="0"/>
-          <w:right w:val="none" w:color="000000" w:sz="4" w:space="0"/>
-        </w:tcBorders>
-      </w:tcPr>
-    </w:tblStylePr>
-    <w:tblStylePr w:type="lastRow">
+    <w:tblStylePr w:type="firstRow">
       <w:rPr>
         <w:b/>
         <w:color w:val="404040"/>
@@ -9102,6 +9110,52 @@
         </w:tcBorders>
       </w:tcPr>
     </w:tblStylePr>
+    <w:tblStylePr w:type="lastCol">
+      <w:rPr>
+        <w:i/>
+        <w:color w:val="404040"/>
+      </w:rPr>
+      <w:pPr>
+        <w:pBdr/>
+        <w:spacing/>
+        <w:ind/>
+      </w:pPr>
+      <w:tblPr>
+        <w:tblBorders/>
+      </w:tblPr>
+      <w:tcPr>
+        <w:shd w:val="clear" w:color="ffffff"/>
+        <w:tcBorders>
+          <w:top w:val="none" w:color="000000" w:sz="4" w:space="0"/>
+          <w:left w:val="none" w:color="000000" w:sz="4" w:space="0"/>
+          <w:bottom w:val="none" w:color="000000" w:sz="4" w:space="0"/>
+          <w:right w:val="none" w:color="000000" w:sz="4" w:space="0"/>
+        </w:tcBorders>
+      </w:tcPr>
+    </w:tblStylePr>
+    <w:tblStylePr w:type="lastRow">
+      <w:rPr>
+        <w:b/>
+        <w:color w:val="404040"/>
+      </w:rPr>
+      <w:pPr>
+        <w:pBdr/>
+        <w:spacing/>
+        <w:ind/>
+      </w:pPr>
+      <w:tblPr>
+        <w:tblBorders/>
+      </w:tblPr>
+      <w:tcPr>
+        <w:shd w:val="clear" w:color="ffffff"/>
+        <w:tcBorders>
+          <w:top w:val="none" w:color="000000" w:sz="4" w:space="0"/>
+          <w:left w:val="none" w:color="000000" w:sz="4" w:space="0"/>
+          <w:bottom w:val="none" w:color="000000" w:sz="4" w:space="0"/>
+          <w:right w:val="none" w:color="000000" w:sz="4" w:space="0"/>
+        </w:tcBorders>
+      </w:tcPr>
+    </w:tblStylePr>
     <w:tblStylePr w:type="nwCell">
       <w:pPr>
         <w:pBdr/>
@@ -9168,9 +9222,9 @@
       </w:tcPr>
     </w:tblStylePr>
   </w:style>
-  <w:style w:type="table" w:styleId="40">
+  <w:style w:type="table" w:styleId="749">
     <w:name w:val="Grid Table 4"/>
-    <w:basedOn w:val="723"/>
+    <w:basedOn w:val="907"/>
     <w:uiPriority w:val="59"/>
     <w:pPr>
       <w:pBdr/>
@@ -9401,9 +9455,9 @@
       </w:tcPr>
     </w:tblStylePr>
   </w:style>
-  <w:style w:type="table" w:styleId="41">
+  <w:style w:type="table" w:styleId="750">
     <w:name w:val="Grid Table 4 - Accent 1"/>
-    <w:basedOn w:val="723"/>
+    <w:basedOn w:val="907"/>
     <w:uiPriority w:val="59"/>
     <w:pPr>
       <w:pBdr/>
@@ -9634,9 +9688,9 @@
       </w:tcPr>
     </w:tblStylePr>
   </w:style>
-  <w:style w:type="table" w:styleId="42">
+  <w:style w:type="table" w:styleId="751">
     <w:name w:val="Grid Table 4 - Accent 2"/>
-    <w:basedOn w:val="723"/>
+    <w:basedOn w:val="907"/>
     <w:uiPriority w:val="59"/>
     <w:pPr>
       <w:pBdr/>
@@ -9867,9 +9921,9 @@
       </w:tcPr>
     </w:tblStylePr>
   </w:style>
-  <w:style w:type="table" w:styleId="43">
+  <w:style w:type="table" w:styleId="752">
     <w:name w:val="Grid Table 4 - Accent 3"/>
-    <w:basedOn w:val="723"/>
+    <w:basedOn w:val="907"/>
     <w:uiPriority w:val="59"/>
     <w:pPr>
       <w:pBdr/>
@@ -10100,9 +10154,9 @@
       </w:tcPr>
     </w:tblStylePr>
   </w:style>
-  <w:style w:type="table" w:styleId="44">
+  <w:style w:type="table" w:styleId="753">
     <w:name w:val="Grid Table 4 - Accent 4"/>
-    <w:basedOn w:val="723"/>
+    <w:basedOn w:val="907"/>
     <w:uiPriority w:val="59"/>
     <w:pPr>
       <w:pBdr/>
@@ -10333,9 +10387,9 @@
       </w:tcPr>
     </w:tblStylePr>
   </w:style>
-  <w:style w:type="table" w:styleId="45">
+  <w:style w:type="table" w:styleId="754">
     <w:name w:val="Grid Table 4 - Accent 5"/>
-    <w:basedOn w:val="723"/>
+    <w:basedOn w:val="907"/>
     <w:uiPriority w:val="59"/>
     <w:pPr>
       <w:pBdr/>
@@ -10566,9 +10620,9 @@
       </w:tcPr>
     </w:tblStylePr>
   </w:style>
-  <w:style w:type="table" w:styleId="46">
+  <w:style w:type="table" w:styleId="755">
     <w:name w:val="Grid Table 4 - Accent 6"/>
-    <w:basedOn w:val="723"/>
+    <w:basedOn w:val="907"/>
     <w:uiPriority w:val="59"/>
     <w:pPr>
       <w:pBdr/>
@@ -10799,9 +10853,9 @@
       </w:tcPr>
     </w:tblStylePr>
   </w:style>
-  <w:style w:type="table" w:styleId="47">
+  <w:style w:type="table" w:styleId="756">
     <w:name w:val="Grid Table 5 Dark"/>
-    <w:basedOn w:val="723"/>
+    <w:basedOn w:val="907"/>
     <w:uiPriority w:val="99"/>
     <w:pPr>
       <w:pBdr/>
@@ -11027,9 +11081,9 @@
       </w:tcPr>
     </w:tblStylePr>
   </w:style>
-  <w:style w:type="table" w:styleId="48">
+  <w:style w:type="table" w:styleId="757">
     <w:name w:val="Grid Table 5 Dark- Accent 1"/>
-    <w:basedOn w:val="723"/>
+    <w:basedOn w:val="907"/>
     <w:uiPriority w:val="99"/>
     <w:pPr>
       <w:pBdr/>
@@ -11255,9 +11309,9 @@
       </w:tcPr>
     </w:tblStylePr>
   </w:style>
-  <w:style w:type="table" w:styleId="49">
+  <w:style w:type="table" w:styleId="758">
     <w:name w:val="Grid Table 5 Dark - Accent 2"/>
-    <w:basedOn w:val="723"/>
+    <w:basedOn w:val="907"/>
     <w:uiPriority w:val="99"/>
     <w:pPr>
       <w:pBdr/>
@@ -11483,9 +11537,9 @@
       </w:tcPr>
     </w:tblStylePr>
   </w:style>
-  <w:style w:type="table" w:styleId="50">
+  <w:style w:type="table" w:styleId="759">
     <w:name w:val="Grid Table 5 Dark - Accent 3"/>
-    <w:basedOn w:val="723"/>
+    <w:basedOn w:val="907"/>
     <w:uiPriority w:val="99"/>
     <w:pPr>
       <w:pBdr/>
@@ -11711,9 +11765,9 @@
       </w:tcPr>
     </w:tblStylePr>
   </w:style>
-  <w:style w:type="table" w:styleId="51">
+  <w:style w:type="table" w:styleId="760">
     <w:name w:val="Grid Table 5 Dark- Accent 4"/>
-    <w:basedOn w:val="723"/>
+    <w:basedOn w:val="907"/>
     <w:uiPriority w:val="99"/>
     <w:pPr>
       <w:pBdr/>
@@ -11939,9 +11993,9 @@
       </w:tcPr>
     </w:tblStylePr>
   </w:style>
-  <w:style w:type="table" w:styleId="52">
+  <w:style w:type="table" w:styleId="761">
     <w:name w:val="Grid Table 5 Dark - Accent 5"/>
-    <w:basedOn w:val="723"/>
+    <w:basedOn w:val="907"/>
     <w:uiPriority w:val="99"/>
     <w:pPr>
       <w:pBdr/>
@@ -12167,9 +12221,9 @@
       </w:tcPr>
     </w:tblStylePr>
   </w:style>
-  <w:style w:type="table" w:styleId="53">
+  <w:style w:type="table" w:styleId="762">
     <w:name w:val="Grid Table 5 Dark - Accent 6"/>
-    <w:basedOn w:val="723"/>
+    <w:basedOn w:val="907"/>
     <w:uiPriority w:val="99"/>
     <w:pPr>
       <w:pBdr/>
@@ -12395,9 +12449,9 @@
       </w:tcPr>
     </w:tblStylePr>
   </w:style>
-  <w:style w:type="table" w:styleId="54">
+  <w:style w:type="table" w:styleId="763">
     <w:name w:val="Grid Table 6 Colorful"/>
-    <w:basedOn w:val="723"/>
+    <w:basedOn w:val="907"/>
     <w:uiPriority w:val="99"/>
     <w:pPr>
       <w:pBdr/>
@@ -12625,9 +12679,9 @@
       </w:tcPr>
     </w:tblStylePr>
   </w:style>
-  <w:style w:type="table" w:styleId="55">
+  <w:style w:type="table" w:styleId="764">
     <w:name w:val="Grid Table 6 Colorful - Accent 1"/>
-    <w:basedOn w:val="723"/>
+    <w:basedOn w:val="907"/>
     <w:uiPriority w:val="99"/>
     <w:pPr>
       <w:pBdr/>
@@ -12855,9 +12909,9 @@
       </w:tcPr>
     </w:tblStylePr>
   </w:style>
-  <w:style w:type="table" w:styleId="56">
+  <w:style w:type="table" w:styleId="765">
     <w:name w:val="Grid Table 6 Colorful - Accent 2"/>
-    <w:basedOn w:val="723"/>
+    <w:basedOn w:val="907"/>
     <w:uiPriority w:val="99"/>
     <w:pPr>
       <w:pBdr/>
@@ -13085,9 +13139,9 @@
       </w:tcPr>
     </w:tblStylePr>
   </w:style>
-  <w:style w:type="table" w:styleId="57">
+  <w:style w:type="table" w:styleId="766">
     <w:name w:val="Grid Table 6 Colorful - Accent 3"/>
-    <w:basedOn w:val="723"/>
+    <w:basedOn w:val="907"/>
     <w:uiPriority w:val="99"/>
     <w:pPr>
       <w:pBdr/>
@@ -13315,9 +13369,9 @@
       </w:tcPr>
     </w:tblStylePr>
   </w:style>
-  <w:style w:type="table" w:styleId="58">
+  <w:style w:type="table" w:styleId="767">
     <w:name w:val="Grid Table 6 Colorful - Accent 4"/>
-    <w:basedOn w:val="723"/>
+    <w:basedOn w:val="907"/>
     <w:uiPriority w:val="99"/>
     <w:pPr>
       <w:pBdr/>
@@ -13545,9 +13599,9 @@
       </w:tcPr>
     </w:tblStylePr>
   </w:style>
-  <w:style w:type="table" w:styleId="59">
+  <w:style w:type="table" w:styleId="768">
     <w:name w:val="Grid Table 6 Colorful - Accent 5"/>
-    <w:basedOn w:val="723"/>
+    <w:basedOn w:val="907"/>
     <w:uiPriority w:val="99"/>
     <w:pPr>
       <w:pBdr/>
@@ -13775,9 +13829,9 @@
       </w:tcPr>
     </w:tblStylePr>
   </w:style>
-  <w:style w:type="table" w:styleId="60">
+  <w:style w:type="table" w:styleId="769">
     <w:name w:val="Grid Table 6 Colorful - Accent 6"/>
-    <w:basedOn w:val="723"/>
+    <w:basedOn w:val="907"/>
     <w:uiPriority w:val="99"/>
     <w:pPr>
       <w:pBdr/>
@@ -14005,9 +14059,9 @@
       </w:tcPr>
     </w:tblStylePr>
   </w:style>
-  <w:style w:type="table" w:styleId="61">
+  <w:style w:type="table" w:styleId="770">
     <w:name w:val="Grid Table 7 Colorful"/>
-    <w:basedOn w:val="723"/>
+    <w:basedOn w:val="907"/>
     <w:uiPriority w:val="99"/>
     <w:pPr>
       <w:pBdr/>
@@ -14109,11 +14163,11 @@
         <w:tblBorders/>
       </w:tblPr>
       <w:tcPr>
-        <w:shd w:color="ffffff"/>
+        <w:shd w:val="clear" w:color="ffffff"/>
         <w:tcBorders>
-          <w:top w:val="none"/>
-          <w:left w:val="none"/>
-          <w:bottom w:val="none"/>
+          <w:top w:val="none" w:color="000000" w:sz="4" w:space="0"/>
+          <w:left w:val="none" w:color="000000" w:sz="4" w:space="0"/>
+          <w:bottom w:val="none" w:color="000000" w:sz="4" w:space="0"/>
           <w:right w:val="single" w:color="000000" w:themeColor="text1" w:themeTint="80" w:sz="4" w:space="0"/>
         </w:tcBorders>
       </w:tcPr>
@@ -14136,10 +14190,10 @@
       <w:tcPr>
         <w:shd w:val="clear" w:color="ffffff" w:themeColor="light1" w:fill="ffffff" w:themeFill="light1"/>
         <w:tcBorders>
-          <w:top w:val="none"/>
-          <w:left w:val="none"/>
+          <w:top w:val="none" w:color="000000" w:sz="4" w:space="0"/>
+          <w:left w:val="none" w:color="000000" w:sz="4" w:space="0"/>
           <w:bottom w:val="single" w:color="000000" w:themeColor="text1" w:themeTint="80" w:sz="4" w:space="0"/>
-          <w:right w:val="none"/>
+          <w:right w:val="none" w:color="000000" w:sz="4" w:space="0"/>
         </w:tcBorders>
       </w:tcPr>
     </w:tblStylePr>
@@ -14159,12 +14213,12 @@
         <w:tblBorders/>
       </w:tblPr>
       <w:tcPr>
-        <w:shd w:color="ffffff"/>
+        <w:shd w:val="clear" w:color="ffffff"/>
         <w:tcBorders>
-          <w:top w:val="none"/>
+          <w:top w:val="none" w:color="000000" w:sz="4" w:space="0"/>
           <w:left w:val="single" w:color="000000" w:themeColor="text1" w:themeTint="80" w:sz="4" w:space="0"/>
-          <w:bottom w:val="none"/>
-          <w:right w:val="none"/>
+          <w:bottom w:val="none" w:color="000000" w:sz="4" w:space="0"/>
+          <w:right w:val="none" w:color="000000" w:sz="4" w:space="0"/>
         </w:tcBorders>
       </w:tcPr>
     </w:tblStylePr>
@@ -14187,9 +14241,9 @@
         <w:shd w:val="clear" w:color="ffffff" w:themeColor="light1" w:fill="ffffff" w:themeFill="light1"/>
         <w:tcBorders>
           <w:top w:val="single" w:color="000000" w:themeColor="text1" w:themeTint="80" w:sz="4" w:space="0"/>
-          <w:left w:val="none"/>
-          <w:bottom w:val="none"/>
-          <w:right w:val="none"/>
+          <w:left w:val="none" w:color="000000" w:sz="4" w:space="0"/>
+          <w:bottom w:val="none" w:color="000000" w:sz="4" w:space="0"/>
+          <w:right w:val="none" w:color="000000" w:sz="4" w:space="0"/>
         </w:tcBorders>
       </w:tcPr>
     </w:tblStylePr>
@@ -14259,9 +14313,9 @@
       </w:tcPr>
     </w:tblStylePr>
   </w:style>
-  <w:style w:type="table" w:styleId="62">
+  <w:style w:type="table" w:styleId="771">
     <w:name w:val="Grid Table 7 Colorful - Accent 1"/>
-    <w:basedOn w:val="723"/>
+    <w:basedOn w:val="907"/>
     <w:uiPriority w:val="99"/>
     <w:pPr>
       <w:pBdr/>
@@ -14363,11 +14417,11 @@
         <w:tblBorders/>
       </w:tblPr>
       <w:tcPr>
-        <w:shd w:color="ffffff"/>
+        <w:shd w:val="clear" w:color="ffffff"/>
         <w:tcBorders>
-          <w:top w:val="none"/>
-          <w:left w:val="none"/>
-          <w:bottom w:val="none"/>
+          <w:top w:val="none" w:color="000000" w:sz="4" w:space="0"/>
+          <w:left w:val="none" w:color="000000" w:sz="4" w:space="0"/>
+          <w:bottom w:val="none" w:color="000000" w:sz="4" w:space="0"/>
           <w:right w:val="single" w:color="000000" w:themeColor="accent1" w:themeTint="80" w:sz="4" w:space="0"/>
         </w:tcBorders>
       </w:tcPr>
@@ -14390,10 +14444,10 @@
       <w:tcPr>
         <w:shd w:val="clear" w:color="ffffff" w:themeColor="light1" w:fill="ffffff" w:themeFill="light1"/>
         <w:tcBorders>
-          <w:top w:val="none"/>
-          <w:left w:val="none"/>
+          <w:top w:val="none" w:color="000000" w:sz="4" w:space="0"/>
+          <w:left w:val="none" w:color="000000" w:sz="4" w:space="0"/>
           <w:bottom w:val="single" w:color="000000" w:themeColor="accent1" w:themeTint="80" w:sz="4" w:space="0"/>
-          <w:right w:val="none"/>
+          <w:right w:val="none" w:color="000000" w:sz="4" w:space="0"/>
         </w:tcBorders>
       </w:tcPr>
     </w:tblStylePr>
@@ -14413,12 +14467,12 @@
         <w:tblBorders/>
       </w:tblPr>
       <w:tcPr>
-        <w:shd w:color="ffffff"/>
+        <w:shd w:val="clear" w:color="ffffff"/>
         <w:tcBorders>
-          <w:top w:val="none"/>
+          <w:top w:val="none" w:color="000000" w:sz="4" w:space="0"/>
           <w:left w:val="single" w:color="000000" w:themeColor="accent1" w:themeTint="80" w:sz="4" w:space="0"/>
-          <w:bottom w:val="none"/>
-          <w:right w:val="none"/>
+          <w:bottom w:val="none" w:color="000000" w:sz="4" w:space="0"/>
+          <w:right w:val="none" w:color="000000" w:sz="4" w:space="0"/>
         </w:tcBorders>
       </w:tcPr>
     </w:tblStylePr>
@@ -14441,9 +14495,9 @@
         <w:shd w:val="clear" w:color="ffffff" w:themeColor="light1" w:fill="ffffff" w:themeFill="light1"/>
         <w:tcBorders>
           <w:top w:val="single" w:color="000000" w:themeColor="accent1" w:themeTint="80" w:sz="4" w:space="0"/>
-          <w:left w:val="none"/>
-          <w:bottom w:val="none"/>
-          <w:right w:val="none"/>
+          <w:left w:val="none" w:color="000000" w:sz="4" w:space="0"/>
+          <w:bottom w:val="none" w:color="000000" w:sz="4" w:space="0"/>
+          <w:right w:val="none" w:color="000000" w:sz="4" w:space="0"/>
         </w:tcBorders>
       </w:tcPr>
     </w:tblStylePr>
@@ -14513,9 +14567,9 @@
       </w:tcPr>
     </w:tblStylePr>
   </w:style>
-  <w:style w:type="table" w:styleId="63">
+  <w:style w:type="table" w:styleId="772">
     <w:name w:val="Grid Table 7 Colorful - Accent 2"/>
-    <w:basedOn w:val="723"/>
+    <w:basedOn w:val="907"/>
     <w:uiPriority w:val="99"/>
     <w:pPr>
       <w:pBdr/>
@@ -14617,11 +14671,11 @@
         <w:tblBorders/>
       </w:tblPr>
       <w:tcPr>
-        <w:shd w:color="ffffff"/>
+        <w:shd w:val="clear" w:color="ffffff"/>
         <w:tcBorders>
-          <w:top w:val="none"/>
-          <w:left w:val="none"/>
-          <w:bottom w:val="none"/>
+          <w:top w:val="none" w:color="000000" w:sz="4" w:space="0"/>
+          <w:left w:val="none" w:color="000000" w:sz="4" w:space="0"/>
+          <w:bottom w:val="none" w:color="000000" w:sz="4" w:space="0"/>
           <w:right w:val="single" w:color="000000" w:themeColor="accent2" w:themeTint="97" w:sz="4" w:space="0"/>
         </w:tcBorders>
       </w:tcPr>
@@ -14644,10 +14698,10 @@
       <w:tcPr>
         <w:shd w:val="clear" w:color="ffffff" w:themeColor="light1" w:fill="ffffff" w:themeFill="light1"/>
         <w:tcBorders>
-          <w:top w:val="none"/>
-          <w:left w:val="none"/>
+          <w:top w:val="none" w:color="000000" w:sz="4" w:space="0"/>
+          <w:left w:val="none" w:color="000000" w:sz="4" w:space="0"/>
           <w:bottom w:val="single" w:color="000000" w:themeColor="accent2" w:themeTint="97" w:sz="4" w:space="0"/>
-          <w:right w:val="none"/>
+          <w:right w:val="none" w:color="000000" w:sz="4" w:space="0"/>
         </w:tcBorders>
       </w:tcPr>
     </w:tblStylePr>
@@ -14667,12 +14721,12 @@
         <w:tblBorders/>
       </w:tblPr>
       <w:tcPr>
-        <w:shd w:color="ffffff"/>
+        <w:shd w:val="clear" w:color="ffffff"/>
         <w:tcBorders>
-          <w:top w:val="none"/>
+          <w:top w:val="none" w:color="000000" w:sz="4" w:space="0"/>
           <w:left w:val="single" w:color="000000" w:themeColor="accent2" w:themeTint="97" w:sz="4" w:space="0"/>
-          <w:bottom w:val="none"/>
-          <w:right w:val="none"/>
+          <w:bottom w:val="none" w:color="000000" w:sz="4" w:space="0"/>
+          <w:right w:val="none" w:color="000000" w:sz="4" w:space="0"/>
         </w:tcBorders>
       </w:tcPr>
     </w:tblStylePr>
@@ -14695,9 +14749,9 @@
         <w:shd w:val="clear" w:color="ffffff" w:themeColor="light1" w:fill="ffffff" w:themeFill="light1"/>
         <w:tcBorders>
           <w:top w:val="single" w:color="000000" w:themeColor="accent2" w:themeTint="97" w:sz="4" w:space="0"/>
-          <w:left w:val="none"/>
-          <w:bottom w:val="none"/>
-          <w:right w:val="none"/>
+          <w:left w:val="none" w:color="000000" w:sz="4" w:space="0"/>
+          <w:bottom w:val="none" w:color="000000" w:sz="4" w:space="0"/>
+          <w:right w:val="none" w:color="000000" w:sz="4" w:space="0"/>
         </w:tcBorders>
       </w:tcPr>
     </w:tblStylePr>
@@ -14767,9 +14821,9 @@
       </w:tcPr>
     </w:tblStylePr>
   </w:style>
-  <w:style w:type="table" w:styleId="64">
+  <w:style w:type="table" w:styleId="773">
     <w:name w:val="Grid Table 7 Colorful - Accent 3"/>
-    <w:basedOn w:val="723"/>
+    <w:basedOn w:val="907"/>
     <w:uiPriority w:val="99"/>
     <w:pPr>
       <w:pBdr/>
@@ -14871,11 +14925,11 @@
         <w:tblBorders/>
       </w:tblPr>
       <w:tcPr>
-        <w:shd w:color="ffffff"/>
+        <w:shd w:val="clear" w:color="ffffff"/>
         <w:tcBorders>
-          <w:top w:val="none"/>
-          <w:left w:val="none"/>
-          <w:bottom w:val="none"/>
+          <w:top w:val="none" w:color="000000" w:sz="4" w:space="0"/>
+          <w:left w:val="none" w:color="000000" w:sz="4" w:space="0"/>
+          <w:bottom w:val="none" w:color="000000" w:sz="4" w:space="0"/>
           <w:right w:val="single" w:color="000000" w:themeColor="accent3" w:themeTint="FE" w:sz="4" w:space="0"/>
         </w:tcBorders>
       </w:tcPr>
@@ -14898,10 +14952,10 @@
       <w:tcPr>
         <w:shd w:val="clear" w:color="ffffff" w:themeColor="light1" w:fill="ffffff" w:themeFill="light1"/>
         <w:tcBorders>
-          <w:top w:val="none"/>
-          <w:left w:val="none"/>
+          <w:top w:val="none" w:color="000000" w:sz="4" w:space="0"/>
+          <w:left w:val="none" w:color="000000" w:sz="4" w:space="0"/>
           <w:bottom w:val="single" w:color="000000" w:themeColor="accent3" w:themeTint="FE" w:sz="4" w:space="0"/>
-          <w:right w:val="none"/>
+          <w:right w:val="none" w:color="000000" w:sz="4" w:space="0"/>
         </w:tcBorders>
       </w:tcPr>
     </w:tblStylePr>
@@ -14921,12 +14975,12 @@
         <w:tblBorders/>
       </w:tblPr>
       <w:tcPr>
-        <w:shd w:color="ffffff"/>
+        <w:shd w:val="clear" w:color="ffffff"/>
         <w:tcBorders>
-          <w:top w:val="none"/>
+          <w:top w:val="none" w:color="000000" w:sz="4" w:space="0"/>
           <w:left w:val="single" w:color="000000" w:themeColor="accent3" w:themeTint="FE" w:sz="4" w:space="0"/>
-          <w:bottom w:val="none"/>
-          <w:right w:val="none"/>
+          <w:bottom w:val="none" w:color="000000" w:sz="4" w:space="0"/>
+          <w:right w:val="none" w:color="000000" w:sz="4" w:space="0"/>
         </w:tcBorders>
       </w:tcPr>
     </w:tblStylePr>
@@ -14949,9 +15003,9 @@
         <w:shd w:val="clear" w:color="ffffff" w:themeColor="light1" w:fill="ffffff" w:themeFill="light1"/>
         <w:tcBorders>
           <w:top w:val="single" w:color="000000" w:themeColor="accent3" w:themeTint="FE" w:sz="4" w:space="0"/>
-          <w:left w:val="none"/>
-          <w:bottom w:val="none"/>
-          <w:right w:val="none"/>
+          <w:left w:val="none" w:color="000000" w:sz="4" w:space="0"/>
+          <w:bottom w:val="none" w:color="000000" w:sz="4" w:space="0"/>
+          <w:right w:val="none" w:color="000000" w:sz="4" w:space="0"/>
         </w:tcBorders>
       </w:tcPr>
     </w:tblStylePr>
@@ -15021,9 +15075,9 @@
       </w:tcPr>
     </w:tblStylePr>
   </w:style>
-  <w:style w:type="table" w:styleId="65">
+  <w:style w:type="table" w:styleId="774">
     <w:name w:val="Grid Table 7 Colorful - Accent 4"/>
-    <w:basedOn w:val="723"/>
+    <w:basedOn w:val="907"/>
     <w:uiPriority w:val="99"/>
     <w:pPr>
       <w:pBdr/>
@@ -15125,11 +15179,11 @@
         <w:tblBorders/>
       </w:tblPr>
       <w:tcPr>
-        <w:shd w:color="ffffff"/>
+        <w:shd w:val="clear" w:color="ffffff"/>
         <w:tcBorders>
-          <w:top w:val="none"/>
-          <w:left w:val="none"/>
-          <w:bottom w:val="none"/>
+          <w:top w:val="none" w:color="000000" w:sz="4" w:space="0"/>
+          <w:left w:val="none" w:color="000000" w:sz="4" w:space="0"/>
+          <w:bottom w:val="none" w:color="000000" w:sz="4" w:space="0"/>
           <w:right w:val="single" w:color="000000" w:themeColor="accent4" w:themeTint="9A" w:sz="4" w:space="0"/>
         </w:tcBorders>
       </w:tcPr>
@@ -15152,10 +15206,10 @@
       <w:tcPr>
         <w:shd w:val="clear" w:color="ffffff" w:themeColor="light1" w:fill="ffffff" w:themeFill="light1"/>
         <w:tcBorders>
-          <w:top w:val="none"/>
-          <w:left w:val="none"/>
+          <w:top w:val="none" w:color="000000" w:sz="4" w:space="0"/>
+          <w:left w:val="none" w:color="000000" w:sz="4" w:space="0"/>
           <w:bottom w:val="single" w:color="000000" w:themeColor="accent4" w:themeTint="9A" w:sz="4" w:space="0"/>
-          <w:right w:val="none"/>
+          <w:right w:val="none" w:color="000000" w:sz="4" w:space="0"/>
         </w:tcBorders>
       </w:tcPr>
     </w:tblStylePr>
@@ -15175,12 +15229,12 @@
         <w:tblBorders/>
       </w:tblPr>
       <w:tcPr>
-        <w:shd w:color="ffffff"/>
+        <w:shd w:val="clear" w:color="ffffff"/>
         <w:tcBorders>
-          <w:top w:val="none"/>
+          <w:top w:val="none" w:color="000000" w:sz="4" w:space="0"/>
           <w:left w:val="single" w:color="000000" w:themeColor="accent4" w:themeTint="9A" w:sz="4" w:space="0"/>
-          <w:bottom w:val="none"/>
-          <w:right w:val="none"/>
+          <w:bottom w:val="none" w:color="000000" w:sz="4" w:space="0"/>
+          <w:right w:val="none" w:color="000000" w:sz="4" w:space="0"/>
         </w:tcBorders>
       </w:tcPr>
     </w:tblStylePr>
@@ -15203,9 +15257,9 @@
         <w:shd w:val="clear" w:color="ffffff" w:themeColor="light1" w:fill="ffffff" w:themeFill="light1"/>
         <w:tcBorders>
           <w:top w:val="single" w:color="000000" w:themeColor="accent4" w:themeTint="9A" w:sz="4" w:space="0"/>
-          <w:left w:val="none"/>
-          <w:bottom w:val="none"/>
-          <w:right w:val="none"/>
+          <w:left w:val="none" w:color="000000" w:sz="4" w:space="0"/>
+          <w:bottom w:val="none" w:color="000000" w:sz="4" w:space="0"/>
+          <w:right w:val="none" w:color="000000" w:sz="4" w:space="0"/>
         </w:tcBorders>
       </w:tcPr>
     </w:tblStylePr>
@@ -15275,9 +15329,9 @@
       </w:tcPr>
     </w:tblStylePr>
   </w:style>
-  <w:style w:type="table" w:styleId="66">
+  <w:style w:type="table" w:styleId="775">
     <w:name w:val="Grid Table 7 Colorful - Accent 5"/>
-    <w:basedOn w:val="723"/>
+    <w:basedOn w:val="907"/>
     <w:uiPriority w:val="99"/>
     <w:pPr>
       <w:pBdr/>
@@ -15379,11 +15433,11 @@
         <w:tblBorders/>
       </w:tblPr>
       <w:tcPr>
-        <w:shd w:color="ffffff"/>
+        <w:shd w:val="clear" w:color="ffffff"/>
         <w:tcBorders>
-          <w:top w:val="none"/>
-          <w:left w:val="none"/>
-          <w:bottom w:val="none"/>
+          <w:top w:val="none" w:color="000000" w:sz="4" w:space="0"/>
+          <w:left w:val="none" w:color="000000" w:sz="4" w:space="0"/>
+          <w:bottom w:val="none" w:color="000000" w:sz="4" w:space="0"/>
           <w:right w:val="single" w:color="000000" w:themeColor="accent5" w:themeTint="90" w:sz="4" w:space="0"/>
         </w:tcBorders>
       </w:tcPr>
@@ -15406,10 +15460,10 @@
       <w:tcPr>
         <w:shd w:val="clear" w:color="ffffff" w:themeColor="light1" w:fill="ffffff" w:themeFill="light1"/>
         <w:tcBorders>
-          <w:top w:val="none"/>
-          <w:left w:val="none"/>
+          <w:top w:val="none" w:color="000000" w:sz="4" w:space="0"/>
+          <w:left w:val="none" w:color="000000" w:sz="4" w:space="0"/>
           <w:bottom w:val="single" w:color="000000" w:themeColor="accent5" w:themeTint="90" w:sz="4" w:space="0"/>
-          <w:right w:val="none"/>
+          <w:right w:val="none" w:color="000000" w:sz="4" w:space="0"/>
         </w:tcBorders>
       </w:tcPr>
     </w:tblStylePr>
@@ -15429,12 +15483,12 @@
         <w:tblBorders/>
       </w:tblPr>
       <w:tcPr>
-        <w:shd w:color="ffffff"/>
+        <w:shd w:val="clear" w:color="ffffff"/>
         <w:tcBorders>
-          <w:top w:val="none"/>
+          <w:top w:val="none" w:color="000000" w:sz="4" w:space="0"/>
           <w:left w:val="single" w:color="000000" w:themeColor="accent5" w:themeTint="90" w:sz="4" w:space="0"/>
-          <w:bottom w:val="none"/>
-          <w:right w:val="none"/>
+          <w:bottom w:val="none" w:color="000000" w:sz="4" w:space="0"/>
+          <w:right w:val="none" w:color="000000" w:sz="4" w:space="0"/>
         </w:tcBorders>
       </w:tcPr>
     </w:tblStylePr>
@@ -15457,9 +15511,9 @@
         <w:shd w:val="clear" w:color="ffffff" w:themeColor="light1" w:fill="ffffff" w:themeFill="light1"/>
         <w:tcBorders>
           <w:top w:val="single" w:color="000000" w:themeColor="accent5" w:themeTint="90" w:sz="4" w:space="0"/>
-          <w:left w:val="none"/>
-          <w:bottom w:val="none"/>
-          <w:right w:val="none"/>
+          <w:left w:val="none" w:color="000000" w:sz="4" w:space="0"/>
+          <w:bottom w:val="none" w:color="000000" w:sz="4" w:space="0"/>
+          <w:right w:val="none" w:color="000000" w:sz="4" w:space="0"/>
         </w:tcBorders>
       </w:tcPr>
     </w:tblStylePr>
@@ -15529,9 +15583,9 @@
       </w:tcPr>
     </w:tblStylePr>
   </w:style>
-  <w:style w:type="table" w:styleId="67">
+  <w:style w:type="table" w:styleId="776">
     <w:name w:val="Grid Table 7 Colorful - Accent 6"/>
-    <w:basedOn w:val="723"/>
+    <w:basedOn w:val="907"/>
     <w:uiPriority w:val="99"/>
     <w:pPr>
       <w:pBdr/>
@@ -15633,11 +15687,11 @@
         <w:tblBorders/>
       </w:tblPr>
       <w:tcPr>
-        <w:shd w:color="ffffff"/>
+        <w:shd w:val="clear" w:color="ffffff"/>
         <w:tcBorders>
-          <w:top w:val="none"/>
-          <w:left w:val="none"/>
-          <w:bottom w:val="none"/>
+          <w:top w:val="none" w:color="000000" w:sz="4" w:space="0"/>
+          <w:left w:val="none" w:color="000000" w:sz="4" w:space="0"/>
+          <w:bottom w:val="none" w:color="000000" w:sz="4" w:space="0"/>
           <w:right w:val="single" w:color="000000" w:themeColor="accent6" w:themeTint="90" w:sz="4" w:space="0"/>
         </w:tcBorders>
       </w:tcPr>
@@ -15660,10 +15714,10 @@
       <w:tcPr>
         <w:shd w:val="clear" w:color="ffffff" w:themeColor="light1" w:fill="ffffff" w:themeFill="light1"/>
         <w:tcBorders>
-          <w:top w:val="none"/>
-          <w:left w:val="none"/>
+          <w:top w:val="none" w:color="000000" w:sz="4" w:space="0"/>
+          <w:left w:val="none" w:color="000000" w:sz="4" w:space="0"/>
           <w:bottom w:val="single" w:color="000000" w:themeColor="accent6" w:themeTint="90" w:sz="4" w:space="0"/>
-          <w:right w:val="none"/>
+          <w:right w:val="none" w:color="000000" w:sz="4" w:space="0"/>
         </w:tcBorders>
       </w:tcPr>
     </w:tblStylePr>
@@ -15683,12 +15737,12 @@
         <w:tblBorders/>
       </w:tblPr>
       <w:tcPr>
-        <w:shd w:color="ffffff"/>
+        <w:shd w:val="clear" w:color="ffffff"/>
         <w:tcBorders>
-          <w:top w:val="none"/>
+          <w:top w:val="none" w:color="000000" w:sz="4" w:space="0"/>
           <w:left w:val="single" w:color="000000" w:themeColor="accent6" w:themeTint="90" w:sz="4" w:space="0"/>
-          <w:bottom w:val="none"/>
-          <w:right w:val="none"/>
+          <w:bottom w:val="none" w:color="000000" w:sz="4" w:space="0"/>
+          <w:right w:val="none" w:color="000000" w:sz="4" w:space="0"/>
         </w:tcBorders>
       </w:tcPr>
     </w:tblStylePr>
@@ -15711,9 +15765,9 @@
         <w:shd w:val="clear" w:color="ffffff" w:themeColor="light1" w:fill="ffffff" w:themeFill="light1"/>
         <w:tcBorders>
           <w:top w:val="single" w:color="000000" w:themeColor="accent6" w:themeTint="90" w:sz="4" w:space="0"/>
-          <w:left w:val="none"/>
-          <w:bottom w:val="none"/>
-          <w:right w:val="none"/>
+          <w:left w:val="none" w:color="000000" w:sz="4" w:space="0"/>
+          <w:bottom w:val="none" w:color="000000" w:sz="4" w:space="0"/>
+          <w:right w:val="none" w:color="000000" w:sz="4" w:space="0"/>
         </w:tcBorders>
       </w:tcPr>
     </w:tblStylePr>
@@ -15783,9 +15837,9 @@
       </w:tcPr>
     </w:tblStylePr>
   </w:style>
-  <w:style w:type="table" w:styleId="68">
+  <w:style w:type="table" w:styleId="777">
     <w:name w:val="List Table 1 Light"/>
-    <w:basedOn w:val="723"/>
+    <w:basedOn w:val="907"/>
     <w:uiPriority w:val="99"/>
     <w:pPr>
       <w:pBdr/>
@@ -15999,9 +16053,9 @@
       </w:tcPr>
     </w:tblStylePr>
   </w:style>
-  <w:style w:type="table" w:styleId="69">
+  <w:style w:type="table" w:styleId="778">
     <w:name w:val="List Table 1 Light - Accent 1"/>
-    <w:basedOn w:val="723"/>
+    <w:basedOn w:val="907"/>
     <w:uiPriority w:val="99"/>
     <w:pPr>
       <w:pBdr/>
@@ -16215,9 +16269,9 @@
       </w:tcPr>
     </w:tblStylePr>
   </w:style>
-  <w:style w:type="table" w:styleId="70">
+  <w:style w:type="table" w:styleId="779">
     <w:name w:val="List Table 1 Light - Accent 2"/>
-    <w:basedOn w:val="723"/>
+    <w:basedOn w:val="907"/>
     <w:uiPriority w:val="99"/>
     <w:pPr>
       <w:pBdr/>
@@ -16431,9 +16485,9 @@
       </w:tcPr>
     </w:tblStylePr>
   </w:style>
-  <w:style w:type="table" w:styleId="71">
+  <w:style w:type="table" w:styleId="780">
     <w:name w:val="List Table 1 Light - Accent 3"/>
-    <w:basedOn w:val="723"/>
+    <w:basedOn w:val="907"/>
     <w:uiPriority w:val="99"/>
     <w:pPr>
       <w:pBdr/>
@@ -16647,9 +16701,9 @@
       </w:tcPr>
     </w:tblStylePr>
   </w:style>
-  <w:style w:type="table" w:styleId="72">
+  <w:style w:type="table" w:styleId="781">
     <w:name w:val="List Table 1 Light - Accent 4"/>
-    <w:basedOn w:val="723"/>
+    <w:basedOn w:val="907"/>
     <w:uiPriority w:val="99"/>
     <w:pPr>
       <w:pBdr/>
@@ -16863,9 +16917,9 @@
       </w:tcPr>
     </w:tblStylePr>
   </w:style>
-  <w:style w:type="table" w:styleId="73">
+  <w:style w:type="table" w:styleId="782">
     <w:name w:val="List Table 1 Light - Accent 5"/>
-    <w:basedOn w:val="723"/>
+    <w:basedOn w:val="907"/>
     <w:uiPriority w:val="99"/>
     <w:pPr>
       <w:pBdr/>
@@ -17079,9 +17133,9 @@
       </w:tcPr>
     </w:tblStylePr>
   </w:style>
-  <w:style w:type="table" w:styleId="74">
+  <w:style w:type="table" w:styleId="783">
     <w:name w:val="List Table 1 Light - Accent 6"/>
-    <w:basedOn w:val="723"/>
+    <w:basedOn w:val="907"/>
     <w:uiPriority w:val="99"/>
     <w:pPr>
       <w:pBdr/>
@@ -17295,9 +17349,9 @@
       </w:tcPr>
     </w:tblStylePr>
   </w:style>
-  <w:style w:type="table" w:styleId="75">
+  <w:style w:type="table" w:styleId="784">
     <w:name w:val="List Table 2"/>
-    <w:basedOn w:val="723"/>
+    <w:basedOn w:val="907"/>
     <w:uiPriority w:val="99"/>
     <w:pPr>
       <w:pBdr/>
@@ -17533,9 +17587,9 @@
       </w:tcPr>
     </w:tblStylePr>
   </w:style>
-  <w:style w:type="table" w:styleId="76">
+  <w:style w:type="table" w:styleId="785">
     <w:name w:val="List Table 2 - Accent 1"/>
-    <w:basedOn w:val="723"/>
+    <w:basedOn w:val="907"/>
     <w:uiPriority w:val="99"/>
     <w:pPr>
       <w:pBdr/>
@@ -17771,9 +17825,9 @@
       </w:tcPr>
     </w:tblStylePr>
   </w:style>
-  <w:style w:type="table" w:styleId="77">
+  <w:style w:type="table" w:styleId="786">
     <w:name w:val="List Table 2 - Accent 2"/>
-    <w:basedOn w:val="723"/>
+    <w:basedOn w:val="907"/>
     <w:uiPriority w:val="99"/>
     <w:pPr>
       <w:pBdr/>
@@ -18009,9 +18063,9 @@
       </w:tcPr>
     </w:tblStylePr>
   </w:style>
-  <w:style w:type="table" w:styleId="78">
+  <w:style w:type="table" w:styleId="787">
     <w:name w:val="List Table 2 - Accent 3"/>
-    <w:basedOn w:val="723"/>
+    <w:basedOn w:val="907"/>
     <w:uiPriority w:val="99"/>
     <w:pPr>
       <w:pBdr/>
@@ -18247,9 +18301,9 @@
       </w:tcPr>
     </w:tblStylePr>
   </w:style>
-  <w:style w:type="table" w:styleId="79">
+  <w:style w:type="table" w:styleId="788">
     <w:name w:val="List Table 2 - Accent 4"/>
-    <w:basedOn w:val="723"/>
+    <w:basedOn w:val="907"/>
     <w:uiPriority w:val="99"/>
     <w:pPr>
       <w:pBdr/>
@@ -18485,9 +18539,9 @@
       </w:tcPr>
     </w:tblStylePr>
   </w:style>
-  <w:style w:type="table" w:styleId="80">
+  <w:style w:type="table" w:styleId="789">
     <w:name w:val="List Table 2 - Accent 5"/>
-    <w:basedOn w:val="723"/>
+    <w:basedOn w:val="907"/>
     <w:uiPriority w:val="99"/>
     <w:pPr>
       <w:pBdr/>
@@ -18723,9 +18777,9 @@
       </w:tcPr>
     </w:tblStylePr>
   </w:style>
-  <w:style w:type="table" w:styleId="81">
+  <w:style w:type="table" w:styleId="790">
     <w:name w:val="List Table 2 - Accent 6"/>
-    <w:basedOn w:val="723"/>
+    <w:basedOn w:val="907"/>
     <w:uiPriority w:val="99"/>
     <w:pPr>
       <w:pBdr/>
@@ -18961,9 +19015,9 @@
       </w:tcPr>
     </w:tblStylePr>
   </w:style>
-  <w:style w:type="table" w:styleId="82">
+  <w:style w:type="table" w:styleId="791">
     <w:name w:val="List Table 3"/>
-    <w:basedOn w:val="723"/>
+    <w:basedOn w:val="907"/>
     <w:uiPriority w:val="99"/>
     <w:pPr>
       <w:pBdr/>
@@ -19189,9 +19243,9 @@
       </w:tcPr>
     </w:tblStylePr>
   </w:style>
-  <w:style w:type="table" w:styleId="83">
+  <w:style w:type="table" w:styleId="792">
     <w:name w:val="List Table 3 - Accent 1"/>
-    <w:basedOn w:val="723"/>
+    <w:basedOn w:val="907"/>
     <w:uiPriority w:val="99"/>
     <w:pPr>
       <w:pBdr/>
@@ -19417,9 +19471,9 @@
       </w:tcPr>
     </w:tblStylePr>
   </w:style>
-  <w:style w:type="table" w:styleId="84">
+  <w:style w:type="table" w:styleId="793">
     <w:name w:val="List Table 3 - Accent 2"/>
-    <w:basedOn w:val="723"/>
+    <w:basedOn w:val="907"/>
     <w:uiPriority w:val="99"/>
     <w:pPr>
       <w:pBdr/>
@@ -19645,9 +19699,9 @@
       </w:tcPr>
     </w:tblStylePr>
   </w:style>
-  <w:style w:type="table" w:styleId="85">
+  <w:style w:type="table" w:styleId="794">
     <w:name w:val="List Table 3 - Accent 3"/>
-    <w:basedOn w:val="723"/>
+    <w:basedOn w:val="907"/>
     <w:uiPriority w:val="99"/>
     <w:pPr>
       <w:pBdr/>
@@ -19873,9 +19927,9 @@
       </w:tcPr>
     </w:tblStylePr>
   </w:style>
-  <w:style w:type="table" w:styleId="86">
+  <w:style w:type="table" w:styleId="795">
     <w:name w:val="List Table 3 - Accent 4"/>
-    <w:basedOn w:val="723"/>
+    <w:basedOn w:val="907"/>
     <w:uiPriority w:val="99"/>
     <w:pPr>
       <w:pBdr/>
@@ -20101,9 +20155,9 @@
       </w:tcPr>
     </w:tblStylePr>
   </w:style>
-  <w:style w:type="table" w:styleId="87">
+  <w:style w:type="table" w:styleId="796">
     <w:name w:val="List Table 3 - Accent 5"/>
-    <w:basedOn w:val="723"/>
+    <w:basedOn w:val="907"/>
     <w:uiPriority w:val="99"/>
     <w:pPr>
       <w:pBdr/>
@@ -20329,9 +20383,9 @@
       </w:tcPr>
     </w:tblStylePr>
   </w:style>
-  <w:style w:type="table" w:styleId="88">
+  <w:style w:type="table" w:styleId="797">
     <w:name w:val="List Table 3 - Accent 6"/>
-    <w:basedOn w:val="723"/>
+    <w:basedOn w:val="907"/>
     <w:uiPriority w:val="99"/>
     <w:pPr>
       <w:pBdr/>
@@ -20557,9 +20611,9 @@
       </w:tcPr>
     </w:tblStylePr>
   </w:style>
-  <w:style w:type="table" w:styleId="89">
+  <w:style w:type="table" w:styleId="798">
     <w:name w:val="List Table 4"/>
-    <w:basedOn w:val="723"/>
+    <w:basedOn w:val="907"/>
     <w:uiPriority w:val="99"/>
     <w:pPr>
       <w:pBdr/>
@@ -20782,9 +20836,9 @@
       </w:tcPr>
     </w:tblStylePr>
   </w:style>
-  <w:style w:type="table" w:styleId="90">
+  <w:style w:type="table" w:styleId="799">
     <w:name w:val="List Table 4 - Accent 1"/>
-    <w:basedOn w:val="723"/>
+    <w:basedOn w:val="907"/>
     <w:uiPriority w:val="99"/>
     <w:pPr>
       <w:pBdr/>
@@ -21007,9 +21061,9 @@
       </w:tcPr>
     </w:tblStylePr>
   </w:style>
-  <w:style w:type="table" w:styleId="91">
+  <w:style w:type="table" w:styleId="800">
     <w:name w:val="List Table 4 - Accent 2"/>
-    <w:basedOn w:val="723"/>
+    <w:basedOn w:val="907"/>
     <w:uiPriority w:val="99"/>
     <w:pPr>
       <w:pBdr/>
@@ -21232,9 +21286,9 @@
       </w:tcPr>
     </w:tblStylePr>
   </w:style>
-  <w:style w:type="table" w:styleId="92">
+  <w:style w:type="table" w:styleId="801">
     <w:name w:val="List Table 4 - Accent 3"/>
-    <w:basedOn w:val="723"/>
+    <w:basedOn w:val="907"/>
     <w:uiPriority w:val="99"/>
     <w:pPr>
       <w:pBdr/>
@@ -21457,9 +21511,9 @@
       </w:tcPr>
     </w:tblStylePr>
   </w:style>
-  <w:style w:type="table" w:styleId="93">
+  <w:style w:type="table" w:styleId="802">
     <w:name w:val="List Table 4 - Accent 4"/>
-    <w:basedOn w:val="723"/>
+    <w:basedOn w:val="907"/>
     <w:uiPriority w:val="99"/>
     <w:pPr>
       <w:pBdr/>
@@ -21682,9 +21736,9 @@
       </w:tcPr>
     </w:tblStylePr>
   </w:style>
-  <w:style w:type="table" w:styleId="94">
+  <w:style w:type="table" w:styleId="803">
     <w:name w:val="List Table 4 - Accent 5"/>
-    <w:basedOn w:val="723"/>
+    <w:basedOn w:val="907"/>
     <w:uiPriority w:val="99"/>
     <w:pPr>
       <w:pBdr/>
@@ -21907,9 +21961,9 @@
       </w:tcPr>
     </w:tblStylePr>
   </w:style>
-  <w:style w:type="table" w:styleId="95">
+  <w:style w:type="table" w:styleId="804">
     <w:name w:val="List Table 4 - Accent 6"/>
-    <w:basedOn w:val="723"/>
+    <w:basedOn w:val="907"/>
     <w:uiPriority w:val="99"/>
     <w:pPr>
       <w:pBdr/>
@@ -22132,9 +22186,9 @@
       </w:tcPr>
     </w:tblStylePr>
   </w:style>
-  <w:style w:type="table" w:styleId="96">
+  <w:style w:type="table" w:styleId="805">
     <w:name w:val="List Table 5 Dark"/>
-    <w:basedOn w:val="723"/>
+    <w:basedOn w:val="907"/>
     <w:uiPriority w:val="99"/>
     <w:pPr>
       <w:pBdr/>
@@ -22374,9 +22428,9 @@
       </w:tcPr>
     </w:tblStylePr>
   </w:style>
-  <w:style w:type="table" w:styleId="97">
+  <w:style w:type="table" w:styleId="806">
     <w:name w:val="List Table 5 Dark - Accent 1"/>
-    <w:basedOn w:val="723"/>
+    <w:basedOn w:val="907"/>
     <w:uiPriority w:val="99"/>
     <w:pPr>
       <w:pBdr/>
@@ -22616,9 +22670,9 @@
       </w:tcPr>
     </w:tblStylePr>
   </w:style>
-  <w:style w:type="table" w:styleId="98">
+  <w:style w:type="table" w:styleId="807">
     <w:name w:val="List Table 5 Dark - Accent 2"/>
-    <w:basedOn w:val="723"/>
+    <w:basedOn w:val="907"/>
     <w:uiPriority w:val="99"/>
     <w:pPr>
       <w:pBdr/>
@@ -22858,9 +22912,9 @@
       </w:tcPr>
     </w:tblStylePr>
   </w:style>
-  <w:style w:type="table" w:styleId="99">
+  <w:style w:type="table" w:styleId="808">
     <w:name w:val="List Table 5 Dark - Accent 3"/>
-    <w:basedOn w:val="723"/>
+    <w:basedOn w:val="907"/>
     <w:uiPriority w:val="99"/>
     <w:pPr>
       <w:pBdr/>
@@ -23100,9 +23154,9 @@
       </w:tcPr>
     </w:tblStylePr>
   </w:style>
-  <w:style w:type="table" w:styleId="100">
+  <w:style w:type="table" w:styleId="809">
     <w:name w:val="List Table 5 Dark - Accent 4"/>
-    <w:basedOn w:val="723"/>
+    <w:basedOn w:val="907"/>
     <w:uiPriority w:val="99"/>
     <w:pPr>
       <w:pBdr/>
@@ -23342,9 +23396,9 @@
       </w:tcPr>
     </w:tblStylePr>
   </w:style>
-  <w:style w:type="table" w:styleId="101">
+  <w:style w:type="table" w:styleId="810">
     <w:name w:val="List Table 5 Dark - Accent 5"/>
-    <w:basedOn w:val="723"/>
+    <w:basedOn w:val="907"/>
     <w:uiPriority w:val="99"/>
     <w:pPr>
       <w:pBdr/>
@@ -23584,9 +23638,9 @@
       </w:tcPr>
     </w:tblStylePr>
   </w:style>
-  <w:style w:type="table" w:styleId="102">
+  <w:style w:type="table" w:styleId="811">
     <w:name w:val="List Table 5 Dark - Accent 6"/>
-    <w:basedOn w:val="723"/>
+    <w:basedOn w:val="907"/>
     <w:uiPriority w:val="99"/>
     <w:pPr>
       <w:pBdr/>
@@ -23826,9 +23880,9 @@
       </w:tcPr>
     </w:tblStylePr>
   </w:style>
-  <w:style w:type="table" w:styleId="103">
+  <w:style w:type="table" w:styleId="812">
     <w:name w:val="List Table 6 Colorful"/>
-    <w:basedOn w:val="723"/>
+    <w:basedOn w:val="907"/>
     <w:uiPriority w:val="99"/>
     <w:pPr>
       <w:pBdr/>
@@ -24049,9 +24103,9 @@
       </w:tcPr>
     </w:tblStylePr>
   </w:style>
-  <w:style w:type="table" w:styleId="104">
+  <w:style w:type="table" w:styleId="813">
     <w:name w:val="List Table 6 Colorful - Accent 1"/>
-    <w:basedOn w:val="723"/>
+    <w:basedOn w:val="907"/>
     <w:uiPriority w:val="99"/>
     <w:pPr>
       <w:pBdr/>
@@ -24272,9 +24326,9 @@
       </w:tcPr>
     </w:tblStylePr>
   </w:style>
-  <w:style w:type="table" w:styleId="105">
+  <w:style w:type="table" w:styleId="814">
     <w:name w:val="List Table 6 Colorful - Accent 2"/>
-    <w:basedOn w:val="723"/>
+    <w:basedOn w:val="907"/>
     <w:uiPriority w:val="99"/>
     <w:pPr>
       <w:pBdr/>
@@ -24495,9 +24549,9 @@
       </w:tcPr>
     </w:tblStylePr>
   </w:style>
-  <w:style w:type="table" w:styleId="106">
+  <w:style w:type="table" w:styleId="815">
     <w:name w:val="List Table 6 Colorful - Accent 3"/>
-    <w:basedOn w:val="723"/>
+    <w:basedOn w:val="907"/>
     <w:uiPriority w:val="99"/>
     <w:pPr>
       <w:pBdr/>
@@ -24718,9 +24772,9 @@
       </w:tcPr>
     </w:tblStylePr>
   </w:style>
-  <w:style w:type="table" w:styleId="107">
+  <w:style w:type="table" w:styleId="816">
     <w:name w:val="List Table 6 Colorful - Accent 4"/>
-    <w:basedOn w:val="723"/>
+    <w:basedOn w:val="907"/>
     <w:uiPriority w:val="99"/>
     <w:pPr>
       <w:pBdr/>
@@ -24941,9 +24995,9 @@
       </w:tcPr>
     </w:tblStylePr>
   </w:style>
-  <w:style w:type="table" w:styleId="108">
+  <w:style w:type="table" w:styleId="817">
     <w:name w:val="List Table 6 Colorful - Accent 5"/>
-    <w:basedOn w:val="723"/>
+    <w:basedOn w:val="907"/>
     <w:uiPriority w:val="99"/>
     <w:pPr>
       <w:pBdr/>
@@ -25164,9 +25218,9 @@
       </w:tcPr>
     </w:tblStylePr>
   </w:style>
-  <w:style w:type="table" w:styleId="109">
+  <w:style w:type="table" w:styleId="818">
     <w:name w:val="List Table 6 Colorful - Accent 6"/>
-    <w:basedOn w:val="723"/>
+    <w:basedOn w:val="907"/>
     <w:uiPriority w:val="99"/>
     <w:pPr>
       <w:pBdr/>
@@ -25387,9 +25441,9 @@
       </w:tcPr>
     </w:tblStylePr>
   </w:style>
-  <w:style w:type="table" w:styleId="110">
+  <w:style w:type="table" w:styleId="819">
     <w:name w:val="List Table 7 Colorful"/>
-    <w:basedOn w:val="723"/>
+    <w:basedOn w:val="907"/>
     <w:uiPriority w:val="99"/>
     <w:pPr>
       <w:pBdr/>
@@ -25488,11 +25542,11 @@
         <w:tblBorders/>
       </w:tblPr>
       <w:tcPr>
-        <w:shd w:color="ffffff"/>
+        <w:shd w:val="clear" w:color="ffffff"/>
         <w:tcBorders>
-          <w:top w:val="none"/>
-          <w:left w:val="none"/>
-          <w:bottom w:val="none"/>
+          <w:top w:val="none" w:color="000000" w:sz="4" w:space="0"/>
+          <w:left w:val="none" w:color="000000" w:sz="4" w:space="0"/>
+          <w:bottom w:val="none" w:color="000000" w:sz="4" w:space="0"/>
           <w:right w:val="single" w:color="000000" w:themeColor="text1" w:themeTint="80" w:sz="4" w:space="0"/>
         </w:tcBorders>
       </w:tcPr>
@@ -25515,10 +25569,10 @@
       <w:tcPr>
         <w:shd w:val="clear" w:color="ffffff" w:themeColor="light1" w:fill="ffffff" w:themeFill="light1"/>
         <w:tcBorders>
-          <w:top w:val="none"/>
-          <w:left w:val="none"/>
+          <w:top w:val="none" w:color="000000" w:sz="4" w:space="0"/>
+          <w:left w:val="none" w:color="000000" w:sz="4" w:space="0"/>
           <w:bottom w:val="single" w:color="000000" w:themeColor="text1" w:themeTint="80" w:sz="4" w:space="0"/>
-          <w:right w:val="none"/>
+          <w:right w:val="none" w:color="000000" w:sz="4" w:space="0"/>
         </w:tcBorders>
       </w:tcPr>
     </w:tblStylePr>
@@ -25538,12 +25592,12 @@
         <w:tblBorders/>
       </w:tblPr>
       <w:tcPr>
-        <w:shd w:color="ffffff"/>
+        <w:shd w:val="clear" w:color="ffffff"/>
         <w:tcBorders>
-          <w:top w:val="none"/>
+          <w:top w:val="none" w:color="000000" w:sz="4" w:space="0"/>
           <w:left w:val="single" w:color="000000" w:themeColor="text1" w:themeTint="80" w:sz="4" w:space="0"/>
-          <w:bottom w:val="none"/>
-          <w:right w:val="none"/>
+          <w:bottom w:val="none" w:color="000000" w:sz="4" w:space="0"/>
+          <w:right w:val="none" w:color="000000" w:sz="4" w:space="0"/>
         </w:tcBorders>
       </w:tcPr>
     </w:tblStylePr>
@@ -25566,9 +25620,9 @@
         <w:shd w:val="clear" w:color="ffffff" w:themeColor="light1" w:fill="ffffff" w:themeFill="light1"/>
         <w:tcBorders>
           <w:top w:val="single" w:color="000000" w:themeColor="text1" w:themeTint="80" w:sz="4" w:space="0"/>
-          <w:left w:val="none"/>
-          <w:bottom w:val="none"/>
-          <w:right w:val="none"/>
+          <w:left w:val="none" w:color="000000" w:sz="4" w:space="0"/>
+          <w:bottom w:val="none" w:color="000000" w:sz="4" w:space="0"/>
+          <w:right w:val="none" w:color="000000" w:sz="4" w:space="0"/>
         </w:tcBorders>
       </w:tcPr>
     </w:tblStylePr>
@@ -25643,9 +25697,9 @@
       </w:tcPr>
     </w:tblStylePr>
   </w:style>
-  <w:style w:type="table" w:styleId="111">
+  <w:style w:type="table" w:styleId="820">
     <w:name w:val="List Table 7 Colorful - Accent 1"/>
-    <w:basedOn w:val="723"/>
+    <w:basedOn w:val="907"/>
     <w:uiPriority w:val="99"/>
     <w:pPr>
       <w:pBdr/>
@@ -25744,11 +25798,11 @@
         <w:tblBorders/>
       </w:tblPr>
       <w:tcPr>
-        <w:shd w:color="ffffff"/>
+        <w:shd w:val="clear" w:color="ffffff"/>
         <w:tcBorders>
-          <w:top w:val="none"/>
-          <w:left w:val="none"/>
-          <w:bottom w:val="none"/>
+          <w:top w:val="none" w:color="000000" w:sz="4" w:space="0"/>
+          <w:left w:val="none" w:color="000000" w:sz="4" w:space="0"/>
+          <w:bottom w:val="none" w:color="000000" w:sz="4" w:space="0"/>
           <w:right w:val="single" w:color="000000" w:themeColor="accent1" w:sz="4" w:space="0"/>
         </w:tcBorders>
       </w:tcPr>
@@ -25771,10 +25825,10 @@
       <w:tcPr>
         <w:shd w:val="clear" w:color="ffffff" w:themeColor="light1" w:fill="ffffff" w:themeFill="light1"/>
         <w:tcBorders>
-          <w:top w:val="none"/>
-          <w:left w:val="none"/>
+          <w:top w:val="none" w:color="000000" w:sz="4" w:space="0"/>
+          <w:left w:val="none" w:color="000000" w:sz="4" w:space="0"/>
           <w:bottom w:val="single" w:color="000000" w:themeColor="accent1" w:sz="4" w:space="0"/>
-          <w:right w:val="none"/>
+          <w:right w:val="none" w:color="000000" w:sz="4" w:space="0"/>
         </w:tcBorders>
       </w:tcPr>
     </w:tblStylePr>
@@ -25794,12 +25848,12 @@
         <w:tblBorders/>
       </w:tblPr>
       <w:tcPr>
-        <w:shd w:color="ffffff"/>
+        <w:shd w:val="clear" w:color="ffffff"/>
         <w:tcBorders>
-          <w:top w:val="none"/>
+          <w:top w:val="none" w:color="000000" w:sz="4" w:space="0"/>
           <w:left w:val="single" w:color="000000" w:themeColor="accent1" w:sz="4" w:space="0"/>
-          <w:bottom w:val="none"/>
-          <w:right w:val="none"/>
+          <w:bottom w:val="none" w:color="000000" w:sz="4" w:space="0"/>
+          <w:right w:val="none" w:color="000000" w:sz="4" w:space="0"/>
         </w:tcBorders>
       </w:tcPr>
     </w:tblStylePr>
@@ -25822,9 +25876,9 @@
         <w:shd w:val="clear" w:color="ffffff" w:themeColor="light1" w:fill="ffffff" w:themeFill="light1"/>
         <w:tcBorders>
           <w:top w:val="single" w:color="000000" w:themeColor="accent1" w:sz="4" w:space="0"/>
-          <w:left w:val="none"/>
-          <w:bottom w:val="none"/>
-          <w:right w:val="none"/>
+          <w:left w:val="none" w:color="000000" w:sz="4" w:space="0"/>
+          <w:bottom w:val="none" w:color="000000" w:sz="4" w:space="0"/>
+          <w:right w:val="none" w:color="000000" w:sz="4" w:space="0"/>
         </w:tcBorders>
       </w:tcPr>
     </w:tblStylePr>
@@ -25899,9 +25953,9 @@
       </w:tcPr>
     </w:tblStylePr>
   </w:style>
-  <w:style w:type="table" w:styleId="112">
+  <w:style w:type="table" w:styleId="821">
     <w:name w:val="List Table 7 Colorful - Accent 2"/>
-    <w:basedOn w:val="723"/>
+    <w:basedOn w:val="907"/>
     <w:uiPriority w:val="99"/>
     <w:pPr>
       <w:pBdr/>
@@ -26000,11 +26054,11 @@
         <w:tblBorders/>
       </w:tblPr>
       <w:tcPr>
-        <w:shd w:color="ffffff"/>
+        <w:shd w:val="clear" w:color="ffffff"/>
         <w:tcBorders>
-          <w:top w:val="none"/>
-          <w:left w:val="none"/>
-          <w:bottom w:val="none"/>
+          <w:top w:val="none" w:color="000000" w:sz="4" w:space="0"/>
+          <w:left w:val="none" w:color="000000" w:sz="4" w:space="0"/>
+          <w:bottom w:val="none" w:color="000000" w:sz="4" w:space="0"/>
           <w:right w:val="single" w:color="000000" w:themeColor="accent2" w:themeTint="97" w:sz="4" w:space="0"/>
         </w:tcBorders>
       </w:tcPr>
@@ -26027,10 +26081,10 @@
       <w:tcPr>
         <w:shd w:val="clear" w:color="ffffff" w:themeColor="light1" w:fill="ffffff" w:themeFill="light1"/>
         <w:tcBorders>
-          <w:top w:val="none"/>
-          <w:left w:val="none"/>
+          <w:top w:val="none" w:color="000000" w:sz="4" w:space="0"/>
+          <w:left w:val="none" w:color="000000" w:sz="4" w:space="0"/>
           <w:bottom w:val="single" w:color="000000" w:themeColor="accent2" w:themeTint="97" w:sz="4" w:space="0"/>
-          <w:right w:val="none"/>
+          <w:right w:val="none" w:color="000000" w:sz="4" w:space="0"/>
         </w:tcBorders>
       </w:tcPr>
     </w:tblStylePr>
@@ -26050,12 +26104,12 @@
         <w:tblBorders/>
       </w:tblPr>
       <w:tcPr>
-        <w:shd w:color="ffffff"/>
+        <w:shd w:val="clear" w:color="ffffff"/>
         <w:tcBorders>
-          <w:top w:val="none"/>
+          <w:top w:val="none" w:color="000000" w:sz="4" w:space="0"/>
           <w:left w:val="single" w:color="000000" w:themeColor="accent2" w:themeTint="97" w:sz="4" w:space="0"/>
-          <w:bottom w:val="none"/>
-          <w:right w:val="none"/>
+          <w:bottom w:val="none" w:color="000000" w:sz="4" w:space="0"/>
+          <w:right w:val="none" w:color="000000" w:sz="4" w:space="0"/>
         </w:tcBorders>
       </w:tcPr>
     </w:tblStylePr>
@@ -26078,9 +26132,9 @@
         <w:shd w:val="clear" w:color="ffffff" w:themeColor="light1" w:fill="ffffff" w:themeFill="light1"/>
         <w:tcBorders>
           <w:top w:val="single" w:color="000000" w:themeColor="accent2" w:themeTint="97" w:sz="4" w:space="0"/>
-          <w:left w:val="none"/>
-          <w:bottom w:val="none"/>
-          <w:right w:val="none"/>
+          <w:left w:val="none" w:color="000000" w:sz="4" w:space="0"/>
+          <w:bottom w:val="none" w:color="000000" w:sz="4" w:space="0"/>
+          <w:right w:val="none" w:color="000000" w:sz="4" w:space="0"/>
         </w:tcBorders>
       </w:tcPr>
     </w:tblStylePr>
@@ -26155,9 +26209,9 @@
       </w:tcPr>
     </w:tblStylePr>
   </w:style>
-  <w:style w:type="table" w:styleId="113">
+  <w:style w:type="table" w:styleId="822">
     <w:name w:val="List Table 7 Colorful - Accent 3"/>
-    <w:basedOn w:val="723"/>
+    <w:basedOn w:val="907"/>
     <w:uiPriority w:val="99"/>
     <w:pPr>
       <w:pBdr/>
@@ -26256,11 +26310,11 @@
         <w:tblBorders/>
       </w:tblPr>
       <w:tcPr>
-        <w:shd w:color="ffffff"/>
+        <w:shd w:val="clear" w:color="ffffff"/>
         <w:tcBorders>
-          <w:top w:val="none"/>
-          <w:left w:val="none"/>
-          <w:bottom w:val="none"/>
+          <w:top w:val="none" w:color="000000" w:sz="4" w:space="0"/>
+          <w:left w:val="none" w:color="000000" w:sz="4" w:space="0"/>
+          <w:bottom w:val="none" w:color="000000" w:sz="4" w:space="0"/>
           <w:right w:val="single" w:color="000000" w:themeColor="accent3" w:themeTint="98" w:sz="4" w:space="0"/>
         </w:tcBorders>
       </w:tcPr>
@@ -26283,10 +26337,10 @@
       <w:tcPr>
         <w:shd w:val="clear" w:color="ffffff" w:themeColor="light1" w:fill="ffffff" w:themeFill="light1"/>
         <w:tcBorders>
-          <w:top w:val="none"/>
-          <w:left w:val="none"/>
+          <w:top w:val="none" w:color="000000" w:sz="4" w:space="0"/>
+          <w:left w:val="none" w:color="000000" w:sz="4" w:space="0"/>
           <w:bottom w:val="single" w:color="000000" w:themeColor="accent3" w:themeTint="98" w:sz="4" w:space="0"/>
-          <w:right w:val="none"/>
+          <w:right w:val="none" w:color="000000" w:sz="4" w:space="0"/>
         </w:tcBorders>
       </w:tcPr>
     </w:tblStylePr>
@@ -26306,12 +26360,12 @@
         <w:tblBorders/>
       </w:tblPr>
       <w:tcPr>
-        <w:shd w:color="ffffff"/>
+        <w:shd w:val="clear" w:color="ffffff"/>
         <w:tcBorders>
-          <w:top w:val="none"/>
+          <w:top w:val="none" w:color="000000" w:sz="4" w:space="0"/>
           <w:left w:val="single" w:color="000000" w:themeColor="accent3" w:themeTint="98" w:sz="4" w:space="0"/>
-          <w:bottom w:val="none"/>
-          <w:right w:val="none"/>
+          <w:bottom w:val="none" w:color="000000" w:sz="4" w:space="0"/>
+          <w:right w:val="none" w:color="000000" w:sz="4" w:space="0"/>
         </w:tcBorders>
       </w:tcPr>
     </w:tblStylePr>
@@ -26334,9 +26388,9 @@
         <w:shd w:val="clear" w:color="ffffff" w:themeColor="light1" w:fill="ffffff" w:themeFill="light1"/>
         <w:tcBorders>
           <w:top w:val="single" w:color="000000" w:themeColor="accent3" w:themeTint="98" w:sz="4" w:space="0"/>
-          <w:left w:val="none"/>
-          <w:bottom w:val="none"/>
-          <w:right w:val="none"/>
+          <w:left w:val="none" w:color="000000" w:sz="4" w:space="0"/>
+          <w:bottom w:val="none" w:color="000000" w:sz="4" w:space="0"/>
+          <w:right w:val="none" w:color="000000" w:sz="4" w:space="0"/>
         </w:tcBorders>
       </w:tcPr>
     </w:tblStylePr>
@@ -26411,9 +26465,9 @@
       </w:tcPr>
     </w:tblStylePr>
   </w:style>
-  <w:style w:type="table" w:styleId="114">
+  <w:style w:type="table" w:styleId="823">
     <w:name w:val="List Table 7 Colorful - Accent 4"/>
-    <w:basedOn w:val="723"/>
+    <w:basedOn w:val="907"/>
     <w:uiPriority w:val="99"/>
     <w:pPr>
       <w:pBdr/>
@@ -26512,11 +26566,11 @@
         <w:tblBorders/>
       </w:tblPr>
       <w:tcPr>
-        <w:shd w:color="ffffff"/>
+        <w:shd w:val="clear" w:color="ffffff"/>
         <w:tcBorders>
-          <w:top w:val="none"/>
-          <w:left w:val="none"/>
-          <w:bottom w:val="none"/>
+          <w:top w:val="none" w:color="000000" w:sz="4" w:space="0"/>
+          <w:left w:val="none" w:color="000000" w:sz="4" w:space="0"/>
+          <w:bottom w:val="none" w:color="000000" w:sz="4" w:space="0"/>
           <w:right w:val="single" w:color="000000" w:themeColor="accent4" w:themeTint="9A" w:sz="4" w:space="0"/>
         </w:tcBorders>
       </w:tcPr>
@@ -26539,10 +26593,10 @@
       <w:tcPr>
         <w:shd w:val="clear" w:color="ffffff" w:themeColor="light1" w:fill="ffffff" w:themeFill="light1"/>
         <w:tcBorders>
-          <w:top w:val="none"/>
-          <w:left w:val="none"/>
+          <w:top w:val="none" w:color="000000" w:sz="4" w:space="0"/>
+          <w:left w:val="none" w:color="000000" w:sz="4" w:space="0"/>
           <w:bottom w:val="single" w:color="000000" w:themeColor="accent4" w:themeTint="9A" w:sz="4" w:space="0"/>
-          <w:right w:val="none"/>
+          <w:right w:val="none" w:color="000000" w:sz="4" w:space="0"/>
         </w:tcBorders>
       </w:tcPr>
     </w:tblStylePr>
@@ -26562,12 +26616,12 @@
         <w:tblBorders/>
       </w:tblPr>
       <w:tcPr>
-        <w:shd w:color="ffffff"/>
+        <w:shd w:val="clear" w:color="ffffff"/>
         <w:tcBorders>
-          <w:top w:val="none"/>
+          <w:top w:val="none" w:color="000000" w:sz="4" w:space="0"/>
           <w:left w:val="single" w:color="000000" w:themeColor="accent4" w:themeTint="9A" w:sz="4" w:space="0"/>
-          <w:bottom w:val="none"/>
-          <w:right w:val="none"/>
+          <w:bottom w:val="none" w:color="000000" w:sz="4" w:space="0"/>
+          <w:right w:val="none" w:color="000000" w:sz="4" w:space="0"/>
         </w:tcBorders>
       </w:tcPr>
     </w:tblStylePr>
@@ -26590,9 +26644,9 @@
         <w:shd w:val="clear" w:color="ffffff" w:themeColor="light1" w:fill="ffffff" w:themeFill="light1"/>
         <w:tcBorders>
           <w:top w:val="single" w:color="000000" w:themeColor="accent4" w:themeTint="9A" w:sz="4" w:space="0"/>
-          <w:left w:val="none"/>
-          <w:bottom w:val="none"/>
-          <w:right w:val="none"/>
+          <w:left w:val="none" w:color="000000" w:sz="4" w:space="0"/>
+          <w:bottom w:val="none" w:color="000000" w:sz="4" w:space="0"/>
+          <w:right w:val="none" w:color="000000" w:sz="4" w:space="0"/>
         </w:tcBorders>
       </w:tcPr>
     </w:tblStylePr>
@@ -26667,9 +26721,9 @@
       </w:tcPr>
     </w:tblStylePr>
   </w:style>
-  <w:style w:type="table" w:styleId="115">
+  <w:style w:type="table" w:styleId="824">
     <w:name w:val="List Table 7 Colorful - Accent 5"/>
-    <w:basedOn w:val="723"/>
+    <w:basedOn w:val="907"/>
     <w:uiPriority w:val="99"/>
     <w:pPr>
       <w:pBdr/>
@@ -26768,11 +26822,11 @@
         <w:tblBorders/>
       </w:tblPr>
       <w:tcPr>
-        <w:shd w:color="ffffff"/>
+        <w:shd w:val="clear" w:color="ffffff"/>
         <w:tcBorders>
-          <w:top w:val="none"/>
-          <w:left w:val="none"/>
-          <w:bottom w:val="none"/>
+          <w:top w:val="none" w:color="000000" w:sz="4" w:space="0"/>
+          <w:left w:val="none" w:color="000000" w:sz="4" w:space="0"/>
+          <w:bottom w:val="none" w:color="000000" w:sz="4" w:space="0"/>
           <w:right w:val="single" w:color="000000" w:themeColor="accent5" w:themeTint="9A" w:sz="4" w:space="0"/>
         </w:tcBorders>
       </w:tcPr>
@@ -26795,10 +26849,10 @@
       <w:tcPr>
         <w:shd w:val="clear" w:color="ffffff" w:themeColor="light1" w:fill="ffffff" w:themeFill="light1"/>
         <w:tcBorders>
-          <w:top w:val="none"/>
-          <w:left w:val="none"/>
+          <w:top w:val="none" w:color="000000" w:sz="4" w:space="0"/>
+          <w:left w:val="none" w:color="000000" w:sz="4" w:space="0"/>
           <w:bottom w:val="single" w:color="000000" w:themeColor="accent5" w:themeTint="9A" w:sz="4" w:space="0"/>
-          <w:right w:val="none"/>
+          <w:right w:val="none" w:color="000000" w:sz="4" w:space="0"/>
         </w:tcBorders>
       </w:tcPr>
     </w:tblStylePr>
@@ -26818,12 +26872,12 @@
         <w:tblBorders/>
       </w:tblPr>
       <w:tcPr>
-        <w:shd w:color="ffffff"/>
+        <w:shd w:val="clear" w:color="ffffff"/>
         <w:tcBorders>
-          <w:top w:val="none"/>
+          <w:top w:val="none" w:color="000000" w:sz="4" w:space="0"/>
           <w:left w:val="single" w:color="000000" w:themeColor="accent5" w:themeTint="9A" w:sz="4" w:space="0"/>
-          <w:bottom w:val="none"/>
-          <w:right w:val="none"/>
+          <w:bottom w:val="none" w:color="000000" w:sz="4" w:space="0"/>
+          <w:right w:val="none" w:color="000000" w:sz="4" w:space="0"/>
         </w:tcBorders>
       </w:tcPr>
     </w:tblStylePr>
@@ -26846,9 +26900,9 @@
         <w:shd w:val="clear" w:color="ffffff" w:themeColor="light1" w:fill="ffffff" w:themeFill="light1"/>
         <w:tcBorders>
           <w:top w:val="single" w:color="000000" w:themeColor="accent5" w:themeTint="9A" w:sz="4" w:space="0"/>
-          <w:left w:val="none"/>
-          <w:bottom w:val="none"/>
-          <w:right w:val="none"/>
+          <w:left w:val="none" w:color="000000" w:sz="4" w:space="0"/>
+          <w:bottom w:val="none" w:color="000000" w:sz="4" w:space="0"/>
+          <w:right w:val="none" w:color="000000" w:sz="4" w:space="0"/>
         </w:tcBorders>
       </w:tcPr>
     </w:tblStylePr>
@@ -26923,9 +26977,9 @@
       </w:tcPr>
     </w:tblStylePr>
   </w:style>
-  <w:style w:type="table" w:styleId="116">
+  <w:style w:type="table" w:styleId="825">
     <w:name w:val="List Table 7 Colorful - Accent 6"/>
-    <w:basedOn w:val="723"/>
+    <w:basedOn w:val="907"/>
     <w:uiPriority w:val="99"/>
     <w:pPr>
       <w:pBdr/>
@@ -27024,11 +27078,11 @@
         <w:tblBorders/>
       </w:tblPr>
       <w:tcPr>
-        <w:shd w:color="ffffff"/>
+        <w:shd w:val="clear" w:color="ffffff"/>
         <w:tcBorders>
-          <w:top w:val="none"/>
-          <w:left w:val="none"/>
-          <w:bottom w:val="none"/>
+          <w:top w:val="none" w:color="000000" w:sz="4" w:space="0"/>
+          <w:left w:val="none" w:color="000000" w:sz="4" w:space="0"/>
+          <w:bottom w:val="none" w:color="000000" w:sz="4" w:space="0"/>
           <w:right w:val="single" w:color="000000" w:themeColor="accent6" w:themeTint="98" w:sz="4" w:space="0"/>
         </w:tcBorders>
       </w:tcPr>
@@ -27051,10 +27105,10 @@
       <w:tcPr>
         <w:shd w:val="clear" w:color="ffffff" w:themeColor="light1" w:fill="ffffff" w:themeFill="light1"/>
         <w:tcBorders>
-          <w:top w:val="none"/>
-          <w:left w:val="none"/>
+          <w:top w:val="none" w:color="000000" w:sz="4" w:space="0"/>
+          <w:left w:val="none" w:color="000000" w:sz="4" w:space="0"/>
           <w:bottom w:val="single" w:color="000000" w:themeColor="accent6" w:themeTint="98" w:sz="4" w:space="0"/>
-          <w:right w:val="none"/>
+          <w:right w:val="none" w:color="000000" w:sz="4" w:space="0"/>
         </w:tcBorders>
       </w:tcPr>
     </w:tblStylePr>
@@ -27074,12 +27128,12 @@
         <w:tblBorders/>
       </w:tblPr>
       <w:tcPr>
-        <w:shd w:color="ffffff"/>
+        <w:shd w:val="clear" w:color="ffffff"/>
         <w:tcBorders>
-          <w:top w:val="none"/>
+          <w:top w:val="none" w:color="000000" w:sz="4" w:space="0"/>
           <w:left w:val="single" w:color="000000" w:themeColor="accent6" w:themeTint="98" w:sz="4" w:space="0"/>
-          <w:bottom w:val="none"/>
-          <w:right w:val="none"/>
+          <w:bottom w:val="none" w:color="000000" w:sz="4" w:space="0"/>
+          <w:right w:val="none" w:color="000000" w:sz="4" w:space="0"/>
         </w:tcBorders>
       </w:tcPr>
     </w:tblStylePr>
@@ -27102,9 +27156,9 @@
         <w:shd w:val="clear" w:color="ffffff" w:themeColor="light1" w:fill="ffffff" w:themeFill="light1"/>
         <w:tcBorders>
           <w:top w:val="single" w:color="000000" w:themeColor="accent6" w:themeTint="98" w:sz="4" w:space="0"/>
-          <w:left w:val="none"/>
-          <w:bottom w:val="none"/>
-          <w:right w:val="none"/>
+          <w:left w:val="none" w:color="000000" w:sz="4" w:space="0"/>
+          <w:bottom w:val="none" w:color="000000" w:sz="4" w:space="0"/>
+          <w:right w:val="none" w:color="000000" w:sz="4" w:space="0"/>
         </w:tcBorders>
       </w:tcPr>
     </w:tblStylePr>
@@ -27179,9 +27233,9 @@
       </w:tcPr>
     </w:tblStylePr>
   </w:style>
-  <w:style w:type="table" w:styleId="117">
+  <w:style w:type="table" w:styleId="826">
     <w:name w:val="Lined - Accent"/>
-    <w:basedOn w:val="723"/>
+    <w:basedOn w:val="907"/>
     <w:uiPriority w:val="99"/>
     <w:pPr>
       <w:pBdr/>
@@ -27416,9 +27470,9 @@
       </w:tcPr>
     </w:tblStylePr>
   </w:style>
-  <w:style w:type="table" w:styleId="118">
+  <w:style w:type="table" w:styleId="827">
     <w:name w:val="Lined - Accent 1"/>
-    <w:basedOn w:val="723"/>
+    <w:basedOn w:val="907"/>
     <w:uiPriority w:val="99"/>
     <w:pPr>
       <w:pBdr/>
@@ -27653,9 +27707,9 @@
       </w:tcPr>
     </w:tblStylePr>
   </w:style>
-  <w:style w:type="table" w:styleId="119">
+  <w:style w:type="table" w:styleId="828">
     <w:name w:val="Lined - Accent 2"/>
-    <w:basedOn w:val="723"/>
+    <w:basedOn w:val="907"/>
     <w:uiPriority w:val="99"/>
     <w:pPr>
       <w:pBdr/>
@@ -27890,9 +27944,9 @@
       </w:tcPr>
     </w:tblStylePr>
   </w:style>
-  <w:style w:type="table" w:styleId="120">
+  <w:style w:type="table" w:styleId="829">
     <w:name w:val="Lined - Accent 3"/>
-    <w:basedOn w:val="723"/>
+    <w:basedOn w:val="907"/>
     <w:uiPriority w:val="99"/>
     <w:pPr>
       <w:pBdr/>
@@ -28127,9 +28181,9 @@
       </w:tcPr>
     </w:tblStylePr>
   </w:style>
-  <w:style w:type="table" w:styleId="121">
+  <w:style w:type="table" w:styleId="830">
     <w:name w:val="Lined - Accent 4"/>
-    <w:basedOn w:val="723"/>
+    <w:basedOn w:val="907"/>
     <w:uiPriority w:val="99"/>
     <w:pPr>
       <w:pBdr/>
@@ -28364,9 +28418,9 @@
       </w:tcPr>
     </w:tblStylePr>
   </w:style>
-  <w:style w:type="table" w:styleId="122">
+  <w:style w:type="table" w:styleId="831">
     <w:name w:val="Lined - Accent 5"/>
-    <w:basedOn w:val="723"/>
+    <w:basedOn w:val="907"/>
     <w:uiPriority w:val="99"/>
     <w:pPr>
       <w:pBdr/>
@@ -28601,9 +28655,9 @@
       </w:tcPr>
     </w:tblStylePr>
   </w:style>
-  <w:style w:type="table" w:styleId="123">
+  <w:style w:type="table" w:styleId="832">
     <w:name w:val="Lined - Accent 6"/>
-    <w:basedOn w:val="723"/>
+    <w:basedOn w:val="907"/>
     <w:uiPriority w:val="99"/>
     <w:pPr>
       <w:pBdr/>
@@ -28838,9 +28892,9 @@
       </w:tcPr>
     </w:tblStylePr>
   </w:style>
-  <w:style w:type="table" w:styleId="124">
+  <w:style w:type="table" w:styleId="833">
     <w:name w:val="Bordered &amp; Lined - Accent"/>
-    <w:basedOn w:val="723"/>
+    <w:basedOn w:val="907"/>
     <w:uiPriority w:val="99"/>
     <w:pPr>
       <w:pBdr/>
@@ -29082,9 +29136,9 @@
       </w:tcPr>
     </w:tblStylePr>
   </w:style>
-  <w:style w:type="table" w:styleId="125">
+  <w:style w:type="table" w:styleId="834">
     <w:name w:val="Bordered &amp; Lined - Accent 1"/>
-    <w:basedOn w:val="723"/>
+    <w:basedOn w:val="907"/>
     <w:uiPriority w:val="99"/>
     <w:pPr>
       <w:pBdr/>
@@ -29326,9 +29380,9 @@
       </w:tcPr>
     </w:tblStylePr>
   </w:style>
-  <w:style w:type="table" w:styleId="126">
+  <w:style w:type="table" w:styleId="835">
     <w:name w:val="Bordered &amp; Lined - Accent 2"/>
-    <w:basedOn w:val="723"/>
+    <w:basedOn w:val="907"/>
     <w:uiPriority w:val="99"/>
     <w:pPr>
       <w:pBdr/>
@@ -29570,9 +29624,9 @@
       </w:tcPr>
     </w:tblStylePr>
   </w:style>
-  <w:style w:type="table" w:styleId="127">
+  <w:style w:type="table" w:styleId="836">
     <w:name w:val="Bordered &amp; Lined - Accent 3"/>
-    <w:basedOn w:val="723"/>
+    <w:basedOn w:val="907"/>
     <w:uiPriority w:val="99"/>
     <w:pPr>
       <w:pBdr/>
@@ -29814,9 +29868,9 @@
       </w:tcPr>
     </w:tblStylePr>
   </w:style>
-  <w:style w:type="table" w:styleId="128">
+  <w:style w:type="table" w:styleId="837">
     <w:name w:val="Bordered &amp; Lined - Accent 4"/>
-    <w:basedOn w:val="723"/>
+    <w:basedOn w:val="907"/>
     <w:uiPriority w:val="99"/>
     <w:pPr>
       <w:pBdr/>
@@ -30058,9 +30112,9 @@
       </w:tcPr>
     </w:tblStylePr>
   </w:style>
-  <w:style w:type="table" w:styleId="129">
+  <w:style w:type="table" w:styleId="838">
     <w:name w:val="Bordered &amp; Lined - Accent 5"/>
-    <w:basedOn w:val="723"/>
+    <w:basedOn w:val="907"/>
     <w:uiPriority w:val="99"/>
     <w:pPr>
       <w:pBdr/>
@@ -30302,9 +30356,9 @@
       </w:tcPr>
     </w:tblStylePr>
   </w:style>
-  <w:style w:type="table" w:styleId="130">
+  <w:style w:type="table" w:styleId="839">
     <w:name w:val="Bordered &amp; Lined - Accent 6"/>
-    <w:basedOn w:val="723"/>
+    <w:basedOn w:val="907"/>
     <w:uiPriority w:val="99"/>
     <w:pPr>
       <w:pBdr/>
@@ -30546,9 +30600,9 @@
       </w:tcPr>
     </w:tblStylePr>
   </w:style>
-  <w:style w:type="table" w:styleId="131">
+  <w:style w:type="table" w:styleId="840">
     <w:name w:val="Bordered"/>
-    <w:basedOn w:val="723"/>
+    <w:basedOn w:val="907"/>
     <w:uiPriority w:val="99"/>
     <w:pPr>
       <w:pBdr/>
@@ -30777,9 +30831,9 @@
       </w:tcPr>
     </w:tblStylePr>
   </w:style>
-  <w:style w:type="table" w:styleId="132">
+  <w:style w:type="table" w:styleId="841">
     <w:name w:val="Bordered - Accent 1"/>
-    <w:basedOn w:val="723"/>
+    <w:basedOn w:val="907"/>
     <w:uiPriority w:val="99"/>
     <w:pPr>
       <w:pBdr/>
@@ -31008,9 +31062,9 @@
       </w:tcPr>
     </w:tblStylePr>
   </w:style>
-  <w:style w:type="table" w:styleId="133">
+  <w:style w:type="table" w:styleId="842">
     <w:name w:val="Bordered - Accent 2"/>
-    <w:basedOn w:val="723"/>
+    <w:basedOn w:val="907"/>
     <w:uiPriority w:val="99"/>
     <w:pPr>
       <w:pBdr/>
@@ -31239,9 +31293,9 @@
       </w:tcPr>
     </w:tblStylePr>
   </w:style>
-  <w:style w:type="table" w:styleId="134">
+  <w:style w:type="table" w:styleId="843">
     <w:name w:val="Bordered - Accent 3"/>
-    <w:basedOn w:val="723"/>
+    <w:basedOn w:val="907"/>
     <w:uiPriority w:val="99"/>
     <w:pPr>
       <w:pBdr/>
@@ -31470,9 +31524,9 @@
       </w:tcPr>
     </w:tblStylePr>
   </w:style>
-  <w:style w:type="table" w:styleId="135">
+  <w:style w:type="table" w:styleId="844">
     <w:name w:val="Bordered - Accent 4"/>
-    <w:basedOn w:val="723"/>
+    <w:basedOn w:val="907"/>
     <w:uiPriority w:val="99"/>
     <w:pPr>
       <w:pBdr/>
@@ -31701,9 +31755,9 @@
       </w:tcPr>
     </w:tblStylePr>
   </w:style>
-  <w:style w:type="table" w:styleId="136">
+  <w:style w:type="table" w:styleId="845">
     <w:name w:val="Bordered - Accent 5"/>
-    <w:basedOn w:val="723"/>
+    <w:basedOn w:val="907"/>
     <w:uiPriority w:val="99"/>
     <w:pPr>
       <w:pBdr/>
@@ -31932,9 +31986,9 @@
       </w:tcPr>
     </w:tblStylePr>
   </w:style>
-  <w:style w:type="table" w:styleId="137">
+  <w:style w:type="table" w:styleId="846">
     <w:name w:val="Bordered - Accent 6"/>
-    <w:basedOn w:val="723"/>
+    <w:basedOn w:val="907"/>
     <w:uiPriority w:val="99"/>
     <w:pPr>
       <w:pBdr/>
@@ -32163,11 +32217,11 @@
       </w:tcPr>
     </w:tblStylePr>
   </w:style>
-  <w:style w:type="paragraph" w:styleId="139">
+  <w:style w:type="paragraph" w:styleId="847">
     <w:name w:val="Heading 1"/>
-    <w:basedOn w:val="721"/>
-    <w:next w:val="721"/>
-    <w:link w:val="150"/>
+    <w:basedOn w:val="905"/>
+    <w:next w:val="905"/>
+    <w:link w:val="856"/>
     <w:uiPriority w:val="9"/>
     <w:qFormat/>
     <w:pPr>
@@ -32185,11 +32239,11 @@
       <w:szCs w:val="40"/>
     </w:rPr>
   </w:style>
-  <w:style w:type="paragraph" w:styleId="140">
+  <w:style w:type="paragraph" w:styleId="848">
     <w:name w:val="Heading 2"/>
-    <w:basedOn w:val="721"/>
-    <w:next w:val="721"/>
-    <w:link w:val="151"/>
+    <w:basedOn w:val="905"/>
+    <w:next w:val="905"/>
+    <w:link w:val="857"/>
     <w:uiPriority w:val="9"/>
     <w:unhideWhenUsed/>
     <w:qFormat/>
@@ -32208,11 +32262,11 @@
       <w:szCs w:val="32"/>
     </w:rPr>
   </w:style>
-  <w:style w:type="paragraph" w:styleId="141">
+  <w:style w:type="paragraph" w:styleId="849">
     <w:name w:val="Heading 3"/>
-    <w:basedOn w:val="721"/>
-    <w:next w:val="721"/>
-    <w:link w:val="152"/>
+    <w:basedOn w:val="905"/>
+    <w:next w:val="905"/>
+    <w:link w:val="858"/>
     <w:uiPriority w:val="9"/>
     <w:unhideWhenUsed/>
     <w:qFormat/>
@@ -32231,11 +32285,11 @@
       <w:szCs w:val="28"/>
     </w:rPr>
   </w:style>
-  <w:style w:type="paragraph" w:styleId="142">
+  <w:style w:type="paragraph" w:styleId="850">
     <w:name w:val="Heading 4"/>
-    <w:basedOn w:val="721"/>
-    <w:next w:val="721"/>
-    <w:link w:val="153"/>
+    <w:basedOn w:val="905"/>
+    <w:next w:val="905"/>
+    <w:link w:val="859"/>
     <w:uiPriority w:val="9"/>
     <w:unhideWhenUsed/>
     <w:qFormat/>
@@ -32254,11 +32308,11 @@
       <w:color w:val="0f4761" w:themeColor="accent1" w:themeShade="BF"/>
     </w:rPr>
   </w:style>
-  <w:style w:type="paragraph" w:styleId="143">
+  <w:style w:type="paragraph" w:styleId="851">
     <w:name w:val="Heading 5"/>
-    <w:basedOn w:val="721"/>
-    <w:next w:val="721"/>
-    <w:link w:val="154"/>
+    <w:basedOn w:val="905"/>
+    <w:next w:val="905"/>
+    <w:link w:val="860"/>
     <w:uiPriority w:val="9"/>
     <w:unhideWhenUsed/>
     <w:qFormat/>
@@ -32275,11 +32329,11 @@
       <w:color w:val="0f4761" w:themeColor="accent1" w:themeShade="BF"/>
     </w:rPr>
   </w:style>
-  <w:style w:type="paragraph" w:styleId="144">
+  <w:style w:type="paragraph" w:styleId="852">
     <w:name w:val="Heading 6"/>
-    <w:basedOn w:val="721"/>
-    <w:next w:val="721"/>
-    <w:link w:val="155"/>
+    <w:basedOn w:val="905"/>
+    <w:next w:val="905"/>
+    <w:link w:val="861"/>
     <w:uiPriority w:val="9"/>
     <w:unhideWhenUsed/>
     <w:qFormat/>
@@ -32298,11 +32352,11 @@
       <w:color w:val="595959" w:themeColor="text1" w:themeTint="A6"/>
     </w:rPr>
   </w:style>
-  <w:style w:type="paragraph" w:styleId="145">
+  <w:style w:type="paragraph" w:styleId="853">
     <w:name w:val="Heading 7"/>
-    <w:basedOn w:val="721"/>
-    <w:next w:val="721"/>
-    <w:link w:val="156"/>
+    <w:basedOn w:val="905"/>
+    <w:next w:val="905"/>
+    <w:link w:val="862"/>
     <w:uiPriority w:val="9"/>
     <w:unhideWhenUsed/>
     <w:qFormat/>
@@ -32319,11 +32373,11 @@
       <w:color w:val="595959" w:themeColor="text1" w:themeTint="A6"/>
     </w:rPr>
   </w:style>
-  <w:style w:type="paragraph" w:styleId="146">
+  <w:style w:type="paragraph" w:styleId="854">
     <w:name w:val="Heading 8"/>
-    <w:basedOn w:val="721"/>
-    <w:next w:val="721"/>
-    <w:link w:val="157"/>
+    <w:basedOn w:val="905"/>
+    <w:next w:val="905"/>
+    <w:link w:val="863"/>
     <w:uiPriority w:val="9"/>
     <w:unhideWhenUsed/>
     <w:qFormat/>
@@ -32342,11 +32396,11 @@
       <w:color w:val="272727" w:themeColor="text1" w:themeTint="D8"/>
     </w:rPr>
   </w:style>
-  <w:style w:type="paragraph" w:styleId="147">
+  <w:style w:type="paragraph" w:styleId="855">
     <w:name w:val="Heading 9"/>
-    <w:basedOn w:val="721"/>
-    <w:next w:val="721"/>
-    <w:link w:val="158"/>
+    <w:basedOn w:val="905"/>
+    <w:next w:val="905"/>
+    <w:link w:val="864"/>
     <w:uiPriority w:val="9"/>
     <w:unhideWhenUsed/>
     <w:qFormat/>
@@ -32365,10 +32419,10 @@
       <w:color w:val="272727" w:themeColor="text1" w:themeTint="D8"/>
     </w:rPr>
   </w:style>
-  <w:style w:type="character" w:styleId="150">
+  <w:style w:type="character" w:styleId="856">
     <w:name w:val="Heading 1 Char"/>
-    <w:basedOn w:val="722"/>
-    <w:link w:val="139"/>
+    <w:basedOn w:val="906"/>
+    <w:link w:val="847"/>
     <w:uiPriority w:val="9"/>
     <w:pPr>
       <w:pBdr/>
@@ -32382,10 +32436,10 @@
       <w:szCs w:val="40"/>
     </w:rPr>
   </w:style>
-  <w:style w:type="character" w:styleId="151">
+  <w:style w:type="character" w:styleId="857">
     <w:name w:val="Heading 2 Char"/>
-    <w:basedOn w:val="722"/>
-    <w:link w:val="140"/>
+    <w:basedOn w:val="906"/>
+    <w:link w:val="848"/>
     <w:uiPriority w:val="9"/>
     <w:pPr>
       <w:pBdr/>
@@ -32399,10 +32453,10 @@
       <w:szCs w:val="32"/>
     </w:rPr>
   </w:style>
-  <w:style w:type="character" w:styleId="152">
+  <w:style w:type="character" w:styleId="858">
     <w:name w:val="Heading 3 Char"/>
-    <w:basedOn w:val="722"/>
-    <w:link w:val="141"/>
+    <w:basedOn w:val="906"/>
+    <w:link w:val="849"/>
     <w:uiPriority w:val="9"/>
     <w:pPr>
       <w:pBdr/>
@@ -32416,10 +32470,10 @@
       <w:szCs w:val="28"/>
     </w:rPr>
   </w:style>
-  <w:style w:type="character" w:styleId="153">
+  <w:style w:type="character" w:styleId="859">
     <w:name w:val="Heading 4 Char"/>
-    <w:basedOn w:val="722"/>
-    <w:link w:val="142"/>
+    <w:basedOn w:val="906"/>
+    <w:link w:val="850"/>
     <w:uiPriority w:val="9"/>
     <w:pPr>
       <w:pBdr/>
@@ -32433,10 +32487,10 @@
       <w:color w:val="0f4761" w:themeColor="accent1" w:themeShade="BF"/>
     </w:rPr>
   </w:style>
-  <w:style w:type="character" w:styleId="154">
+  <w:style w:type="character" w:styleId="860">
     <w:name w:val="Heading 5 Char"/>
-    <w:basedOn w:val="722"/>
-    <w:link w:val="143"/>
+    <w:basedOn w:val="906"/>
+    <w:link w:val="851"/>
     <w:uiPriority w:val="9"/>
     <w:pPr>
       <w:pBdr/>
@@ -32448,10 +32502,10 @@
       <w:color w:val="0f4761" w:themeColor="accent1" w:themeShade="BF"/>
     </w:rPr>
   </w:style>
-  <w:style w:type="character" w:styleId="155">
+  <w:style w:type="character" w:styleId="861">
     <w:name w:val="Heading 6 Char"/>
-    <w:basedOn w:val="722"/>
-    <w:link w:val="144"/>
+    <w:basedOn w:val="906"/>
+    <w:link w:val="852"/>
     <w:uiPriority w:val="9"/>
     <w:pPr>
       <w:pBdr/>
@@ -32465,10 +32519,10 @@
       <w:color w:val="595959" w:themeColor="text1" w:themeTint="A6"/>
     </w:rPr>
   </w:style>
-  <w:style w:type="character" w:styleId="156">
+  <w:style w:type="character" w:styleId="862">
     <w:name w:val="Heading 7 Char"/>
-    <w:basedOn w:val="722"/>
-    <w:link w:val="145"/>
+    <w:basedOn w:val="906"/>
+    <w:link w:val="853"/>
     <w:uiPriority w:val="9"/>
     <w:pPr>
       <w:pBdr/>
@@ -32480,10 +32534,10 @@
       <w:color w:val="595959" w:themeColor="text1" w:themeTint="A6"/>
     </w:rPr>
   </w:style>
-  <w:style w:type="character" w:styleId="157">
+  <w:style w:type="character" w:styleId="863">
     <w:name w:val="Heading 8 Char"/>
-    <w:basedOn w:val="722"/>
-    <w:link w:val="146"/>
+    <w:basedOn w:val="906"/>
+    <w:link w:val="854"/>
     <w:uiPriority w:val="9"/>
     <w:pPr>
       <w:pBdr/>
@@ -32497,10 +32551,10 @@
       <w:color w:val="272727" w:themeColor="text1" w:themeTint="D8"/>
     </w:rPr>
   </w:style>
-  <w:style w:type="character" w:styleId="158">
+  <w:style w:type="character" w:styleId="864">
     <w:name w:val="Heading 9 Char"/>
-    <w:basedOn w:val="722"/>
-    <w:link w:val="147"/>
+    <w:basedOn w:val="906"/>
+    <w:link w:val="855"/>
     <w:uiPriority w:val="9"/>
     <w:pPr>
       <w:pBdr/>
@@ -32514,11 +32568,11 @@
       <w:color w:val="272727" w:themeColor="text1" w:themeTint="D8"/>
     </w:rPr>
   </w:style>
-  <w:style w:type="paragraph" w:styleId="159">
+  <w:style w:type="paragraph" w:styleId="865">
     <w:name w:val="Title"/>
-    <w:basedOn w:val="721"/>
-    <w:next w:val="721"/>
-    <w:link w:val="160"/>
+    <w:basedOn w:val="905"/>
+    <w:next w:val="905"/>
+    <w:link w:val="866"/>
     <w:uiPriority w:val="10"/>
     <w:qFormat/>
     <w:pPr>
@@ -32534,10 +32588,10 @@
       <w:szCs w:val="56"/>
     </w:rPr>
   </w:style>
-  <w:style w:type="character" w:styleId="160">
+  <w:style w:type="character" w:styleId="866">
     <w:name w:val="Title Char"/>
-    <w:basedOn w:val="722"/>
-    <w:link w:val="159"/>
+    <w:basedOn w:val="906"/>
+    <w:link w:val="865"/>
     <w:uiPriority w:val="10"/>
     <w:pPr>
       <w:pBdr/>
@@ -32551,11 +32605,11 @@
       <w:szCs w:val="56"/>
     </w:rPr>
   </w:style>
-  <w:style w:type="paragraph" w:styleId="161">
+  <w:style w:type="paragraph" w:styleId="867">
     <w:name w:val="Subtitle"/>
-    <w:basedOn w:val="721"/>
-    <w:next w:val="721"/>
-    <w:link w:val="162"/>
+    <w:basedOn w:val="905"/>
+    <w:next w:val="905"/>
+    <w:link w:val="868"/>
     <w:uiPriority w:val="11"/>
     <w:qFormat/>
     <w:pPr>
@@ -32573,10 +32627,10 @@
       <w:szCs w:val="28"/>
     </w:rPr>
   </w:style>
-  <w:style w:type="character" w:styleId="162">
+  <w:style w:type="character" w:styleId="868">
     <w:name w:val="Subtitle Char"/>
-    <w:basedOn w:val="722"/>
-    <w:link w:val="161"/>
+    <w:basedOn w:val="906"/>
+    <w:link w:val="867"/>
     <w:uiPriority w:val="11"/>
     <w:pPr>
       <w:pBdr/>
@@ -32590,11 +32644,11 @@
       <w:szCs w:val="28"/>
     </w:rPr>
   </w:style>
-  <w:style w:type="paragraph" w:styleId="163">
+  <w:style w:type="paragraph" w:styleId="869">
     <w:name w:val="Quote"/>
-    <w:basedOn w:val="721"/>
-    <w:next w:val="721"/>
-    <w:link w:val="164"/>
+    <w:basedOn w:val="905"/>
+    <w:next w:val="905"/>
+    <w:link w:val="870"/>
     <w:uiPriority w:val="29"/>
     <w:qFormat/>
     <w:pPr>
@@ -32609,10 +32663,10 @@
       <w:color w:val="404040" w:themeColor="text1" w:themeTint="BF"/>
     </w:rPr>
   </w:style>
-  <w:style w:type="character" w:styleId="164">
+  <w:style w:type="character" w:styleId="870">
     <w:name w:val="Quote Char"/>
-    <w:basedOn w:val="722"/>
-    <w:link w:val="163"/>
+    <w:basedOn w:val="906"/>
+    <w:link w:val="869"/>
     <w:uiPriority w:val="29"/>
     <w:pPr>
       <w:pBdr/>
@@ -32625,9 +32679,9 @@
       <w:color w:val="404040" w:themeColor="text1" w:themeTint="BF"/>
     </w:rPr>
   </w:style>
-  <w:style w:type="paragraph" w:styleId="165">
+  <w:style w:type="paragraph" w:styleId="871">
     <w:name w:val="List Paragraph"/>
-    <w:basedOn w:val="721"/>
+    <w:basedOn w:val="905"/>
     <w:uiPriority w:val="34"/>
     <w:qFormat/>
     <w:pPr>
@@ -32637,9 +32691,9 @@
       <w:contextualSpacing w:val="true"/>
     </w:pPr>
   </w:style>
-  <w:style w:type="character" w:styleId="166">
+  <w:style w:type="character" w:styleId="872">
     <w:name w:val="Intense Emphasis"/>
-    <w:basedOn w:val="722"/>
+    <w:basedOn w:val="906"/>
     <w:uiPriority w:val="21"/>
     <w:qFormat/>
     <w:pPr>
@@ -32653,11 +32707,11 @@
       <w:color w:val="0f4761" w:themeColor="accent1" w:themeShade="BF"/>
     </w:rPr>
   </w:style>
-  <w:style w:type="paragraph" w:styleId="167">
+  <w:style w:type="paragraph" w:styleId="873">
     <w:name w:val="Intense Quote"/>
-    <w:basedOn w:val="721"/>
-    <w:next w:val="721"/>
-    <w:link w:val="168"/>
+    <w:basedOn w:val="905"/>
+    <w:next w:val="905"/>
+    <w:link w:val="874"/>
     <w:uiPriority w:val="30"/>
     <w:qFormat/>
     <w:pPr>
@@ -32675,10 +32729,10 @@
       <w:color w:val="0f4761" w:themeColor="accent1" w:themeShade="BF"/>
     </w:rPr>
   </w:style>
-  <w:style w:type="character" w:styleId="168">
+  <w:style w:type="character" w:styleId="874">
     <w:name w:val="Intense Quote Char"/>
-    <w:basedOn w:val="722"/>
-    <w:link w:val="167"/>
+    <w:basedOn w:val="906"/>
+    <w:link w:val="873"/>
     <w:uiPriority w:val="30"/>
     <w:pPr>
       <w:pBdr/>
@@ -32691,9 +32745,9 @@
       <w:color w:val="0f4761" w:themeColor="accent1" w:themeShade="BF"/>
     </w:rPr>
   </w:style>
-  <w:style w:type="character" w:styleId="169">
+  <w:style w:type="character" w:styleId="875">
     <w:name w:val="Intense Reference"/>
-    <w:basedOn w:val="722"/>
+    <w:basedOn w:val="906"/>
     <w:uiPriority w:val="32"/>
     <w:qFormat/>
     <w:pPr>
@@ -32709,9 +32763,9 @@
       <w:spacing w:val="5"/>
     </w:rPr>
   </w:style>
-  <w:style w:type="paragraph" w:styleId="170">
+  <w:style w:type="paragraph" w:styleId="876">
     <w:name w:val="No Spacing"/>
-    <w:basedOn w:val="721"/>
+    <w:basedOn w:val="905"/>
     <w:uiPriority w:val="1"/>
     <w:qFormat/>
     <w:pPr>
@@ -32720,9 +32774,9 @@
       <w:ind/>
     </w:pPr>
   </w:style>
-  <w:style w:type="character" w:styleId="171">
+  <w:style w:type="character" w:styleId="877">
     <w:name w:val="Subtle Emphasis"/>
-    <w:basedOn w:val="722"/>
+    <w:basedOn w:val="906"/>
     <w:uiPriority w:val="19"/>
     <w:qFormat/>
     <w:pPr>
@@ -32736,9 +32790,9 @@
       <w:color w:val="404040" w:themeColor="text1" w:themeTint="BF"/>
     </w:rPr>
   </w:style>
-  <w:style w:type="character" w:styleId="172">
+  <w:style w:type="character" w:styleId="878">
     <w:name w:val="Emphasis"/>
-    <w:basedOn w:val="722"/>
+    <w:basedOn w:val="906"/>
     <w:uiPriority w:val="20"/>
     <w:qFormat/>
     <w:pPr>
@@ -32751,9 +32805,9 @@
       <w:iCs/>
     </w:rPr>
   </w:style>
-  <w:style w:type="character" w:styleId="173">
+  <w:style w:type="character" w:styleId="879">
     <w:name w:val="Strong"/>
-    <w:basedOn w:val="722"/>
+    <w:basedOn w:val="906"/>
     <w:uiPriority w:val="22"/>
     <w:qFormat/>
     <w:pPr>
@@ -32766,9 +32820,9 @@
       <w:bCs/>
     </w:rPr>
   </w:style>
-  <w:style w:type="character" w:styleId="174">
+  <w:style w:type="character" w:styleId="880">
     <w:name w:val="Subtle Reference"/>
-    <w:basedOn w:val="722"/>
+    <w:basedOn w:val="906"/>
     <w:uiPriority w:val="31"/>
     <w:qFormat/>
     <w:pPr>
@@ -32781,9 +32835,9 @@
       <w:color w:val="5a5a5a" w:themeColor="text1" w:themeTint="A5"/>
     </w:rPr>
   </w:style>
-  <w:style w:type="character" w:styleId="175">
+  <w:style w:type="character" w:styleId="881">
     <w:name w:val="Book Title"/>
-    <w:basedOn w:val="722"/>
+    <w:basedOn w:val="906"/>
     <w:uiPriority w:val="33"/>
     <w:qFormat/>
     <w:pPr>
@@ -32799,10 +32853,10 @@
       <w:spacing w:val="5"/>
     </w:rPr>
   </w:style>
-  <w:style w:type="character" w:styleId="177">
+  <w:style w:type="character" w:styleId="882">
     <w:name w:val="Header Char"/>
-    <w:basedOn w:val="722"/>
-    <w:link w:val="726"/>
+    <w:basedOn w:val="906"/>
+    <w:link w:val="910"/>
     <w:uiPriority w:val="99"/>
     <w:pPr>
       <w:pBdr/>
@@ -32810,10 +32864,10 @@
       <w:ind/>
     </w:pPr>
   </w:style>
-  <w:style w:type="character" w:styleId="179">
+  <w:style w:type="character" w:styleId="883">
     <w:name w:val="Footer Char"/>
-    <w:basedOn w:val="722"/>
-    <w:link w:val="728"/>
+    <w:basedOn w:val="906"/>
+    <w:link w:val="912"/>
     <w:uiPriority w:val="99"/>
     <w:pPr>
       <w:pBdr/>
@@ -32821,10 +32875,10 @@
       <w:ind/>
     </w:pPr>
   </w:style>
-  <w:style w:type="paragraph" w:styleId="180">
+  <w:style w:type="paragraph" w:styleId="884">
     <w:name w:val="Caption"/>
-    <w:basedOn w:val="721"/>
-    <w:next w:val="721"/>
+    <w:basedOn w:val="905"/>
+    <w:next w:val="905"/>
     <w:uiPriority w:val="35"/>
     <w:unhideWhenUsed/>
     <w:qFormat/>
@@ -32841,10 +32895,10 @@
       <w:szCs w:val="18"/>
     </w:rPr>
   </w:style>
-  <w:style w:type="paragraph" w:styleId="181">
+  <w:style w:type="paragraph" w:styleId="885">
     <w:name w:val="footnote text"/>
-    <w:basedOn w:val="721"/>
-    <w:link w:val="182"/>
+    <w:basedOn w:val="905"/>
+    <w:link w:val="886"/>
     <w:uiPriority w:val="99"/>
     <w:semiHidden/>
     <w:unhideWhenUsed/>
@@ -32858,10 +32912,10 @@
       <w:szCs w:val="20"/>
     </w:rPr>
   </w:style>
-  <w:style w:type="character" w:styleId="182">
+  <w:style w:type="character" w:styleId="886">
     <w:name w:val="Footnote Text Char"/>
-    <w:basedOn w:val="722"/>
-    <w:link w:val="181"/>
+    <w:basedOn w:val="906"/>
+    <w:link w:val="885"/>
     <w:uiPriority w:val="99"/>
     <w:semiHidden/>
     <w:pPr>
@@ -32874,9 +32928,9 @@
       <w:szCs w:val="20"/>
     </w:rPr>
   </w:style>
-  <w:style w:type="character" w:styleId="183">
+  <w:style w:type="character" w:styleId="887">
     <w:name w:val="footnote reference"/>
-    <w:basedOn w:val="722"/>
+    <w:basedOn w:val="906"/>
     <w:uiPriority w:val="99"/>
     <w:semiHidden/>
     <w:unhideWhenUsed/>
@@ -32889,10 +32943,10 @@
       <w:vertAlign w:val="superscript"/>
     </w:rPr>
   </w:style>
-  <w:style w:type="paragraph" w:styleId="184">
+  <w:style w:type="paragraph" w:styleId="888">
     <w:name w:val="endnote text"/>
-    <w:basedOn w:val="721"/>
-    <w:link w:val="185"/>
+    <w:basedOn w:val="905"/>
+    <w:link w:val="889"/>
     <w:uiPriority w:val="99"/>
     <w:semiHidden/>
     <w:unhideWhenUsed/>
@@ -32906,10 +32960,10 @@
       <w:szCs w:val="20"/>
     </w:rPr>
   </w:style>
-  <w:style w:type="character" w:styleId="185">
+  <w:style w:type="character" w:styleId="889">
     <w:name w:val="Endnote Text Char"/>
-    <w:basedOn w:val="722"/>
-    <w:link w:val="184"/>
+    <w:basedOn w:val="906"/>
+    <w:link w:val="888"/>
     <w:uiPriority w:val="99"/>
     <w:semiHidden/>
     <w:pPr>
@@ -32922,9 +32976,9 @@
       <w:szCs w:val="20"/>
     </w:rPr>
   </w:style>
-  <w:style w:type="character" w:styleId="186">
+  <w:style w:type="character" w:styleId="890">
     <w:name w:val="endnote reference"/>
-    <w:basedOn w:val="722"/>
+    <w:basedOn w:val="906"/>
     <w:uiPriority w:val="99"/>
     <w:semiHidden/>
     <w:unhideWhenUsed/>
@@ -32937,9 +32991,9 @@
       <w:vertAlign w:val="superscript"/>
     </w:rPr>
   </w:style>
-  <w:style w:type="character" w:styleId="187">
+  <w:style w:type="character" w:styleId="891">
     <w:name w:val="Hyperlink"/>
-    <w:basedOn w:val="722"/>
+    <w:basedOn w:val="906"/>
     <w:uiPriority w:val="99"/>
     <w:unhideWhenUsed/>
     <w:pPr>
@@ -32952,9 +33006,9 @@
       <w:u w:val="single"/>
     </w:rPr>
   </w:style>
-  <w:style w:type="character" w:styleId="188">
+  <w:style w:type="character" w:styleId="892">
     <w:name w:val="FollowedHyperlink"/>
-    <w:basedOn w:val="722"/>
+    <w:basedOn w:val="906"/>
     <w:uiPriority w:val="99"/>
     <w:semiHidden/>
     <w:unhideWhenUsed/>
@@ -32968,10 +33022,10 @@
       <w:u w:val="single"/>
     </w:rPr>
   </w:style>
-  <w:style w:type="paragraph" w:styleId="189">
+  <w:style w:type="paragraph" w:styleId="893">
     <w:name w:val="toc 1"/>
-    <w:basedOn w:val="721"/>
-    <w:next w:val="721"/>
+    <w:basedOn w:val="905"/>
+    <w:next w:val="905"/>
     <w:uiPriority w:val="39"/>
     <w:unhideWhenUsed/>
     <w:pPr>
@@ -32980,10 +33034,10 @@
       <w:ind/>
     </w:pPr>
   </w:style>
-  <w:style w:type="paragraph" w:styleId="190">
+  <w:style w:type="paragraph" w:styleId="894">
     <w:name w:val="toc 2"/>
-    <w:basedOn w:val="721"/>
-    <w:next w:val="721"/>
+    <w:basedOn w:val="905"/>
+    <w:next w:val="905"/>
     <w:uiPriority w:val="39"/>
     <w:unhideWhenUsed/>
     <w:pPr>
@@ -32992,10 +33046,10 @@
       <w:ind w:left="220"/>
     </w:pPr>
   </w:style>
-  <w:style w:type="paragraph" w:styleId="191">
+  <w:style w:type="paragraph" w:styleId="895">
     <w:name w:val="toc 3"/>
-    <w:basedOn w:val="721"/>
-    <w:next w:val="721"/>
+    <w:basedOn w:val="905"/>
+    <w:next w:val="905"/>
     <w:uiPriority w:val="39"/>
     <w:unhideWhenUsed/>
     <w:pPr>
@@ -33004,10 +33058,10 @@
       <w:ind w:left="440"/>
     </w:pPr>
   </w:style>
-  <w:style w:type="paragraph" w:styleId="192">
+  <w:style w:type="paragraph" w:styleId="896">
     <w:name w:val="toc 4"/>
-    <w:basedOn w:val="721"/>
-    <w:next w:val="721"/>
+    <w:basedOn w:val="905"/>
+    <w:next w:val="905"/>
     <w:uiPriority w:val="39"/>
     <w:unhideWhenUsed/>
     <w:pPr>
@@ -33016,10 +33070,10 @@
       <w:ind w:left="660"/>
     </w:pPr>
   </w:style>
-  <w:style w:type="paragraph" w:styleId="193">
+  <w:style w:type="paragraph" w:styleId="897">
     <w:name w:val="toc 5"/>
-    <w:basedOn w:val="721"/>
-    <w:next w:val="721"/>
+    <w:basedOn w:val="905"/>
+    <w:next w:val="905"/>
     <w:uiPriority w:val="39"/>
     <w:unhideWhenUsed/>
     <w:pPr>
@@ -33028,10 +33082,10 @@
       <w:ind w:left="880"/>
     </w:pPr>
   </w:style>
-  <w:style w:type="paragraph" w:styleId="194">
+  <w:style w:type="paragraph" w:styleId="898">
     <w:name w:val="toc 6"/>
-    <w:basedOn w:val="721"/>
-    <w:next w:val="721"/>
+    <w:basedOn w:val="905"/>
+    <w:next w:val="905"/>
     <w:uiPriority w:val="39"/>
     <w:unhideWhenUsed/>
     <w:pPr>
@@ -33040,10 +33094,10 @@
       <w:ind w:left="1100"/>
     </w:pPr>
   </w:style>
-  <w:style w:type="paragraph" w:styleId="195">
+  <w:style w:type="paragraph" w:styleId="899">
     <w:name w:val="toc 7"/>
-    <w:basedOn w:val="721"/>
-    <w:next w:val="721"/>
+    <w:basedOn w:val="905"/>
+    <w:next w:val="905"/>
     <w:uiPriority w:val="39"/>
     <w:unhideWhenUsed/>
     <w:pPr>
@@ -33052,10 +33106,10 @@
       <w:ind w:left="1320"/>
     </w:pPr>
   </w:style>
-  <w:style w:type="paragraph" w:styleId="196">
+  <w:style w:type="paragraph" w:styleId="900">
     <w:name w:val="toc 8"/>
-    <w:basedOn w:val="721"/>
-    <w:next w:val="721"/>
+    <w:basedOn w:val="905"/>
+    <w:next w:val="905"/>
     <w:uiPriority w:val="39"/>
     <w:unhideWhenUsed/>
     <w:pPr>
@@ -33064,10 +33118,10 @@
       <w:ind w:left="1540"/>
     </w:pPr>
   </w:style>
-  <w:style w:type="paragraph" w:styleId="197">
+  <w:style w:type="paragraph" w:styleId="901">
     <w:name w:val="toc 9"/>
-    <w:basedOn w:val="721"/>
-    <w:next w:val="721"/>
+    <w:basedOn w:val="905"/>
+    <w:next w:val="905"/>
     <w:uiPriority w:val="39"/>
     <w:unhideWhenUsed/>
     <w:pPr>
@@ -33076,9 +33130,9 @@
       <w:ind w:left="1760"/>
     </w:pPr>
   </w:style>
-  <w:style w:type="character" w:styleId="198">
+  <w:style w:type="character" w:styleId="902">
     <w:name w:val="Placeholder Text"/>
-    <w:basedOn w:val="722"/>
+    <w:basedOn w:val="906"/>
     <w:uiPriority w:val="99"/>
     <w:semiHidden/>
     <w:pPr>
@@ -33090,7 +33144,7 @@
       <w:color w:val="666666"/>
     </w:rPr>
   </w:style>
-  <w:style w:type="paragraph" w:styleId="208">
+  <w:style w:type="paragraph" w:styleId="903">
     <w:name w:val="TOC Heading"/>
     <w:uiPriority w:val="39"/>
     <w:unhideWhenUsed/>
@@ -33100,10 +33154,10 @@
       <w:ind/>
     </w:pPr>
   </w:style>
-  <w:style w:type="paragraph" w:styleId="209">
+  <w:style w:type="paragraph" w:styleId="904">
     <w:name w:val="table of figures"/>
-    <w:basedOn w:val="721"/>
-    <w:next w:val="721"/>
+    <w:basedOn w:val="905"/>
+    <w:next w:val="905"/>
     <w:uiPriority w:val="99"/>
     <w:unhideWhenUsed/>
     <w:pPr>
@@ -33112,7 +33166,7 @@
       <w:ind/>
     </w:pPr>
   </w:style>
-  <w:style w:type="paragraph" w:styleId="721" w:default="1">
+  <w:style w:type="paragraph" w:styleId="905" w:default="1">
     <w:name w:val="Normal"/>
     <w:qFormat/>
     <w:pPr>
@@ -33126,7 +33180,7 @@
       <w:sz w:val="22"/>
     </w:rPr>
   </w:style>
-  <w:style w:type="character" w:styleId="722" w:default="1">
+  <w:style w:type="character" w:styleId="906" w:default="1">
     <w:name w:val="Default Paragraph Font"/>
     <w:uiPriority w:val="1"/>
     <w:semiHidden/>
@@ -33137,7 +33191,7 @@
       <w:ind/>
     </w:pPr>
   </w:style>
-  <w:style w:type="table" w:styleId="723" w:default="1">
+  <w:style w:type="table" w:styleId="907" w:default="1">
     <w:name w:val="Normal Table"/>
     <w:uiPriority w:val="99"/>
     <w:semiHidden/>
@@ -33330,7 +33384,7 @@
       </w:tcPr>
     </w:tblStylePr>
   </w:style>
-  <w:style w:type="numbering" w:styleId="724" w:default="1">
+  <w:style w:type="numbering" w:styleId="908" w:default="1">
     <w:name w:val="No List"/>
     <w:uiPriority w:val="99"/>
     <w:semiHidden/>
@@ -33341,7 +33395,7 @@
       <w:ind/>
     </w:pPr>
   </w:style>
-  <w:style w:type="table" w:styleId="725" w:customStyle="1">
+  <w:style w:type="table" w:styleId="909" w:customStyle="1">
     <w:name w:val="Table Grid"/>
     <w:pPr>
       <w:pBdr/>
@@ -33530,10 +33584,10 @@
       </w:tcPr>
     </w:tblStylePr>
   </w:style>
-  <w:style w:type="paragraph" w:styleId="726">
+  <w:style w:type="paragraph" w:styleId="910">
     <w:name w:val="Header"/>
-    <w:basedOn w:val="721"/>
-    <w:link w:val="727"/>
+    <w:basedOn w:val="905"/>
+    <w:link w:val="911"/>
     <w:uiPriority w:val="99"/>
     <w:unhideWhenUsed/>
     <w:pPr>
@@ -33546,10 +33600,10 @@
       <w:ind/>
     </w:pPr>
   </w:style>
-  <w:style w:type="character" w:styleId="727" w:customStyle="1">
+  <w:style w:type="character" w:styleId="911" w:customStyle="1">
     <w:name w:val="Encabezado Car"/>
-    <w:basedOn w:val="722"/>
-    <w:link w:val="726"/>
+    <w:basedOn w:val="906"/>
+    <w:link w:val="910"/>
     <w:uiPriority w:val="99"/>
     <w:pPr>
       <w:pBdr/>
@@ -33562,10 +33616,10 @@
       <w:sz w:val="22"/>
     </w:rPr>
   </w:style>
-  <w:style w:type="paragraph" w:styleId="728">
+  <w:style w:type="paragraph" w:styleId="912">
     <w:name w:val="Footer"/>
-    <w:basedOn w:val="721"/>
-    <w:link w:val="729"/>
+    <w:basedOn w:val="905"/>
+    <w:link w:val="913"/>
     <w:uiPriority w:val="99"/>
     <w:unhideWhenUsed/>
     <w:pPr>
@@ -33578,10 +33632,10 @@
       <w:ind/>
     </w:pPr>
   </w:style>
-  <w:style w:type="character" w:styleId="729" w:customStyle="1">
+  <w:style w:type="character" w:styleId="913" w:customStyle="1">
     <w:name w:val="Pie de página Car"/>
-    <w:basedOn w:val="722"/>
-    <w:link w:val="728"/>
+    <w:basedOn w:val="906"/>
+    <w:link w:val="912"/>
     <w:uiPriority w:val="99"/>
     <w:pPr>
       <w:pBdr/>
@@ -33594,10 +33648,10 @@
       <w:sz w:val="22"/>
     </w:rPr>
   </w:style>
-  <w:style w:type="paragraph" w:styleId="730">
+  <w:style w:type="paragraph" w:styleId="914">
     <w:name w:val="Body Text"/>
-    <w:basedOn w:val="721"/>
-    <w:link w:val="731"/>
+    <w:basedOn w:val="905"/>
+    <w:link w:val="915"/>
     <w:uiPriority w:val="1"/>
     <w:qFormat/>
     <w:pPr>
@@ -33615,10 +33669,10 @@
       <w14:ligatures w14:val="none"/>
     </w:rPr>
   </w:style>
-  <w:style w:type="character" w:styleId="731" w:customStyle="1">
+  <w:style w:type="character" w:styleId="915" w:customStyle="1">
     <w:name w:val="Texto independiente Car"/>
-    <w:basedOn w:val="722"/>
-    <w:link w:val="730"/>
+    <w:basedOn w:val="906"/>
+    <w:link w:val="914"/>
     <w:uiPriority w:val="1"/>
     <w:pPr>
       <w:pBdr/>

--- a/addons-extra/extrairg/irg_gradebook_certificates/static/src/templates/Plantilla-certificado-notas-raimon.docx
+++ b/addons-extra/extrairg/irg_gradebook_certificates/static/src/templates/Plantilla-certificado-notas-raimon.docx
@@ -124,6 +124,14 @@
           <w:highlight w:val="none"/>
         </w:rPr>
       </w:r>
+      <w:r>
+        <w:rPr>
+          <w:rFonts w:asciiTheme="minorHAnsi" w:hAnsiTheme="minorHAnsi" w:cstheme="minorHAnsi"/>
+          <w:sz w:val="20"/>
+          <w:szCs w:val="20"/>
+          <w:highlight w:val="none"/>
+        </w:rPr>
+      </w:r>
     </w:p>
     <w:p>
       <w:pPr>
@@ -215,6 +223,14 @@
           <w:highlight w:val="none"/>
         </w:rPr>
       </w:pPr>
+      <w:r>
+        <w:rPr>
+          <w:rFonts w:asciiTheme="minorHAnsi" w:hAnsiTheme="minorHAnsi" w:cstheme="minorHAnsi"/>
+          <w:sz w:val="20"/>
+          <w:szCs w:val="20"/>
+          <w:highlight w:val="none"/>
+        </w:rPr>
+      </w:r>
       <w:r>
         <w:rPr>
           <w:rFonts w:asciiTheme="minorHAnsi" w:hAnsiTheme="minorHAnsi" w:cstheme="minorHAnsi"/>
@@ -321,6 +337,52 @@
           <w:highlight w:val="none"/>
         </w:rPr>
         <w:t xml:space="preserve">émico &lt;&lt;añoCurso&gt;&gt; con una carga lectiva de &lt;&lt;Etcs&gt;&gt;, ha obtenido las calificaciones siguientes:</w:t>
+      </w:r>
+      <w:r>
+        <w:rPr>
+          <w:rFonts w:asciiTheme="minorHAnsi" w:hAnsiTheme="minorHAnsi" w:cstheme="minorHAnsi"/>
+          <w:b w:val="0"/>
+          <w:bCs w:val="0"/>
+          <w:sz w:val="20"/>
+          <w:szCs w:val="20"/>
+          <w:highlight w:val="none"/>
+        </w:rPr>
+      </w:r>
+      <w:r>
+        <w:rPr>
+          <w:rFonts w:asciiTheme="minorHAnsi" w:hAnsiTheme="minorHAnsi" w:cstheme="minorHAnsi"/>
+          <w:b w:val="0"/>
+          <w:bCs w:val="0"/>
+          <w:sz w:val="20"/>
+          <w:szCs w:val="20"/>
+          <w:highlight w:val="none"/>
+        </w:rPr>
+      </w:r>
+    </w:p>
+    <w:p>
+      <w:pPr>
+        <w:pBdr/>
+        <w:spacing w:after="0"/>
+        <w:ind w:left="128"/>
+        <w:jc w:val="both"/>
+        <w:rPr>
+          <w:rFonts w:asciiTheme="minorHAnsi" w:hAnsiTheme="minorHAnsi" w:cstheme="minorHAnsi"/>
+          <w:b w:val="0"/>
+          <w:bCs w:val="0"/>
+          <w:sz w:val="20"/>
+          <w:szCs w:val="20"/>
+          <w:highlight w:val="none"/>
+        </w:rPr>
+      </w:pPr>
+      <w:r>
+        <w:rPr>
+          <w:rFonts w:asciiTheme="minorHAnsi" w:hAnsiTheme="minorHAnsi" w:cstheme="minorHAnsi"/>
+          <w:b w:val="0"/>
+          <w:bCs w:val="0"/>
+          <w:sz w:val="20"/>
+          <w:szCs w:val="20"/>
+          <w:highlight w:val="none"/>
+        </w:rPr>
       </w:r>
       <w:r>
         <w:rPr>
@@ -1548,8 +1610,8 @@
       </w:r>
       <w:r>
         <w:rPr>
-          <w:color w:val="555555"/>
-          <w:sz w:val="14"/>
+          <w:sz w:val="20"/>
+          <w:szCs w:val="20"/>
         </w:rPr>
       </w:r>
       <w:r>
@@ -1583,6 +1645,7 @@
         <w:rPr>
           <w:color w:val="555555"/>
           <w:sz w:val="14"/>
+          <w:szCs w:val="14"/>
         </w:rPr>
       </w:r>
       <w:r>
@@ -2644,7 +2707,7 @@
       <w:r>
         <w:rPr>
           <w:rFonts w:asciiTheme="minorHAnsi" w:hAnsiTheme="minorHAnsi" w:cstheme="minorHAnsi"/>
-          <w:sz w:val="24"/>
+          <w:highlight w:val="none"/>
         </w:rPr>
       </w:r>
       <w:r>
